--- a/klagomål/A 17679-2026 FSC-klagomål.docx
+++ b/klagomål/A 17679-2026 FSC-klagomål.docx
@@ -714,7 +714,7 @@
     <w:r>
       <w:tab/>
       <w:tab/>
-      <w:t>2026-04-14</w:t>
+      <w:t>2026-04-15</w:t>
       <w:br/>
       <w:br/>
     </w:r>

--- a/klagomål/A 17679-2026 FSC-klagomål.docx
+++ b/klagomål/A 17679-2026 FSC-klagomål.docx
@@ -714,7 +714,7 @@
     <w:r>
       <w:tab/>
       <w:tab/>
-      <w:t>2026-04-15</w:t>
+      <w:t>2026-04-16</w:t>
       <w:br/>
       <w:br/>
     </w:r>

--- a/klagomål/A 17679-2026 FSC-klagomål.docx
+++ b/klagomål/A 17679-2026 FSC-klagomål.docx
@@ -714,7 +714,7 @@
     <w:r>
       <w:tab/>
       <w:tab/>
-      <w:t>2026-04-16</w:t>
+      <w:t>2026-04-17</w:t>
       <w:br/>
       <w:br/>
     </w:r>

--- a/klagomål/A 17679-2026 FSC-klagomål.docx
+++ b/klagomål/A 17679-2026 FSC-klagomål.docx
@@ -714,7 +714,7 @@
     <w:r>
       <w:tab/>
       <w:tab/>
-      <w:t>2026-04-17</w:t>
+      <w:t>2026-04-18</w:t>
       <w:br/>
       <w:br/>
     </w:r>

--- a/klagomål/A 17679-2026 FSC-klagomål.docx
+++ b/klagomål/A 17679-2026 FSC-klagomål.docx
@@ -714,7 +714,7 @@
     <w:r>
       <w:tab/>
       <w:tab/>
-      <w:t>2026-04-18</w:t>
+      <w:t>2026-04-19</w:t>
       <w:br/>
       <w:br/>
     </w:r>

--- a/klagomål/A 17679-2026 FSC-klagomål.docx
+++ b/klagomål/A 17679-2026 FSC-klagomål.docx
@@ -714,7 +714,7 @@
     <w:r>
       <w:tab/>
       <w:tab/>
-      <w:t>2026-04-19</w:t>
+      <w:t>2026-04-20</w:t>
       <w:br/>
       <w:br/>
     </w:r>

--- a/klagomål/A 17679-2026 FSC-klagomål.docx
+++ b/klagomål/A 17679-2026 FSC-klagomål.docx
@@ -714,7 +714,7 @@
     <w:r>
       <w:tab/>
       <w:tab/>
-      <w:t>2026-04-20</w:t>
+      <w:t>2026-04-21</w:t>
       <w:br/>
       <w:br/>
     </w:r>

--- a/klagomål/A 17679-2026 FSC-klagomål.docx
+++ b/klagomål/A 17679-2026 FSC-klagomål.docx
@@ -173,7 +173,7 @@
     </w:p>
     <w:p>
       <w:r>
-        <w:t>Nedan presenteras fynd av naturvårdsarter och fridlysta arter som gjorts i det avverkningsanmälda området, samt relevanta utdrag ur standarderna för FSC, Chain of Custody, Controlled Wood och PEFC.</w:t>
+        <w:t>Nedan presenteras fynd av naturvårdsarter och fridlysta arter som gjorts i det avverkningsanmälda området, samt relevanta utdrag ur standarderna för FSC, Chain of Custody, Controlled Wood och PEFC. I BILAGA 1 finns artfakta om fridlysta arter.</w:t>
       </w:r>
     </w:p>
     <w:p>
@@ -191,7 +191,7 @@
     </w:p>
     <w:p>
       <w:r>
-        <w:t>I avverkningsanmälan har följande 2 naturvårdsarter hittats: tallkötticka (NT) och kungsfågel (§4). Av dessa är 1 rödlistade. För rödlistade arter har rödlistekategorin angivits inom parentes. För fridlysta arter anges även paragrafen i Artskyddsförordningen som arten är fridlyst enligt.</w:t>
+        <w:t>I avverkningsanmälan har följande 3 naturvårdsarter hittats: nordfladdermus (NT, §4a), tallkötticka (NT) och kungsfågel (§4). Av dessa är 2 rödlistade. För rödlistade arter har rödlistekategorin angivits inom parentes. För fridlysta arter anges även paragrafen i Artskyddsförordningen som arten är fridlyst enligt.</w:t>
       </w:r>
     </w:p>
     <w:p>
@@ -206,7 +206,7 @@
       <w:r>
         <w:drawing>
           <wp:inline xmlns:a="http://schemas.openxmlformats.org/drawingml/2006/main" xmlns:pic="http://schemas.openxmlformats.org/drawingml/2006/picture">
-            <wp:extent cx="5486400" cy="4455090"/>
+            <wp:extent cx="5486400" cy="4344870"/>
             <wp:docPr id="1" name="Picture 1"/>
             <wp:cNvGraphicFramePr>
               <a:graphicFrameLocks noChangeAspect="1"/>
@@ -227,7 +227,7 @@
                   <pic:spPr>
                     <a:xfrm>
                       <a:off x="0" y="0"/>
-                      <a:ext cx="5486400" cy="4455090"/>
+                      <a:ext cx="5486400" cy="4344870"/>
                     </a:xfrm>
                     <a:prstGeom prst="rect"/>
                   </pic:spPr>
@@ -276,7 +276,7 @@
     </w:p>
     <w:p>
       <w:r>
-        <w:t>Följande fridlysta arter har sina livsmiljöer och växtplatser i den avverkningsanmälda skogen: kungsfågel (§4).</w:t>
+        <w:t>Följande fridlysta arter har sina livsmiljöer och växtplatser i den avverkningsanmälda skogen: nordfladdermus (NT, §4a) och kungsfågel (§4).</w:t>
       </w:r>
     </w:p>
     <w:p>
@@ -291,6 +291,22 @@
       </w:r>
       <w:r>
         <w:t>(artikel 1). Vidare att de åtgärder som vidtas inte får leda till en försämring av den nuvarande situationen beträffande bevarandet av de fågelarter som avses i artikel 1 (artikel 13). Fågeldirektivet är styrande för tillsynsansvariga myndigheters ärendehantering, ställningstaganden och beslutsfattande.</w:t>
+      </w:r>
+    </w:p>
+    <w:p>
+      <w:r>
+        <w:rPr>
+          <w:b/>
+        </w:rPr>
+        <w:t>Nordfladdermus (NT, §4a)</w:t>
+      </w:r>
+      <w:r>
+        <w:t xml:space="preserve"> omfattas av bilaga 4 EU:s art- och habitatdirektiv vilket innebär ett strikt skydd där arten och dess livsmiljöer ska bevaras. Nordfladdermus föredrar variationsrik skog med förekomst av sjöar, vattendrag och våtmarker och hittas framförallt i halvöppna miljöer som trädbärande beteshagar och i kantzoner mellan skog och odlingsmark. Den undviker stora öppna områden som stora hyggen och större sammanhängande planteringar vilket minskar längden bryn och landskapets heterogenitet och därmed födotillgången och mängden lämpliga jaktplatser. Skogsbruksåtgärder som leder till minskad förekomst av äldre, gles skog och då särskilt tillgång på hålträd och träd med löst sittande bark kan leda till brist på koloniplatser och viloplatser. Nordfladdermus har minskat med 27,5 (5–50) % under de senaste 21 åren och minskningstakten för den svenska populationen bedöms vara nära gränsvärdet för Sårbar (VU). (A2bc) (SLU Artdatabanken, 2024; Skogsstyrelsen, 2016).</w:t>
+      </w:r>
+    </w:p>
+    <w:p>
+      <w:r>
+        <w:t>I BILAGA 1 finns mer detaljerad information om ekologi samt krav på livsmiljö hos fridlysta arter.</w:t>
       </w:r>
     </w:p>
     <w:p>
@@ -399,7 +415,7 @@
         <w:rPr>
           <w:i/>
         </w:rPr>
-        <w:t>I det avverkningsanmälda skogsområdet har 2 naturvårdsarter varav 1 rödlistade arter sina livsmiljöer och växtplatser.</w:t>
+        <w:t>I det avverkningsanmälda skogsområdet har 3 naturvårdsarter varav 2 rödlistade arter sina livsmiljöer och växtplatser.</w:t>
       </w:r>
     </w:p>
     <w:p>
@@ -586,6 +602,78 @@
         <w:t>I den avverkningsanmälda skogen har fridlysta arter sina livsmiljöer och växtplatser. Att skada de fridlysta arternas livsmiljöer, växtplatser eller ekologiska funktion är inte tillåtet enligt artskyddsförordningen</w:t>
       </w:r>
     </w:p>
+    <w:p>
+      <w:r>
+        <w:br w:type="page"/>
+      </w:r>
+    </w:p>
+    <w:p>
+      <w:pPr>
+        <w:pStyle w:val="Title"/>
+      </w:pPr>
+      <w:r>
+        <w:t>BILAGA 1 – Fridlysta arter</w:t>
+      </w:r>
+    </w:p>
+    <w:p>
+      <w:pPr>
+        <w:pStyle w:val="Heading1"/>
+      </w:pPr>
+      <w:r>
+        <w:t>Nordfladdermus – ekologi samt krav på livsmiljön</w:t>
+      </w:r>
+    </w:p>
+    <w:p>
+      <w:r>
+        <w:t>Nordfladdermus (NT, §4a) omfattas av bilaga 4 EU:s art- och habitatdirektiv vilket innebär ett strikt skydd för arten och dess livsmiljöer. Arten har minskat med 27,5 (5–50) % under de senaste 21 åren och minskningstakten för den svenska populationen bedöms vara nära gränsvärdet för Sårbar (VU). (A2bc) (SLU Artdatabanken, 2024).</w:t>
+      </w:r>
+    </w:p>
+    <w:p>
+      <w:r>
+        <w:t>Nordfladdermus föredrar variationsrik skog med förekomst av sjöar, vattendrag och våtmarker och hittas framförallt i halvöppna miljöer som trädbärande beteshagar och i kantzoner mellan skog och odlingsmark. Den undviker stora öppna områden som stora hyggen och större sammanhängande planteringar vilket minskar längden bryn och landskapets heterogenitet och därmed födotillgången och mängden lämpliga jaktplatser. Skogsbruksåtgärder som leder till minskad förekomst av äldre, gles skog och då särskilt tillgång på hålträd och träd med löst sittande bark kan leda till brist på koloniplatser och viloplatser (SLU Artdatabanken, 2024; Skogsstyrelsen, 2016).</w:t>
+      </w:r>
+    </w:p>
+    <w:p>
+      <w:r>
+        <w:t>Fladdermöss är beroende av hänsyn på landskapsnivå och det är viktigt att alla typer av vatten och våtmarker samt fuktiga skogspartier återställs och bevaras. Sväm- och sumpskog ska alltid sparas, och äldre lövmiljöer bör alltid sparas för födosök, koloniplatser och viloplatser. Utöver kantzoner mot vatten och våtmarker bör tillräckligt breda skyddszoner av uppväxt skog sparas för att skapa och bevara vindskyddade födosöksmiljöer. Genom att binda samman befintliga skogsbestånd med korridorer av uppvuxen skog skapas ett fladdermusvänligt landskap (SLU Artdatabanken, 2024; Skogsstyrelsen, 2016).</w:t>
+      </w:r>
+    </w:p>
+    <w:p>
+      <w:pPr>
+        <w:pStyle w:val="Heading2"/>
+      </w:pPr>
+      <w:r>
+        <w:t>Referenser – nordfladdermus</w:t>
+      </w:r>
+    </w:p>
+    <w:p>
+      <w:r>
+        <w:t xml:space="preserve">Skogsstyrelsen, 2016. </w:t>
+      </w:r>
+      <w:r>
+        <w:rPr>
+          <w:i/>
+        </w:rPr>
+        <w:t xml:space="preserve">Vägledning för hänsyn till nordfladdermus. </w:t>
+      </w:r>
+      <w:r>
+        <w:t>Vägledningar och kunskapsstöd artskydd - Skogsstyrelsen</w:t>
+      </w:r>
+    </w:p>
+    <w:p>
+      <w:r>
+        <w:t>SLU Artdatabanken, 2024.</w:t>
+      </w:r>
+      <w:r>
+        <w:rPr>
+          <w:i/>
+        </w:rPr>
+        <w:t xml:space="preserve">  Artfakta: nordfladdermus (Eptesicus nilssonii). </w:t>
+      </w:r>
+      <w:r>
+        <w:t>https://artfakta.se/taxa/205998</w:t>
+      </w:r>
+    </w:p>
     <w:sectPr>
       <w:headerReference w:type="even" r:id="rId8"/>
       <w:headerReference w:type="default" r:id="rId9"/>
@@ -714,7 +802,7 @@
     <w:r>
       <w:tab/>
       <w:tab/>
-      <w:t>2026-04-21</w:t>
+      <w:t>2026-04-22</w:t>
       <w:br/>
       <w:br/>
     </w:r>

--- a/klagomål/A 17679-2026 FSC-klagomål.docx
+++ b/klagomål/A 17679-2026 FSC-klagomål.docx
@@ -802,7 +802,7 @@
     <w:r>
       <w:tab/>
       <w:tab/>
-      <w:t>2026-04-22</w:t>
+      <w:t>2026-04-23</w:t>
       <w:br/>
       <w:br/>
     </w:r>

--- a/klagomål/A 17679-2026 FSC-klagomål.docx
+++ b/klagomål/A 17679-2026 FSC-klagomål.docx
@@ -802,7 +802,7 @@
     <w:r>
       <w:tab/>
       <w:tab/>
-      <w:t>2026-04-23</w:t>
+      <w:t>2026-04-24</w:t>
       <w:br/>
       <w:br/>
     </w:r>

--- a/klagomål/A 17679-2026 FSC-klagomål.docx
+++ b/klagomål/A 17679-2026 FSC-klagomål.docx
@@ -802,7 +802,7 @@
     <w:r>
       <w:tab/>
       <w:tab/>
-      <w:t>2026-04-24</w:t>
+      <w:t>2026-04-25</w:t>
       <w:br/>
       <w:br/>
     </w:r>

--- a/klagomål/A 17679-2026 FSC-klagomål.docx
+++ b/klagomål/A 17679-2026 FSC-klagomål.docx
@@ -802,7 +802,7 @@
     <w:r>
       <w:tab/>
       <w:tab/>
-      <w:t>2026-04-25</w:t>
+      <w:t>2026-04-26</w:t>
       <w:br/>
       <w:br/>
     </w:r>

--- a/klagomål/A 17679-2026 FSC-klagomål.docx
+++ b/klagomål/A 17679-2026 FSC-klagomål.docx
@@ -802,7 +802,7 @@
     <w:r>
       <w:tab/>
       <w:tab/>
-      <w:t>2026-04-26</w:t>
+      <w:t>2026-04-27</w:t>
       <w:br/>
       <w:br/>
     </w:r>

--- a/klagomål/A 17679-2026 FSC-klagomål.docx
+++ b/klagomål/A 17679-2026 FSC-klagomål.docx
@@ -802,7 +802,7 @@
     <w:r>
       <w:tab/>
       <w:tab/>
-      <w:t>2026-04-27</w:t>
+      <w:t>2026-04-28</w:t>
       <w:br/>
       <w:br/>
     </w:r>

--- a/klagomål/A 17679-2026 FSC-klagomål.docx
+++ b/klagomål/A 17679-2026 FSC-klagomål.docx
@@ -191,7 +191,7 @@
     </w:p>
     <w:p>
       <w:r>
-        <w:t>I avverkningsanmälan har följande 3 naturvårdsarter hittats: nordfladdermus (NT, §4a), tallkötticka (NT) och kungsfågel (§4). Av dessa är 2 rödlistade. För rödlistade arter har rödlistekategorin angivits inom parentes. För fridlysta arter anges även paragrafen i Artskyddsförordningen som arten är fridlyst enligt.</w:t>
+        <w:t>I avverkningsanmälan har följande 4 naturvårdsarter hittats: nordfladdermus (NT, §4a), tallkötticka (NT), grönsiska (§4) och kungsfågel (§4). Av dessa är 2 rödlistade. För rödlistade arter har rödlistekategorin angivits inom parentes. För fridlysta arter anges även paragrafen i Artskyddsförordningen som arten är fridlyst enligt.</w:t>
       </w:r>
     </w:p>
     <w:p>
@@ -276,7 +276,7 @@
     </w:p>
     <w:p>
       <w:r>
-        <w:t>Följande fridlysta arter har sina livsmiljöer och växtplatser i den avverkningsanmälda skogen: nordfladdermus (NT, §4a) och kungsfågel (§4).</w:t>
+        <w:t>Följande fridlysta arter har sina livsmiljöer och växtplatser i den avverkningsanmälda skogen: nordfladdermus (NT, §4a), grönsiska (§4) och kungsfågel (§4).</w:t>
       </w:r>
     </w:p>
     <w:p>
@@ -415,7 +415,7 @@
         <w:rPr>
           <w:i/>
         </w:rPr>
-        <w:t>I det avverkningsanmälda skogsområdet har 3 naturvårdsarter varav 2 rödlistade arter sina livsmiljöer och växtplatser.</w:t>
+        <w:t>I det avverkningsanmälda skogsområdet har 4 naturvårdsarter varav 2 rödlistade arter sina livsmiljöer och växtplatser.</w:t>
       </w:r>
     </w:p>
     <w:p>
@@ -802,7 +802,7 @@
     <w:r>
       <w:tab/>
       <w:tab/>
-      <w:t>2026-04-28</w:t>
+      <w:t>2026-04-29</w:t>
       <w:br/>
       <w:br/>
     </w:r>

--- a/klagomål/A 17679-2026 FSC-klagomål.docx
+++ b/klagomål/A 17679-2026 FSC-klagomål.docx
@@ -191,7 +191,7 @@
     </w:p>
     <w:p>
       <w:r>
-        <w:t>I avverkningsanmälan har följande 4 naturvårdsarter hittats: nordfladdermus (NT, §4a), tallkötticka (NT), grönsiska (§4) och kungsfågel (§4). Av dessa är 2 rödlistade. För rödlistade arter har rödlistekategorin angivits inom parentes. För fridlysta arter anges även paragrafen i Artskyddsförordningen som arten är fridlyst enligt.</w:t>
+        <w:t>I avverkningsanmälan har följande 11 naturvårdsarter hittats: entita (NT, §4), gulsparv (NT, §4), kråka (NT, §4), nordfladdermus (NT, §4a), rödvingetrast (NT, §4), skrattmås (NT, §4), tallkötticka (NT), grönsiska (§4), järnsparv (§4), kungsfågel (§4) och skogsduva (§4). Av dessa är 7 rödlistade. För rödlistade arter har rödlistekategorin angivits inom parentes. För fridlysta arter anges även paragrafen i Artskyddsförordningen som arten är fridlyst enligt.</w:t>
       </w:r>
     </w:p>
     <w:p>
@@ -276,7 +276,7 @@
     </w:p>
     <w:p>
       <w:r>
-        <w:t>Följande fridlysta arter har sina livsmiljöer och växtplatser i den avverkningsanmälda skogen: nordfladdermus (NT, §4a), grönsiska (§4) och kungsfågel (§4).</w:t>
+        <w:t>Följande fridlysta arter har sina livsmiljöer och växtplatser i den avverkningsanmälda skogen: entita (NT, §4), gulsparv (NT, §4), kråka (NT, §4), nordfladdermus (NT, §4a), rödvingetrast (NT, §4), skrattmås (NT, §4), grönsiska (§4), järnsparv (§4), kungsfågel (§4) och skogsduva (§4).</w:t>
       </w:r>
     </w:p>
     <w:p>
@@ -291,6 +291,26 @@
       </w:r>
       <w:r>
         <w:t>(artikel 1). Vidare att de åtgärder som vidtas inte får leda till en försämring av den nuvarande situationen beträffande bevarandet av de fågelarter som avses i artikel 1 (artikel 13). Fågeldirektivet är styrande för tillsynsansvariga myndigheters ärendehantering, ställningstaganden och beslutsfattande.</w:t>
+      </w:r>
+    </w:p>
+    <w:p>
+      <w:r>
+        <w:rPr>
+          <w:b/>
+        </w:rPr>
+        <w:t>Entita (NT, §4)</w:t>
+      </w:r>
+      <w:r>
+        <w:t xml:space="preserve">, rödlistad som nära hotad och prioriterad art i Skogsvårdslagen, har häckningsrevir i anmälan. Minskningstakten innevarande 10-årsperiod beräknas till 20 (10–30) % och bedöms vara nära gränsvärdet för Sårbar (VU). Entitan är ortstrogen och reviret är i genomsnitt omkring 5 hektar, ibland uppåt 20 hektar stort. Entitan är en utpräglad lövskogsfågel som föredrar flerskiktade, gärna högvuxna skogar med inslag av äldre träd och välutvecklat buskskikt. Även alkärr med videsnår hör till de miljöer som utnyttjas. Arten häckar ofta i skogar som är svagt eller inte alls påverkade av skogsbruk, ofta rör det sig om värdekärnor med höga naturvärden. Entitan missgynnas av konventionellt skogsbruk och dess ortstrohet och dåliga spridningsförmåga gör den känslig för fragmentering. Entita är typisk art för </w:t>
+      </w:r>
+      <w:r>
+        <w:rPr>
+          <w:i/>
+        </w:rPr>
+        <w:t>9080 Lövsumpskog</w:t>
+      </w:r>
+      <w:r>
+        <w:t xml:space="preserve"> (Skogsstyrelsen, 2016, SLU Artdatabanken, 2021).</w:t>
       </w:r>
     </w:p>
     <w:p>
@@ -415,7 +435,7 @@
         <w:rPr>
           <w:i/>
         </w:rPr>
-        <w:t>I det avverkningsanmälda skogsområdet har 4 naturvårdsarter varav 2 rödlistade arter sina livsmiljöer och växtplatser.</w:t>
+        <w:t>I det avverkningsanmälda skogsområdet har 11 naturvårdsarter varav 7 rödlistade arter sina livsmiljöer och växtplatser.</w:t>
       </w:r>
     </w:p>
     <w:p>
@@ -620,6 +640,79 @@
         <w:pStyle w:val="Heading1"/>
       </w:pPr>
       <w:r>
+        <w:t>Entita – ekologi samt krav på livsmiljön</w:t>
+      </w:r>
+    </w:p>
+    <w:p>
+      <w:r>
+        <w:t xml:space="preserve">Entita (NT, §4) är rödlistad som nära hotad, fridlyst och prioriterad art enligt Skogsvårdslagen. Den omfattas av EU:s fågeldirektiv och är typisk art för </w:t>
+      </w:r>
+      <w:r>
+        <w:rPr>
+          <w:i/>
+        </w:rPr>
+        <w:t>9080 Lövsumpskog</w:t>
+      </w:r>
+      <w:r>
+        <w:t>. Minskningstakten har uppgått till 20 (10–30) % under de senaste 10 åren och bedöms vara nära gränsvärdet för Sårbar (VU). (A2b) (SLU Artdatabanken, 2021).</w:t>
+      </w:r>
+    </w:p>
+    <w:p>
+      <w:r>
+        <w:t>Entitan är en utpräglad lövskogsfågel som påträffas i ädellövskogar, strandskogar, ekhagar, igenväxande hagmarker, lövdungar, parker och trädgårdar. Den föredrar flerskiktade, gärna högvuxna skogar med inslag av äldre träd och med ett välutvecklat buskskikt. Ek- och hasseldominerade skogar och dungar, samt alkärr med videsnår, hör till de miljöer som ofta utnyttjas. I sydligaste Sverige är bokskog en viktig miljö (Skogsstyrelsen, 2016).</w:t>
+      </w:r>
+    </w:p>
+    <w:p>
+      <w:r>
+        <w:t>Reviren är relativt stora för en småfågel, i genomsnitt omkring 5 hektar men de kan vara upp till 20 hektar. Entitan är en utpräglad stannfågel och rör sig inte långt från kläckningsplatsen; ungfåglarna sprider sig sällan mer än 5 km från födelseplatsen och etablerade fåglar lämnar därefter inte sitt revir (Skogsstyrelsen, 2016). Det häckande paret försvarar sitt revir året runt. De tillåter dock en grupp av ungfåglar att etablera sig inom deras revir och så bildas en vinterflock, vilket sker redan i juni månad. Även under kalla vintrar stannar entitan kvar inom sitt revir. Hittar man entitor vid sitt foderbord beror det på att fågelmatningen ligger inom ett entiterevir (SLU Artdatabanken, 2021). Arten är känslig för fragmentering och har svårt att etablera sig i isolerade skogsområden. Entitan är hålhäckare, men kan inte själv hacka fram sitt hål utan är beroende av miljöer som erbjuder naturliga hål (Skogsstyrelsen, 2016).</w:t>
+      </w:r>
+    </w:p>
+    <w:p>
+      <w:r>
+        <w:t>Arten häckar ofta i skogar som är svagt eller inte alls påverkade av skogsbruk. Särskilt i Svealand ofta i skogar som har höga naturvärden och utgör skogliga värdekärnor. Entitan missgynnas av konventionellt skogsbruk genom minskad förekomst av risiga, flerskiktade skogar liksom av avverkning av lövträdsrika kantzoner. Entitans ortstrohet och dåliga spridningsförmåga gör den känslig för fragmentering (Skogsstyrelsen, 2016).</w:t>
+      </w:r>
+    </w:p>
+    <w:p>
+      <w:pPr>
+        <w:pStyle w:val="Heading2"/>
+      </w:pPr>
+      <w:r>
+        <w:t>Referenser – entita</w:t>
+      </w:r>
+    </w:p>
+    <w:p>
+      <w:r>
+        <w:t xml:space="preserve">Skogsstyrelsen, 2016. </w:t>
+      </w:r>
+      <w:r>
+        <w:rPr>
+          <w:i/>
+        </w:rPr>
+        <w:t xml:space="preserve">Vägledning för hänsyn till entita. </w:t>
+      </w:r>
+      <w:r>
+        <w:t>https://www.skogsstyrelsen.se/globalassets/lag-och-tillsyn/artskydd/vagledningar-for-hansyn-till-faglar/entita-vagledning-hansyn2.pdf</w:t>
+      </w:r>
+    </w:p>
+    <w:p>
+      <w:r>
+        <w:t xml:space="preserve">SLU Artdatabanken, 2021. </w:t>
+      </w:r>
+      <w:r>
+        <w:rPr>
+          <w:i/>
+        </w:rPr>
+        <w:t xml:space="preserve">Artfaktablad. Naturvård – artfakta. </w:t>
+      </w:r>
+      <w:r>
+        <w:t>SLU Artdatabanken, Uppsala</w:t>
+      </w:r>
+    </w:p>
+    <w:p>
+      <w:pPr>
+        <w:pStyle w:val="Heading1"/>
+      </w:pPr>
+      <w:r>
         <w:t>Nordfladdermus – ekologi samt krav på livsmiljön</w:t>
       </w:r>
     </w:p>
@@ -802,7 +895,7 @@
     <w:r>
       <w:tab/>
       <w:tab/>
-      <w:t>2026-04-29</w:t>
+      <w:t>2026-04-30</w:t>
       <w:br/>
       <w:br/>
     </w:r>

--- a/klagomål/A 17679-2026 FSC-klagomål.docx
+++ b/klagomål/A 17679-2026 FSC-klagomål.docx
@@ -895,7 +895,7 @@
     <w:r>
       <w:tab/>
       <w:tab/>
-      <w:t>2026-04-30</w:t>
+      <w:t>2026-05-01</w:t>
       <w:br/>
       <w:br/>
     </w:r>

--- a/klagomål/A 17679-2026 FSC-klagomål.docx
+++ b/klagomål/A 17679-2026 FSC-klagomål.docx
@@ -895,7 +895,7 @@
     <w:r>
       <w:tab/>
       <w:tab/>
-      <w:t>2026-05-01</w:t>
+      <w:t>2026-05-02</w:t>
       <w:br/>
       <w:br/>
     </w:r>

--- a/klagomål/A 17679-2026 FSC-klagomål.docx
+++ b/klagomål/A 17679-2026 FSC-klagomål.docx
@@ -895,7 +895,7 @@
     <w:r>
       <w:tab/>
       <w:tab/>
-      <w:t>2026-05-02</w:t>
+      <w:t>2026-05-03</w:t>
       <w:br/>
       <w:br/>
     </w:r>

--- a/klagomål/A 17679-2026 FSC-klagomål.docx
+++ b/klagomål/A 17679-2026 FSC-klagomål.docx
@@ -895,7 +895,7 @@
     <w:r>
       <w:tab/>
       <w:tab/>
-      <w:t>2026-05-03</w:t>
+      <w:t>2026-05-04</w:t>
       <w:br/>
       <w:br/>
     </w:r>

--- a/klagomål/A 17679-2026 FSC-klagomål.docx
+++ b/klagomål/A 17679-2026 FSC-klagomål.docx
@@ -895,7 +895,7 @@
     <w:r>
       <w:tab/>
       <w:tab/>
-      <w:t>2026-05-04</w:t>
+      <w:t>2026-05-05</w:t>
       <w:br/>
       <w:br/>
     </w:r>

--- a/klagomål/A 17679-2026 FSC-klagomål.docx
+++ b/klagomål/A 17679-2026 FSC-klagomål.docx
@@ -895,7 +895,7 @@
     <w:r>
       <w:tab/>
       <w:tab/>
-      <w:t>2026-05-05</w:t>
+      <w:t>2026-05-06</w:t>
       <w:br/>
       <w:br/>
     </w:r>

--- a/klagomål/A 17679-2026 FSC-klagomål.docx
+++ b/klagomål/A 17679-2026 FSC-klagomål.docx
@@ -1026,7 +1026,7 @@
     <w:r>
       <w:tab/>
       <w:tab/>
-      <w:t>2026-05-16</w:t>
+      <w:t>2026-05-17</w:t>
       <w:br/>
       <w:br/>
     </w:r>

--- a/klagomål/A 17679-2026 FSC-klagomål.docx
+++ b/klagomål/A 17679-2026 FSC-klagomål.docx
@@ -1026,7 +1026,7 @@
     <w:r>
       <w:tab/>
       <w:tab/>
-      <w:t>2026-05-17</w:t>
+      <w:t>2026-05-18</w:t>
       <w:br/>
       <w:br/>
     </w:r>

--- a/klagomål/A 17679-2026 FSC-klagomål.docx
+++ b/klagomål/A 17679-2026 FSC-klagomål.docx
@@ -1026,7 +1026,7 @@
     <w:r>
       <w:tab/>
       <w:tab/>
-      <w:t>2026-05-18</w:t>
+      <w:t>2026-05-19</w:t>
       <w:br/>
       <w:br/>
     </w:r>

--- a/klagomål/A 17679-2026 FSC-klagomål.docx
+++ b/klagomål/A 17679-2026 FSC-klagomål.docx
@@ -1026,7 +1026,7 @@
     <w:r>
       <w:tab/>
       <w:tab/>
-      <w:t>2026-05-19</w:t>
+      <w:t>2026-05-20</w:t>
       <w:br/>
       <w:br/>
     </w:r>

--- a/klagomål/A 17679-2026 FSC-klagomål.docx
+++ b/klagomål/A 17679-2026 FSC-klagomål.docx
@@ -1026,7 +1026,7 @@
     <w:r>
       <w:tab/>
       <w:tab/>
-      <w:t>2026-06-15</w:t>
+      <w:t>2026-06-16</w:t>
       <w:br/>
       <w:br/>
     </w:r>

--- a/klagomål/A 17679-2026 FSC-klagomål.docx
+++ b/klagomål/A 17679-2026 FSC-klagomål.docx
@@ -1026,7 +1026,7 @@
     <w:r>
       <w:tab/>
       <w:tab/>
-      <w:t>2026-06-16</w:t>
+      <w:t>2026-06-17</w:t>
       <w:br/>
       <w:br/>
     </w:r>

--- a/klagomål/A 17679-2026 FSC-klagomål.docx
+++ b/klagomål/A 17679-2026 FSC-klagomål.docx
@@ -1,6 +1,6 @@
 
 <file path=word/document.xml><?xml version="1.0" encoding="utf-8"?>
-<w:document xmlns:wpc="http://schemas.microsoft.com/office/word/2010/wordprocessingCanvas" xmlns:cx="http://schemas.microsoft.com/office/drawing/2014/chartex" xmlns:cx1="http://schemas.microsoft.com/office/drawing/2015/9/8/chartex" xmlns:cx2="http://schemas.microsoft.com/office/drawing/2015/10/21/chartex" xmlns:cx3="http://schemas.microsoft.com/office/drawing/2016/5/9/chartex" xmlns:cx4="http://schemas.microsoft.com/office/drawing/2016/5/10/chartex" xmlns:cx5="http://schemas.microsoft.com/office/drawing/2016/5/11/chartex" xmlns:cx6="http://schemas.microsoft.com/office/drawing/2016/5/12/chartex" xmlns:cx7="http://schemas.microsoft.com/office/drawing/2016/5/13/chartex" xmlns:cx8="http://schemas.microsoft.com/office/drawing/2016/5/14/chartex" xmlns:mc="http://schemas.openxmlformats.org/markup-compatibility/2006" xmlns:aink="http://schemas.microsoft.com/office/drawing/2016/ink" xmlns:am3d="http://schemas.microsoft.com/office/drawing/2017/model3d" xmlns:o="urn:schemas-microsoft-com:office:office" xmlns:oel="http://schemas.microsoft.com/office/2019/extlst" xmlns:r="http://schemas.openxmlformats.org/officeDocument/2006/relationships" xmlns:m="http://schemas.openxmlformats.org/officeDocument/2006/math" xmlns:v="urn:schemas-microsoft-com:vml" xmlns:wp14="http://schemas.microsoft.com/office/word/2010/wordprocessingDrawing" xmlns:wp="http://schemas.openxmlformats.org/drawingml/2006/wordprocessingDrawing" xmlns:w10="urn:schemas-microsoft-com:office:word" xmlns:w="http://schemas.openxmlformats.org/wordprocessingml/2006/main" xmlns:w14="http://schemas.microsoft.com/office/word/2010/wordml" xmlns:w15="http://schemas.microsoft.com/office/word/2012/wordml" xmlns:w16cex="http://schemas.microsoft.com/office/word/2018/wordml/cex" xmlns:w16cid="http://schemas.microsoft.com/office/word/2016/wordml/cid" xmlns:w16="http://schemas.microsoft.com/office/word/2018/wordml" xmlns:w16sdtdh="http://schemas.microsoft.com/office/word/2020/wordml/sdtdatahash" xmlns:w16se="http://schemas.microsoft.com/office/word/2015/wordml/symex" xmlns:wpg="http://schemas.microsoft.com/office/word/2010/wordprocessingGroup" xmlns:wpi="http://schemas.microsoft.com/office/word/2010/wordprocessingInk" xmlns:wne="http://schemas.microsoft.com/office/word/2006/wordml" xmlns:wps="http://schemas.microsoft.com/office/word/2010/wordprocessingShape" mc:Ignorable="w14 w15 w16se w16cid w16 w16cex w16sdtdh wp14">
+<w:document xmlns:wpc="http://schemas.microsoft.com/office/word/2010/wordprocessingCanvas" xmlns:cx="http://schemas.microsoft.com/office/drawing/2014/chartex" xmlns:cx1="http://schemas.microsoft.com/office/drawing/2015/9/8/chartex" xmlns:cx2="http://schemas.microsoft.com/office/drawing/2015/10/21/chartex" xmlns:cx3="http://schemas.microsoft.com/office/drawing/2016/5/9/chartex" xmlns:cx4="http://schemas.microsoft.com/office/drawing/2016/5/10/chartex" xmlns:cx5="http://schemas.microsoft.com/office/drawing/2016/5/11/chartex" xmlns:cx6="http://schemas.microsoft.com/office/drawing/2016/5/12/chartex" xmlns:cx7="http://schemas.microsoft.com/office/drawing/2016/5/13/chartex" xmlns:cx8="http://schemas.microsoft.com/office/drawing/2016/5/14/chartex" xmlns:mc="http://schemas.openxmlformats.org/markup-compatibility/2006" xmlns:aink="http://schemas.microsoft.com/office/drawing/2016/ink" xmlns:am3d="http://schemas.microsoft.com/office/drawing/2017/model3d" xmlns:o="urn:schemas-microsoft-com:office:office" xmlns:oel="http://schemas.microsoft.com/office/2019/extlst" xmlns:r="http://schemas.openxmlformats.org/officeDocument/2006/relationships" xmlns:m="http://schemas.openxmlformats.org/officeDocument/2006/math" xmlns:v="urn:schemas-microsoft-com:vml" xmlns:wp14="http://schemas.microsoft.com/office/word/2010/wordprocessingDrawing" xmlns:wp="http://schemas.openxmlformats.org/drawingml/2006/wordprocessingDrawing" xmlns:w10="urn:schemas-microsoft-com:office:word" xmlns:w="http://schemas.openxmlformats.org/wordprocessingml/2006/main" xmlns:w14="http://schemas.microsoft.com/office/word/2010/wordml" xmlns:w15="http://schemas.microsoft.com/office/word/2012/wordml" xmlns:w16cex="http://schemas.microsoft.com/office/word/2018/wordml/cex" xmlns:w16cid="http://schemas.microsoft.com/office/word/2016/wordml/cid" xmlns:w16="http://schemas.microsoft.com/office/word/2018/wordml" xmlns:w16du="http://schemas.microsoft.com/office/word/2023/wordml/word16du" xmlns:w16sdtdh="http://schemas.microsoft.com/office/word/2020/wordml/sdtdatahash" xmlns:w16sdtfl="http://schemas.microsoft.com/office/word/2024/wordml/sdtformatlock" xmlns:w16se="http://schemas.microsoft.com/office/word/2015/wordml/symex" xmlns:wpg="http://schemas.microsoft.com/office/word/2010/wordprocessingGroup" xmlns:wpi="http://schemas.microsoft.com/office/word/2010/wordprocessingInk" xmlns:wne="http://schemas.microsoft.com/office/word/2006/wordml" xmlns:wps="http://schemas.microsoft.com/office/word/2010/wordprocessingShape" mc:Ignorable="w14 w15 w16se w16cid w16 w16cex w16sdtdh w16sdtfl w16du wp14">
   <w:body>
     <w:p>
       <w:r>
@@ -168,7 +168,7 @@
     </w:p>
     <w:p>
       <w:r>
-        <w:t>Detta dokument behandlar höga naturvärden i avverkningsanmälan A 17679-2026 i Uppsala kommun. Denna avverkningsanmälan inkom 2026-04-09 00:00:00 och omfattar 2,4 ha.</w:t>
+        <w:t>Detta dokument behandlar höga naturvärden i avverkningsanmälan A 17679-2026 i Uppsala kommun som inkom 2026-04-09 och omfattar 2,4 ha.</w:t>
       </w:r>
     </w:p>
     <w:p>
@@ -191,12 +191,15 @@
     </w:p>
     <w:p>
       <w:r>
-        <w:t>I avverkningsanmälan har följande 12 naturvårdsarter hittats: entita (NT, §4), gulsparv (NT, §4), kråka (NT, §4), nordfladdermus (NT, §4a), rödvingetrast (NT, §4), skrattmås (NT, §4), tallkötticka (NT), talltita (NT, §4), grönsiska (§4), järnsparv (§4), kungsfågel (§4) och skogsduva (§4). Av dessa är 8 rödlistade. För rödlistade arter har rödlistekategorin angivits inom parentes. För fridlysta arter anges även paragrafen i Artskyddsförordningen som arten är fridlyst enligt.</w:t>
+        <w:t>I och inom 14 meter från avverkningsanmälan har följande 17 naturvårdsarter hittats: grönfink (VU, §4), duvhök (NT, §4), entita (NT, T, §4), gulsparv (NT, §4), järnsparv (NT, §4), nordfladdermus (NT, §4a), rödvingetrast (NT, §4), skrattmås (NT, §4), tallkötticka (NT), talltita (NT, §4), bergfink (T, §4), tofsmes (T, §4), dvärgpipistrell (§4a), grönsiska (§4), kråka (§4), kungsfågel (§4) och skogsduva (§4). Av dessa är 10 rödlistade. För rödlistade arter har rödlistekategorin angivits inom parentes. Typiska arter inom Natura 2000 som är kopplade till skogsekosystem har markerats med (T). För fridlysta arter anges även paragrafen i Artskyddsförordningen som arten är fridlyst enligt.</w:t>
       </w:r>
     </w:p>
     <w:p>
       <w:r>
-        <w:t>De påträffade naturvårdsarterna är ett tydligt kvitto på att detta rör sig om en skog med höga naturvärden. I Figur 1 visas en karta över det avverkningsanmälda området, där samtliga fyndplatser för naturvårdsarter som finns registrerade på Artportalen har markerats.</w:t>
+        <w:t>De påträffade naturvårdsarterna är ett tydligt kvitto på att det rör sig om en skog med höga naturvärden.</w:t>
+      </w:r>
+      <w:r>
+        <w:t xml:space="preserve"> I Figur 1 visas fyndplatser för naturvårdsarter i området, som finns registrerade på Artportalen.</w:t>
       </w:r>
     </w:p>
     <w:p>
@@ -206,7 +209,7 @@
       <w:r>
         <w:drawing>
           <wp:inline xmlns:a="http://schemas.openxmlformats.org/drawingml/2006/main" xmlns:pic="http://schemas.openxmlformats.org/drawingml/2006/picture">
-            <wp:extent cx="5486400" cy="4344870"/>
+            <wp:extent cx="5271363" cy="5688000"/>
             <wp:docPr id="1" name="Picture 1"/>
             <wp:cNvGraphicFramePr>
               <a:graphicFrameLocks noChangeAspect="1"/>
@@ -227,7 +230,7 @@
                   <pic:spPr>
                     <a:xfrm>
                       <a:off x="0" y="0"/>
-                      <a:ext cx="5486400" cy="4344870"/>
+                      <a:ext cx="5271363" cy="5688000"/>
                     </a:xfrm>
                     <a:prstGeom prst="rect"/>
                   </pic:spPr>
@@ -241,9 +244,154 @@
     <w:p>
       <w:pPr>
         <w:pStyle w:val="Caption"/>
+        <w:spacing w:after="240"/>
       </w:pPr>
       <w:r>
-        <w:t>Figur 1. Fyndplatser för naturvårdsarter i det avverkningsanmälda området (röd linje). Markörer utan svart kant är placerade på fyndplatsen. Markörer med svart kant är placerade vid sidan av fyndplatsen och har ett svart streck som visar fyndplatsens exakta position. Kartans mittpunktskoordinat är N 6650202, E 652433 i SWEREF 99 TM.</w:t>
+        <w:t>Figur 1. Fyndplatser för naturvårdsarter i och inom 14 meter från avverkningsanmälan (röd linje). Markörer utan svart kant är placerade på fyndplatsen. Markörer med svart kant är placerade vid sidan av fyndplatsen och har ett svart streck som visar fyndplatsens exakta position. Kartans mittpunktskoordinat är N 6650202, E 652433 i SWEREF 99 TM.</w:t>
+      </w:r>
+    </w:p>
+    <w:p>
+      <w:pPr>
+        <w:pStyle w:val="Heading2"/>
+      </w:pPr>
+      <w:r>
+        <w:t>Fridlysta arter</w:t>
+      </w:r>
+    </w:p>
+    <w:p>
+      <w:r>
+        <w:t>Följande fridlysta arter har sina livsmiljöer och växtplatser i den avverkningsanmälda skogen: grönfink (VU, §4), duvhök (NT, §4), entita (NT, T, §4), gulsparv (NT, §4), järnsparv (NT, §4), nordfladdermus (NT, §4a), rödvingetrast (NT, §4), skrattmås (NT, §4), talltita (NT, §4), bergfink (T, §4), tofsmes (T, §4), dvärgpipistrell (§4a), grönsiska (§4), kråka (§4), kungsfågel (§4) och skogsduva (§4).</w:t>
+      </w:r>
+    </w:p>
+    <w:p>
+      <w:r>
+        <w:t xml:space="preserve">Observera att medlemsländerna är skyldiga att agera i enlighet med EU:s fågeldirektiv där det uttryckligen står att direktivet gäller för fåglar samt för deras ägg, bon och </w:t>
+      </w:r>
+      <w:r>
+        <w:rPr>
+          <w:b/>
+        </w:rPr>
+        <w:t xml:space="preserve">livsmiljöer </w:t>
+      </w:r>
+      <w:r>
+        <w:t>(artikel 1). Vidare att de åtgärder som vidtas inte får leda till en försämring av den nuvarande situationen beträffande bevarandet av de fågelarter som avses i artikel 1 (artikel 13). Fågeldirektivet är styrande för tillsynsansvariga myndigheters ärendehantering, ställningstaganden och beslutsfattande.</w:t>
+      </w:r>
+    </w:p>
+    <w:p>
+      <w:r>
+        <w:rPr>
+          <w:b/>
+        </w:rPr>
+        <w:t>Bergfink (§4)</w:t>
+      </w:r>
+      <w:r>
+        <w:t xml:space="preserve"> häckar i barr- och blandskog samt i fjällbjörkskog. Den förekommer i Norrland, västra Dalarna och norra Värmland samt sparsamt till sällsynt vidare söderut till mellersta Värmland, norra Västmanland och södra Gästrikland. Bergfink är typisk art för </w:t>
+      </w:r>
+      <w:r>
+        <w:rPr>
+          <w:i/>
+        </w:rPr>
+        <w:t>9040 Fjällbjörkskog</w:t>
+      </w:r>
+      <w:r>
+        <w:t xml:space="preserve"> (SLU Artdatabanken, 2025).</w:t>
+      </w:r>
+    </w:p>
+    <w:p>
+      <w:r>
+        <w:rPr>
+          <w:b/>
+        </w:rPr>
+        <w:t>Duvhök (NT, §4)</w:t>
+      </w:r>
+      <w:r>
+        <w:t>, som är rödlistad som nära hotad, har minskat med 15 (0–30) % under de senaste 18 åren och minskningstakten för den svenska populationen bedöms vara nära gränsvärdet för sårbar (VU). Arten är starkt bunden till skogsmark och jagar helst inne i äldre skog. Den missgynnas av stora hyggen och täta planteringar. De gamla fåglarna är i huvudsak stationära i sina revir och boet läggs inne i tät, oftast äldre skog. Kantzoner mot öppen mark undviks och duvhöken, som är beroende av insynsskyddade boplatser, är därför känsligare för slutavverkning än flera andra rovfåglar. Friställande av boträd eller avverkning så att boplatsen blir exponerad mot öppen mark, medför att platsen överges. Eftersom duvhöken helst häckar i gammal skog, är dess häckningsplatser i princip alltid mer eller mindre hotade av skogsbruk och avverkningar (SLU Artdatabanken, 2026; Skogsstyrelsen 2016).</w:t>
+      </w:r>
+    </w:p>
+    <w:p>
+      <w:r>
+        <w:rPr>
+          <w:b/>
+        </w:rPr>
+        <w:t>Dvärgpipistrell (§4a)</w:t>
+      </w:r>
+      <w:r>
+        <w:t xml:space="preserve"> omfattas av bilaga 4 EU:s art- och habitatdirektiv vilket innebär ett strikt skydd där arten och dess livsmiljöer ska bevaras. Arten förekommer i alla typer av glesare skogar men föredrar framförallt lövskog. Den födosöker inne bland träden och man hittar den i trädbärande beteshagar, i kantzoner mellan skog och odlingsmark, i närheten av vatten och i bymiljöer. Den undviker stora sammanhängande öppna miljöer såsom åkrar och hyggen. Skogsbruksåtgärder som leder till minskad förekomst av äldre, gles skog och då särskilt tillgång på hålträd och träd med löst sittande bark kan leda till brist på koloniplatser och viloplatser (SLU Artdatabanken, 2024; Skogsstyrelsen, 2016).</w:t>
+      </w:r>
+    </w:p>
+    <w:p>
+      <w:r>
+        <w:rPr>
+          <w:b/>
+        </w:rPr>
+        <w:t>Entita (NT, §4)</w:t>
+      </w:r>
+      <w:r>
+        <w:t xml:space="preserve">, rödlistad som nära hotad och prioriterad art i Skogsvårdslagen, har häckningsrevir i anmälan. Minskningstakten innevarande 10-årsperiod beräknas till 20 (10–30) % och bedöms vara nära gränsvärdet för Sårbar (VU). Entitan är ortstrogen och reviret är i genomsnitt omkring 5 hektar, ibland uppåt 20 hektar stort. Entitan är en utpräglad lövskogsfågel som föredrar flerskiktade, gärna högvuxna skogar med inslag av äldre träd och välutvecklat buskskikt. Även alkärr med videsnår hör till de miljöer som utnyttjas. Arten häckar ofta i skogar som är svagt eller inte alls påverkade av skogsbruk, ofta rör det sig om värdekärnor med höga naturvärden. Entitan missgynnas av konventionellt skogsbruk och dess ortstrohet och dåliga spridningsförmåga gör den känslig för fragmentering. Entita är typisk art för </w:t>
+      </w:r>
+      <w:r>
+        <w:rPr>
+          <w:i/>
+        </w:rPr>
+        <w:t>9080 Lövsumpskog</w:t>
+      </w:r>
+      <w:r>
+        <w:t xml:space="preserve"> (Skogsstyrelsen, 2016, SLU Artdatabanken, 2021).</w:t>
+      </w:r>
+    </w:p>
+    <w:p>
+      <w:r>
+        <w:rPr>
+          <w:b/>
+        </w:rPr>
+        <w:t>Nordfladdermus (NT, §4a)</w:t>
+      </w:r>
+      <w:r>
+        <w:t xml:space="preserve"> omfattas av bilaga 4 EU:s art- och habitatdirektiv vilket innebär ett strikt skydd där arten och dess livsmiljöer ska bevaras. Nordfladdermus föredrar variationsrik skog med förekomst av sjöar, vattendrag och våtmarker och hittas framförallt i halvöppna miljöer som trädbärande beteshagar och i kantzoner mellan skog och odlingsmark. Den undviker stora öppna områden som stora hyggen och större sammanhängande planteringar vilket minskar längden bryn och landskapets heterogenitet och därmed födotillgången och mängden lämpliga jaktplatser. Skogsbruksåtgärder som leder till minskad förekomst av äldre, gles skog och då särskilt tillgång på hålträd och träd med löst sittande bark kan leda till brist på koloniplatser och viloplatser. Nordfladdermus har minskat med 27,5 (5–50) % under de senaste 21 åren och minskningstakten för den svenska populationen bedöms vara nära gränsvärdet för Sårbar (VU). (A2bc) (SLU Artdatabanken, 2024; Skogsstyrelsen, 2016).</w:t>
+      </w:r>
+    </w:p>
+    <w:p>
+      <w:r>
+        <w:rPr>
+          <w:b/>
+        </w:rPr>
+        <w:t>Talltita (NT, §4)</w:t>
+      </w:r>
+      <w:r>
+        <w:t>, rödlistad som nära hotad och prioriterad art i Skogsvårdslagen, har häckningsrevir i anmälan. Arten har minskat kraftigt de senaste 30 åren och minskningstakten innevarande 10-årsperiod beräknas till 20 (10–30) %. Talltitan är synnerligen trogen sitt cirka 15 hektar stora revir och är beroende av flerskiktade olikåldriga skogar för att kunna föda upp sina ungar. Talltitan försvinner om dess livsmiljö kalavverkas (Eggers &amp; Low, 2014; Ekman, 1979; Griesser et al, 2007; Klein, 2020; Siffczyk et al, 2003; SLU Artdatabanken, 2021).</w:t>
+      </w:r>
+    </w:p>
+    <w:p>
+      <w:r>
+        <w:rPr>
+          <w:b/>
+        </w:rPr>
+        <w:t>Tofsmes (§4)</w:t>
+      </w:r>
+      <w:r>
+        <w:t xml:space="preserve"> häckar i barr- och blandskog, främst i tallskog. Tofsmes är typisk art för </w:t>
+      </w:r>
+      <w:r>
+        <w:rPr>
+          <w:i/>
+        </w:rPr>
+        <w:t xml:space="preserve">9010 Taiga </w:t>
+      </w:r>
+      <w:r>
+        <w:t>(SLU Artdatabanken, 2025).</w:t>
+      </w:r>
+    </w:p>
+    <w:p>
+      <w:r>
+        <w:t>I BILAGA 1 finns mer detaljerad information om ekologi samt krav på livsmiljö hos fridlysta arter.</w:t>
+      </w:r>
+    </w:p>
+    <w:p>
+      <w:pPr>
+        <w:pStyle w:val="Heading2"/>
+      </w:pPr>
+      <w:r>
+        <w:t>Övriga naturvårdsarter</w:t>
       </w:r>
     </w:p>
     <w:p>
@@ -271,26 +419,26 @@
         <w:pStyle w:val="Heading1"/>
       </w:pPr>
       <w:r>
-        <w:t>Fridlysta arter</w:t>
+        <w:t>Certifiering</w:t>
       </w:r>
     </w:p>
     <w:p>
-      <w:r>
-        <w:t>Följande fridlysta arter har sina livsmiljöer och växtplatser i den avverkningsanmälda skogen: entita (NT, §4), gulsparv (NT, §4), kråka (NT, §4), nordfladdermus (NT, §4a), rödvingetrast (NT, §4), skrattmås (NT, §4), talltita (NT, §4), grönsiska (§4), järnsparv (§4), kungsfågel (§4) och skogsduva (§4).</w:t>
+      <w:pPr>
+        <w:pStyle w:val="Heading2"/>
+      </w:pPr>
+      <w:r>
+        <w:t>Ur FSC-standarden</w:t>
       </w:r>
     </w:p>
     <w:p>
-      <w:r>
-        <w:t xml:space="preserve">Observera att medlemsländerna är skyldiga att agera i enlighet med EU:s fågeldirektiv där det uttryckligen står att direktivet gäller för fåglar samt för deras ägg, bon och </w:t>
-      </w:r>
       <w:r>
         <w:rPr>
           <w:b/>
         </w:rPr>
-        <w:t xml:space="preserve">livsmiljöer </w:t>
-      </w:r>
-      <w:r>
-        <w:t>(artikel 1). Vidare att de åtgärder som vidtas inte får leda till en försämring av den nuvarande situationen beträffande bevarandet av de fågelarter som avses i artikel 1 (artikel 13). Fågeldirektivet är styrande för tillsynsansvariga myndigheters ärendehantering, ställningstaganden och beslutsfattande.</w:t>
+        <w:t xml:space="preserve">PRINCIP 1: LAGEFTERLEVNAD: </w:t>
+      </w:r>
+      <w:r>
+        <w:t>Certifikatsinnehavaren ska följa alla tillämpliga lagar, förordningar och nationellt ratificerade internationella avtal, konventioner och överenskommelser.</w:t>
       </w:r>
     </w:p>
     <w:p>
@@ -298,19 +446,41 @@
         <w:rPr>
           <w:b/>
         </w:rPr>
-        <w:t>Entita (NT, §4)</w:t>
-      </w:r>
-      <w:r>
-        <w:t xml:space="preserve">, rödlistad som nära hotad och prioriterad art i Skogsvårdslagen, har häckningsrevir i anmälan. Minskningstakten innevarande 10-årsperiod beräknas till 20 (10–30) % och bedöms vara nära gränsvärdet för Sårbar (VU). Entitan är ortstrogen och reviret är i genomsnitt omkring 5 hektar, ibland uppåt 20 hektar stort. Entitan är en utpräglad lövskogsfågel som föredrar flerskiktade, gärna högvuxna skogar med inslag av äldre träd och välutvecklat buskskikt. Även alkärr med videsnår hör till de miljöer som utnyttjas. Arten häckar ofta i skogar som är svagt eller inte alls påverkade av skogsbruk, ofta rör det sig om värdekärnor med höga naturvärden. Entitan missgynnas av konventionellt skogsbruk och dess ortstrohet och dåliga spridningsförmåga gör den känslig för fragmentering. Entita är typisk art för </w:t>
+        <w:t xml:space="preserve">1.3.1 </w:t>
+      </w:r>
+      <w:r>
+        <w:t>Tillämpliga lagar och föreskrifter för brukandet av skogen följs.</w:t>
+      </w:r>
+    </w:p>
+    <w:p>
+      <w:pPr>
+        <w:pStyle w:val="ListBullet"/>
+      </w:pPr>
+      <w:r>
+        <w:rPr>
+          <w:b/>
+          <w:i/>
+        </w:rPr>
+        <w:t xml:space="preserve">Kommentar: </w:t>
+      </w:r>
+      <w:r>
+        <w:t>I den avverkningsanmälda skogen har fridlysta arter sina livsmiljöer och växtplatser. Att skada de fridlysta arternas livsmiljöer, växtplatser eller ekologiska funktion är inte tillåtet enligt artskyddsförordningen.</w:t>
       </w:r>
       <w:r>
         <w:rPr>
           <w:i/>
         </w:rPr>
-        <w:t>9080 Lövsumpskog</w:t>
-      </w:r>
-      <w:r>
-        <w:t xml:space="preserve"> (Skogsstyrelsen, 2016, SLU Artdatabanken, 2021).</w:t>
+        <w:t xml:space="preserve"> EU:s medlemsländer och skogsbolag är skyldiga att agera i enlighet med EU:s fågeldirektiv där det uttryckligen står att direktivet gäller för fåglar samt för deras ägg, bon och </w:t>
+      </w:r>
+      <w:r>
+        <w:rPr>
+          <w:b/>
+          <w:i/>
+        </w:rPr>
+        <w:t xml:space="preserve">livsmiljöer </w:t>
+      </w:r>
+      <w:r>
+        <w:t>(artikel 1). Vidare att de åtgärder som vidtas inte får leda till en försämring av den nuvarande situationen beträffande bevarandet av de fågelarter som avses i artikel 1 (artikel 13).</w:t>
       </w:r>
     </w:p>
     <w:p>
@@ -318,10 +488,10 @@
         <w:rPr>
           <w:b/>
         </w:rPr>
-        <w:t>Nordfladdermus (NT, §4a)</w:t>
-      </w:r>
-      <w:r>
-        <w:t xml:space="preserve"> omfattas av bilaga 4 EU:s art- och habitatdirektiv vilket innebär ett strikt skydd där arten och dess livsmiljöer ska bevaras. Nordfladdermus föredrar variationsrik skog med förekomst av sjöar, vattendrag och våtmarker och hittas framförallt i halvöppna miljöer som trädbärande beteshagar och i kantzoner mellan skog och odlingsmark. Den undviker stora öppna områden som stora hyggen och större sammanhängande planteringar vilket minskar längden bryn och landskapets heterogenitet och därmed födotillgången och mängden lämpliga jaktplatser. Skogsbruksåtgärder som leder till minskad förekomst av äldre, gles skog och då särskilt tillgång på hålträd och träd med löst sittande bark kan leda till brist på koloniplatser och viloplatser. Nordfladdermus har minskat med 27,5 (5–50) % under de senaste 21 åren och minskningstakten för den svenska populationen bedöms vara nära gränsvärdet för Sårbar (VU). (A2bc) (SLU Artdatabanken, 2024; Skogsstyrelsen, 2016).</w:t>
+        <w:t xml:space="preserve">6.4 </w:t>
+      </w:r>
+      <w:r>
+        <w:t>Certifikatsinnehavaren ska skydda sällsynta arter och hotade arter samt deras livsmiljöer inom skogsbruksenheten. Det ska ske genom avsättningar, andra skyddade områden och genom att skapa konnektivitet och/eller genom andra direkta åtgärder som gynnar dessa arters överlevnad och livskraft. Åtgärderna ska stå i förhållande till brukandets skala, intensitet och risk, samt till sällsynta och hotade arters bevarandestatus och ekologiska krav. Certifikatsinnehavaren ska beakta den geografiska spridningen och ekologiska krav hos sällsynta och hotade arter utanför skogsbruksenhetens gränser när beslut om åtgärder inom skogsbruksenheten ska fattas.</w:t>
       </w:r>
     </w:p>
     <w:p>
@@ -329,15 +499,181 @@
         <w:rPr>
           <w:b/>
         </w:rPr>
-        <w:t>Talltita (NT, §4)</w:t>
-      </w:r>
-      <w:r>
-        <w:t>, rödlistad som nära hotad och prioriterad art i Skogsvårdslagen, har häckningsrevir i anmälan. Arten har minskat kraftigt de senaste 30 åren och minskningstakten innevarande 10-årsperiod beräknas till 20 (10–30) %. Talltitan är synnerligen trogen sitt cirka 15 hektar stora revir och är beroende av flerskiktade olikåldriga skogar för att kunna föda upp sina ungar. Talltitan försvinner om dess livsmiljö kalavverkas (Eggers &amp; Low, 2014; Ekman, 1979; Griesser et al, 2007; Klein, 2020; Siffczyk et al, 2003; SLU Artdatabanken, 2021).</w:t>
+        <w:t xml:space="preserve">6.4.3 </w:t>
+      </w:r>
+      <w:r>
+        <w:t>Bevarandeåtgärder genomförs för de kända förekomster av rödlistade arter som påverkas av skogsbruk.</w:t>
       </w:r>
     </w:p>
     <w:p>
-      <w:r>
-        <w:t>I BILAGA 1 finns mer detaljerad information om ekologi samt krav på livsmiljö hos fridlysta arter.</w:t>
+      <w:pPr>
+        <w:pStyle w:val="ListBullet"/>
+      </w:pPr>
+      <w:r>
+        <w:rPr>
+          <w:b/>
+          <w:i/>
+        </w:rPr>
+        <w:t xml:space="preserve">Kommentar: </w:t>
+      </w:r>
+      <w:r>
+        <w:rPr>
+          <w:i/>
+        </w:rPr>
+        <w:t>I det avverkningsanmälda skogsområdet har 17 naturvårdsarter varav 10 rödlistade arter sina livsmiljöer och växtplatser.</w:t>
+      </w:r>
+    </w:p>
+    <w:p>
+      <w:pPr>
+        <w:pStyle w:val="Heading2"/>
+      </w:pPr>
+      <w:r>
+        <w:t>Ur Chain of Custody Certification (FSC-STD-40-004 ver 3.0)</w:t>
+      </w:r>
+    </w:p>
+    <w:p>
+      <w:r>
+        <w:rPr>
+          <w:b/>
+        </w:rPr>
+        <w:t xml:space="preserve">1.3 </w:t>
+      </w:r>
+      <w:r>
+        <w:t xml:space="preserve">The organization shall commit to the FSC values as defined in FSC-POL-01-004 Policy for the Association of Organizations with FSC. </w:t>
+      </w:r>
+    </w:p>
+    <w:p>
+      <w:pPr>
+        <w:pStyle w:val="Heading2"/>
+      </w:pPr>
+      <w:r>
+        <w:t>Ur FSC:s policy för associerade organisationer (FSC-POL-01-004)</w:t>
+      </w:r>
+    </w:p>
+    <w:p>
+      <w:r>
+        <w:t xml:space="preserve">Som “Chain of Custody”-certifierad organisation är skogsbolaget bunden av de fastställda reglerna i Del 1 Punkt 1 c) i Policy för organisationer associerade med FSC (FSC-POL-01-004 V2-0 EN + SVE version 2012-03-02): </w:t>
+      </w:r>
+    </w:p>
+    <w:p>
+      <w:pPr>
+        <w:pStyle w:val="ListNumber"/>
+      </w:pPr>
+      <w:r>
+        <w:t>De organisationer FSC kan acceptera association med får inte direkt eller indirekt ha några kopplingar till nedanstående, oacceptabla aktiviteter:</w:t>
+      </w:r>
+    </w:p>
+    <w:p>
+      <w:pPr>
+        <w:ind w:left="357"/>
+      </w:pPr>
+      <w:r>
+        <w:t>a) Olaglig skogsavverkning och handel med olagligt avverkat virke eller skogsprodukter</w:t>
+      </w:r>
+    </w:p>
+    <w:p>
+      <w:pPr>
+        <w:ind w:left="357"/>
+      </w:pPr>
+      <w:r>
+        <w:t>...</w:t>
+      </w:r>
+    </w:p>
+    <w:p>
+      <w:pPr>
+        <w:ind w:left="357"/>
+      </w:pPr>
+      <w:r>
+        <w:t>c) Skogsbruk som förstör höga naturvärden</w:t>
+      </w:r>
+    </w:p>
+    <w:p>
+      <w:pPr>
+        <w:ind w:left="357"/>
+      </w:pPr>
+      <w:r>
+        <w:t>d) Betydande omvandling av skog till plantager eller annan, icke skoglig, markanvändning</w:t>
+      </w:r>
+    </w:p>
+    <w:p>
+      <w:pPr>
+        <w:pStyle w:val="ListBullet"/>
+      </w:pPr>
+      <w:r>
+        <w:rPr>
+          <w:b/>
+          <w:i/>
+        </w:rPr>
+        <w:t xml:space="preserve">Kommentar: </w:t>
+      </w:r>
+      <w:r>
+        <w:rPr>
+          <w:i/>
+        </w:rPr>
+        <w:t>Avverkning av skog med höga naturvärden samt skada på fridlysta arter strider både mot FSC Controlled Wood-standarden och FSC:s policy for associerade organisationer.</w:t>
+      </w:r>
+    </w:p>
+    <w:p>
+      <w:pPr>
+        <w:pStyle w:val="Heading2"/>
+      </w:pPr>
+      <w:r>
+        <w:t>Ur FSC Controlled Wood (FSC-STD-40-005)</w:t>
+      </w:r>
+    </w:p>
+    <w:p>
+      <w:r>
+        <w:t>Virke som inte accepteras i FSC-märkta produkter (oacceptabelt ursprung) enligt FSC Controlled Wood (FSC-STD-40-005):</w:t>
+      </w:r>
+    </w:p>
+    <w:p>
+      <w:pPr>
+        <w:pStyle w:val="ListNumber"/>
+      </w:pPr>
+      <w:r>
+        <w:t>Illegalt avverkat virke.</w:t>
+      </w:r>
+    </w:p>
+    <w:p>
+      <w:pPr>
+        <w:pStyle w:val="ListNumber"/>
+      </w:pPr>
+      <w:r>
+        <w:t>...</w:t>
+      </w:r>
+    </w:p>
+    <w:p>
+      <w:pPr>
+        <w:pStyle w:val="ListNumber"/>
+      </w:pPr>
+      <w:r>
+        <w:t>Virke från avverkningar som hotar höga naturvärden.</w:t>
+      </w:r>
+    </w:p>
+    <w:p>
+      <w:pPr>
+        <w:pStyle w:val="ListNumber"/>
+      </w:pPr>
+      <w:r>
+        <w:t>Virke från skog som konverteras till plantager eller icke-skogligt bruk.</w:t>
+      </w:r>
+    </w:p>
+    <w:p>
+      <w:pPr>
+        <w:pStyle w:val="ListBullet"/>
+      </w:pPr>
+      <w:r>
+        <w:rPr>
+          <w:b/>
+          <w:i/>
+        </w:rPr>
+        <w:t xml:space="preserve">Kommentar: </w:t>
+      </w:r>
+      <w:r>
+        <w:rPr>
+          <w:i/>
+        </w:rPr>
+        <w:t>Avverkning av skog med höga naturvärden samt skada på fridlysta arter strider både mot FSC Controlled Wood-standarden och FSC:s policy for associerade organisationer.</w:t>
       </w:r>
     </w:p>
     <w:p>
@@ -345,7 +681,71 @@
         <w:pStyle w:val="Heading1"/>
       </w:pPr>
       <w:r>
-        <w:t>Certifiering</w:t>
+        <w:t>Ur PEFC-standarden gällande lagefterlevnad</w:t>
+      </w:r>
+    </w:p>
+    <w:p>
+      <w:r>
+        <w:t>PEFC-standarden förutsätter att tillämplig svensk lagstiftning följs. Det är utsedd tillsynsmyndighet som ansvarar för tillsyn av lagens efterlevnad. PEFC-standarden återger innehållet i vissa certifieringskritiska lag- och föreskriftskrav vilka ska ingå i granskning av PEFC-systemets efterlevnad.</w:t>
+      </w:r>
+    </w:p>
+    <w:p>
+      <w:pPr>
+        <w:pStyle w:val="ListBullet"/>
+      </w:pPr>
+      <w:r>
+        <w:rPr>
+          <w:b/>
+          <w:i/>
+        </w:rPr>
+        <w:t xml:space="preserve">Kommentar: </w:t>
+      </w:r>
+      <w:r>
+        <w:rPr>
+          <w:i/>
+        </w:rPr>
+        <w:t>I den avverkningsanmälda skogen har fridlysta arter sina livsmiljöer och växtplatser. Att skada de fridlysta arternas livsmiljöer, växtplatser eller ekologiska funktion är inte tillåtet enligt artskyddsförordningen</w:t>
+      </w:r>
+    </w:p>
+    <w:p>
+      <w:r>
+        <w:br w:type="page"/>
+      </w:r>
+    </w:p>
+    <w:p>
+      <w:pPr>
+        <w:pStyle w:val="Title"/>
+      </w:pPr>
+      <w:r>
+        <w:t>BILAGA 1 – Fridlysta arter</w:t>
+      </w:r>
+    </w:p>
+    <w:p>
+      <w:pPr>
+        <w:pStyle w:val="Heading1"/>
+      </w:pPr>
+      <w:r>
+        <w:t>Duvhök – ekologi samt krav på livsmiljön</w:t>
+      </w:r>
+    </w:p>
+    <w:p>
+      <w:r>
+        <w:t>Duvhök (NT, §4) är rödlistad som nära hotad och fridlyst enligt 4§ artskyddsförordningen. Arten har minskat med 15 (0–30) % under de senaste 18 åren och minskningstakten för den svenska populationen bedöms vara nära gränsvärdet för sårbar (VU). Bedömningen baseras på direkt observation, ett för arten lämpligt abundansindex och minskad geografisk utbredning och/eller försämrad habitatkvalitet (allt yngre och tätare skogar vilket försvårar för boplacering samt missgynnar jaktmöjligheterna) (SLU Artdatabanken, 2026).</w:t>
+      </w:r>
+    </w:p>
+    <w:p>
+      <w:r>
+        <w:t>Duvhöken är starkt bunden till skogsmark, såväl för häckning som födosök. Den påträffas oftast i större skogsområden med äldre skog, men kan ibland även häcka i dungar i områden dominerade av öppen mark. De gamla fåglarna är i huvudsak stationära i sina revir. Duvhöken jagar helst inne i äldre skog och missgynnas av stora hyggen och täta planteringar (Skogsstyrelsen, 2016).</w:t>
+      </w:r>
+    </w:p>
+    <w:p>
+      <w:r>
+        <w:t>Boet läggs inne i tät, oftast äldre skog. Kantzoner mot öppen mark undviks och duvhöken är därför känsligare för slutavverkning än flera andra rovfåglar. Boträdet måste vara grovgrenigt och är oftast en äldre gran eller tall, i sydligaste Sverige är bok vanligt. Duvhöken är beroende av insynsskyddade boplatser. Friställande av boträd eller avverkning så att boplatsen är exponerad mot öppen mark, medför att platsen överges. Samma bo kan användas flera år i rad, men likt andra rovfåglar har den normalt ett eller flera alternativa bon (Skogsstyrelsen, 2016). Eftersom duvhöken helst häckar i gammal skog, är dess häckningsplatser i princip alltid mer eller mindre hotade av skogsbruk och avverkningar (SLU Artdatabanken, 2026).</w:t>
+      </w:r>
+    </w:p>
+    <w:p>
+      <w:r>
+        <w:t>Den viktigaste begränsande faktorn för duvhökspopulationen i stort är födan och ett allvarligare problem är därför den av skogsbruket orsakade storskaliga omvandlingen och utarmningen av skogslandskapet, som kan påverka såväl duvhökens möjlighet att jaga som förekomsten av viktiga byten. Duvhökens jaktteknik gör den beroende av landskapets utformning och sammansättning och dess preferens för gammal skog tyder på att den är anpassad till att jaga i skog som är “lagom” tät. I öppnare biotoper, till exempel hyggen, kommer dess jaktteknik inte till sin rätt och i tätare biotoper, t.ex. ungskogar, har den relativt stora duvhöken svårt att manövrera (SLU Artdatabanken, 2026).</w:t>
       </w:r>
     </w:p>
     <w:p>
@@ -353,100 +753,53 @@
         <w:pStyle w:val="Heading2"/>
       </w:pPr>
       <w:r>
-        <w:t>Ur FSC-standarden</w:t>
+        <w:t>Referenser – duvhök</w:t>
       </w:r>
     </w:p>
     <w:p>
       <w:r>
+        <w:t xml:space="preserve">Skogsstyrelsen, 2016. </w:t>
+      </w:r>
+      <w:r>
         <w:rPr>
-          <w:b/>
+          <w:i/>
         </w:rPr>
-        <w:t xml:space="preserve">PRINCIP 1: LAGEFTERLEVNAD: </w:t>
-      </w:r>
-      <w:r>
-        <w:t>Certifikatsinnehavaren ska följa alla tillämpliga lagar, förordningar och nationellt ratificerade internationella avtal, konventioner och överenskommelser.</w:t>
+        <w:t xml:space="preserve">Duvhök – Vägledning för hänsyn till fåglar. </w:t>
+      </w:r>
+      <w:r>
+        <w:t>https://www.skogsstyrelsen.se/globalassets/lag-och-tillsyn/artskydd/vagledningar-for-hansyn-till-faglar/duvhok-vagledning-hansyn2.pdf</w:t>
       </w:r>
     </w:p>
     <w:p>
       <w:r>
+        <w:t xml:space="preserve">SLU Artdatabanken, 2026. </w:t>
+      </w:r>
+      <w:r>
         <w:rPr>
-          <w:b/>
+          <w:i/>
         </w:rPr>
-        <w:t xml:space="preserve">1.3.1 </w:t>
-      </w:r>
-      <w:r>
-        <w:t>Tillämpliga lagar och föreskrifter för brukandet av skogen följs.</w:t>
+        <w:t xml:space="preserve">Artfaktablad. Naturvård – artfakta. </w:t>
+      </w:r>
+      <w:r>
+        <w:t>SLU Artdatabanken, Uppsala</w:t>
       </w:r>
     </w:p>
     <w:p>
       <w:pPr>
-        <w:pStyle w:val="ListBullet"/>
+        <w:pStyle w:val="Heading1"/>
       </w:pPr>
       <w:r>
-        <w:rPr>
-          <w:b/>
-          <w:i/>
-        </w:rPr>
-        <w:t xml:space="preserve">Kommentar: </w:t>
-      </w:r>
-      <w:r>
-        <w:t>I den avverkningsanmälda skogen har fridlysta arter sina livsmiljöer och växtplatser. Att skada de fridlysta arternas livsmiljöer, växtplatser eller ekologiska funktion är inte tillåtet enligt artskyddsförordningen.</w:t>
-      </w:r>
-      <w:r>
-        <w:rPr>
-          <w:i/>
-        </w:rPr>
-        <w:t xml:space="preserve"> EU:s medlemsländer och skogsbolag är skyldiga att agera i enlighet med EU:s fågeldirektiv där det uttryckligen står att direktivet gäller för fåglar samt för deras ägg, bon och </w:t>
-      </w:r>
-      <w:r>
-        <w:rPr>
-          <w:b/>
-          <w:i/>
-        </w:rPr>
-        <w:t xml:space="preserve">livsmiljöer </w:t>
-      </w:r>
-      <w:r>
-        <w:t>(artikel 1). Vidare att de åtgärder som vidtas inte får leda till en försämring av den nuvarande situationen beträffande bevarandet av de fågelarter som avses i artikel 1 (artikel 13).</w:t>
+        <w:t>Dvärgpipistrell – ekologi samt krav på livsmiljön</w:t>
       </w:r>
     </w:p>
     <w:p>
       <w:r>
-        <w:rPr>
-          <w:b/>
-        </w:rPr>
-        <w:t xml:space="preserve">6.4 </w:t>
-      </w:r>
-      <w:r>
-        <w:t>Certifikatsinnehavaren ska skydda sällsynta arter och hotade arter samt deras livsmiljöer inom skogsbruksenheten. Det ska ske genom avsättningar, andra skyddade områden och genom att skapa konnektivitet och/eller genom andra direkta åtgärder som gynnar dessa arters överlevnad och livskraft. Åtgärderna ska stå i förhållande till brukandets skala, intensitet och risk, samt till sällsynta och hotade arters bevarandestatus och ekologiska krav. Certifikatsinnehavaren ska beakta den geografiska spridningen och ekologiska krav hos sällsynta och hotade arter utanför skogsbruksenhetens gränser när beslut om åtgärder inom skogsbruksenheten ska fattas.</w:t>
+        <w:t>Dvärgpipistrell (§4a) omfattas av bilaga 4 EU:s art- och habitatdirektiv vilket innebär ett strikt skydd för arten och dess livsmiljöer. Arten förekommer i alla typer av glesare skogar men föredrar framförallt lövskog. Den födosöker inne bland träden och man hittar den i trädbärande beteshagar, i kantzoner mellan skog och odlingsmark, i närheten av vatten och i bymiljöer. Den undviker stora sammanhängande öppna miljöer såsom åkrar och hyggen. Skogsbruksåtgärder som leder till minskad förekomst av äldre, gles skog och då särskilt tillgång på hålträd och träd med löst sittande bark kan leda till brist på koloniplatser och viloplatser (SLU Artdatabanken, 2024; Skogsstyrelsen, 2016).</w:t>
       </w:r>
     </w:p>
     <w:p>
       <w:r>
-        <w:rPr>
-          <w:b/>
-        </w:rPr>
-        <w:t xml:space="preserve">6.4.3 </w:t>
-      </w:r>
-      <w:r>
-        <w:t>Bevarandeåtgärder genomförs för de kända förekomster av rödlistade arter som påverkas av skogsbruk.</w:t>
-      </w:r>
-    </w:p>
-    <w:p>
-      <w:pPr>
-        <w:pStyle w:val="ListBullet"/>
-      </w:pPr>
-      <w:r>
-        <w:rPr>
-          <w:b/>
-          <w:i/>
-        </w:rPr>
-        <w:t xml:space="preserve">Kommentar: </w:t>
-      </w:r>
-      <w:r>
-        <w:rPr>
-          <w:i/>
-        </w:rPr>
-        <w:t>I det avverkningsanmälda skogsområdet har 12 naturvårdsarter varav 8 rödlistade arter sina livsmiljöer och växtplatser.</w:t>
+        <w:t>Fladdermöss är beroende av hänsyn på landskapsnivå och det är viktigt att alla typer av vatten och våtmarker samt fuktiga skogspartier återställs och bevaras. Sväm- och sumpskog ska alltid sparas, och äldre lövmiljöer bör alltid sparas för födosök, koloniplatser och viloplatser. Utöver kantzoner mot vatten och våtmarker bör tillräckligt breda skyddszoner av uppväxt skog sparas för att skapa och bevara vindskyddade födosöksmiljöer. Genom att binda samman befintliga skogsbestånd med korridorer av uppvuxen skog skapas ett fladdermusvänligt landskap (SLU Artdatabanken, 2024; Skogsstyrelsen, 2016).</w:t>
       </w:r>
     </w:p>
     <w:p>
@@ -454,196 +807,35 @@
         <w:pStyle w:val="Heading2"/>
       </w:pPr>
       <w:r>
-        <w:t>Ur Chain of Custody Certification (FSC-STD-40-004 ver 3.0)</w:t>
+        <w:t>Referenser – dvärgpipistrell</w:t>
       </w:r>
     </w:p>
     <w:p>
       <w:r>
-        <w:rPr>
-          <w:b/>
-        </w:rPr>
-        <w:t xml:space="preserve">1.3 </w:t>
-      </w:r>
-      <w:r>
-        <w:t xml:space="preserve">The organization shall commit to the FSC values as defined in FSC-POL-01-004 Policy for the Association of Organizations with FSC. </w:t>
-      </w:r>
-    </w:p>
-    <w:p>
-      <w:pPr>
-        <w:pStyle w:val="Heading2"/>
-      </w:pPr>
-      <w:r>
-        <w:t>Ur FSC:s policy för associerade organisationer (FSC-POL-01-004)</w:t>
-      </w:r>
-    </w:p>
-    <w:p>
-      <w:r>
-        <w:t xml:space="preserve">Som “Chain of Custody”-certifierad organisation är skogsbolaget bunden av de fastställda reglerna i Del 1 Punkt 1 c) i Policy för organisationer associerade med FSC (FSC-POL-01-004 V2-0 EN + SVE version 2012-03-02): </w:t>
-      </w:r>
-    </w:p>
-    <w:p>
-      <w:pPr>
-        <w:pStyle w:val="ListNumber"/>
-      </w:pPr>
-      <w:r>
-        <w:t>De organisationer FSC kan acceptera association med får inte direkt eller indirekt ha några kopplingar till nedanstående, oacceptabla aktiviteter:</w:t>
-      </w:r>
-    </w:p>
-    <w:p>
-      <w:pPr>
-        <w:ind w:left="357"/>
-      </w:pPr>
-      <w:r>
-        <w:t>a) Olaglig skogsavverkning och handel med olagligt avverkat virke eller skogsprodukter</w:t>
-      </w:r>
-    </w:p>
-    <w:p>
-      <w:pPr>
-        <w:ind w:left="357"/>
-      </w:pPr>
-      <w:r>
-        <w:t>...</w:t>
-      </w:r>
-    </w:p>
-    <w:p>
-      <w:pPr>
-        <w:ind w:left="357"/>
-      </w:pPr>
-      <w:r>
-        <w:t>c) Skogsbruk som förstör höga naturvärden</w:t>
-      </w:r>
-    </w:p>
-    <w:p>
-      <w:pPr>
-        <w:ind w:left="357"/>
-      </w:pPr>
-      <w:r>
-        <w:t>d) Betydande omvandling av skog till plantager eller annan, icke skoglig, markanvändning</w:t>
-      </w:r>
-    </w:p>
-    <w:p>
-      <w:pPr>
-        <w:pStyle w:val="ListBullet"/>
-      </w:pPr>
-      <w:r>
-        <w:rPr>
-          <w:b/>
-          <w:i/>
-        </w:rPr>
-        <w:t xml:space="preserve">Kommentar: </w:t>
+        <w:t xml:space="preserve">Skogsstyrelsen, 2016. </w:t>
       </w:r>
       <w:r>
         <w:rPr>
           <w:i/>
         </w:rPr>
-        <w:t>Avverkning av skog med höga naturvärden samt skada på fridlysta arter strider både mot FSC Controlled Wood-standarden och FSC:s policy for associerade organisationer.</w:t>
+        <w:t xml:space="preserve">Vägledning för hänsyn till pipistrell. </w:t>
+      </w:r>
+      <w:r>
+        <w:t>Vägledningar och kunskapsstöd artskydd - Skogsstyrelsen</w:t>
       </w:r>
     </w:p>
     <w:p>
-      <w:pPr>
-        <w:pStyle w:val="Heading2"/>
-      </w:pPr>
-      <w:r>
-        <w:t>Ur FSC Controlled Wood (FSC-STD-40-005)</w:t>
-      </w:r>
-    </w:p>
-    <w:p>
-      <w:r>
-        <w:t>Virke som inte accepteras i FSC-märkta produkter (oacceptabelt ursprung) enligt FSC Controlled Wood (FSC-STD-40-005):</w:t>
-      </w:r>
-    </w:p>
-    <w:p>
-      <w:pPr>
-        <w:pStyle w:val="ListNumber"/>
-      </w:pPr>
-      <w:r>
-        <w:t>Illegalt avverkat virke.</w:t>
-      </w:r>
-    </w:p>
-    <w:p>
-      <w:pPr>
-        <w:pStyle w:val="ListNumber"/>
-      </w:pPr>
-      <w:r>
-        <w:t>...</w:t>
-      </w:r>
-    </w:p>
-    <w:p>
-      <w:pPr>
-        <w:pStyle w:val="ListNumber"/>
-      </w:pPr>
-      <w:r>
-        <w:t>Virke från avverkningar som hotar höga naturvärden.</w:t>
-      </w:r>
-    </w:p>
-    <w:p>
-      <w:pPr>
-        <w:pStyle w:val="ListNumber"/>
-      </w:pPr>
-      <w:r>
-        <w:t>Virke från skog som konverteras till plantager eller icke-skogligt bruk.</w:t>
-      </w:r>
-    </w:p>
-    <w:p>
-      <w:pPr>
-        <w:pStyle w:val="ListBullet"/>
-      </w:pPr>
-      <w:r>
-        <w:rPr>
-          <w:b/>
-          <w:i/>
-        </w:rPr>
-        <w:t xml:space="preserve">Kommentar: </w:t>
+      <w:r>
+        <w:t>SLU Artdatabanken, 2024.</w:t>
       </w:r>
       <w:r>
         <w:rPr>
           <w:i/>
         </w:rPr>
-        <w:t>Avverkning av skog med höga naturvärden samt skada på fridlysta arter strider både mot FSC Controlled Wood-standarden och FSC:s policy for associerade organisationer.</w:t>
-      </w:r>
-    </w:p>
-    <w:p>
-      <w:pPr>
-        <w:pStyle w:val="Heading1"/>
-      </w:pPr>
-      <w:r>
-        <w:t>Ur PEFC-standarden gällande lagefterlevnad</w:t>
-      </w:r>
-    </w:p>
-    <w:p>
-      <w:r>
-        <w:t>PEFC-standarden förutsätter att tillämplig svensk lagstiftning följs. Det är utsedd tillsynsmyndighet som ansvarar för tillsyn av lagens efterlevnad. PEFC-standarden återger innehållet i vissa certifieringskritiska lag- och föreskriftskrav vilka ska ingå i granskning av PEFC-systemets efterlevnad.</w:t>
-      </w:r>
-    </w:p>
-    <w:p>
-      <w:pPr>
-        <w:pStyle w:val="ListBullet"/>
-      </w:pPr>
-      <w:r>
-        <w:rPr>
-          <w:b/>
-          <w:i/>
-        </w:rPr>
-        <w:t xml:space="preserve">Kommentar: </w:t>
-      </w:r>
-      <w:r>
-        <w:rPr>
-          <w:i/>
-        </w:rPr>
-        <w:t>I den avverkningsanmälda skogen har fridlysta arter sina livsmiljöer och växtplatser. Att skada de fridlysta arternas livsmiljöer, växtplatser eller ekologiska funktion är inte tillåtet enligt artskyddsförordningen</w:t>
-      </w:r>
-    </w:p>
-    <w:p>
-      <w:r>
-        <w:br w:type="page"/>
-      </w:r>
-    </w:p>
-    <w:p>
-      <w:pPr>
-        <w:pStyle w:val="Title"/>
-      </w:pPr>
-      <w:r>
-        <w:t>BILAGA 1 – Fridlysta arter</w:t>
+        <w:t xml:space="preserve">  Artfakta: dvärgpipistrell (Pipistrellus pygmaeus). </w:t>
+      </w:r>
+      <w:r>
+        <w:t>https://artfakta.se/taxa/205995</w:t>
       </w:r>
     </w:p>
     <w:p>
@@ -916,7 +1108,7 @@
 </file>
 
 <file path=word/endnotes.xml><?xml version="1.0" encoding="utf-8"?>
-<w:endnotes xmlns:wpc="http://schemas.microsoft.com/office/word/2010/wordprocessingCanvas" xmlns:cx="http://schemas.microsoft.com/office/drawing/2014/chartex" xmlns:cx1="http://schemas.microsoft.com/office/drawing/2015/9/8/chartex" xmlns:cx2="http://schemas.microsoft.com/office/drawing/2015/10/21/chartex" xmlns:cx3="http://schemas.microsoft.com/office/drawing/2016/5/9/chartex" xmlns:cx4="http://schemas.microsoft.com/office/drawing/2016/5/10/chartex" xmlns:cx5="http://schemas.microsoft.com/office/drawing/2016/5/11/chartex" xmlns:cx6="http://schemas.microsoft.com/office/drawing/2016/5/12/chartex" xmlns:cx7="http://schemas.microsoft.com/office/drawing/2016/5/13/chartex" xmlns:cx8="http://schemas.microsoft.com/office/drawing/2016/5/14/chartex" xmlns:mc="http://schemas.openxmlformats.org/markup-compatibility/2006" xmlns:aink="http://schemas.microsoft.com/office/drawing/2016/ink" xmlns:am3d="http://schemas.microsoft.com/office/drawing/2017/model3d" xmlns:o="urn:schemas-microsoft-com:office:office" xmlns:oel="http://schemas.microsoft.com/office/2019/extlst" xmlns:r="http://schemas.openxmlformats.org/officeDocument/2006/relationships" xmlns:m="http://schemas.openxmlformats.org/officeDocument/2006/math" xmlns:v="urn:schemas-microsoft-com:vml" xmlns:wp14="http://schemas.microsoft.com/office/word/2010/wordprocessingDrawing" xmlns:wp="http://schemas.openxmlformats.org/drawingml/2006/wordprocessingDrawing" xmlns:w10="urn:schemas-microsoft-com:office:word" xmlns:w="http://schemas.openxmlformats.org/wordprocessingml/2006/main" xmlns:w14="http://schemas.microsoft.com/office/word/2010/wordml" xmlns:w15="http://schemas.microsoft.com/office/word/2012/wordml" xmlns:w16cex="http://schemas.microsoft.com/office/word/2018/wordml/cex" xmlns:w16cid="http://schemas.microsoft.com/office/word/2016/wordml/cid" xmlns:w16="http://schemas.microsoft.com/office/word/2018/wordml" xmlns:w16sdtdh="http://schemas.microsoft.com/office/word/2020/wordml/sdtdatahash" xmlns:w16se="http://schemas.microsoft.com/office/word/2015/wordml/symex" xmlns:wpg="http://schemas.microsoft.com/office/word/2010/wordprocessingGroup" xmlns:wpi="http://schemas.microsoft.com/office/word/2010/wordprocessingInk" xmlns:wne="http://schemas.microsoft.com/office/word/2006/wordml" xmlns:wps="http://schemas.microsoft.com/office/word/2010/wordprocessingShape" mc:Ignorable="w14 w15 w16se w16cid w16 w16cex w16sdtdh wp14">
+<w:endnotes xmlns:wpc="http://schemas.microsoft.com/office/word/2010/wordprocessingCanvas" xmlns:cx="http://schemas.microsoft.com/office/drawing/2014/chartex" xmlns:cx1="http://schemas.microsoft.com/office/drawing/2015/9/8/chartex" xmlns:cx2="http://schemas.microsoft.com/office/drawing/2015/10/21/chartex" xmlns:cx3="http://schemas.microsoft.com/office/drawing/2016/5/9/chartex" xmlns:cx4="http://schemas.microsoft.com/office/drawing/2016/5/10/chartex" xmlns:cx5="http://schemas.microsoft.com/office/drawing/2016/5/11/chartex" xmlns:cx6="http://schemas.microsoft.com/office/drawing/2016/5/12/chartex" xmlns:cx7="http://schemas.microsoft.com/office/drawing/2016/5/13/chartex" xmlns:cx8="http://schemas.microsoft.com/office/drawing/2016/5/14/chartex" xmlns:mc="http://schemas.openxmlformats.org/markup-compatibility/2006" xmlns:aink="http://schemas.microsoft.com/office/drawing/2016/ink" xmlns:am3d="http://schemas.microsoft.com/office/drawing/2017/model3d" xmlns:o="urn:schemas-microsoft-com:office:office" xmlns:oel="http://schemas.microsoft.com/office/2019/extlst" xmlns:r="http://schemas.openxmlformats.org/officeDocument/2006/relationships" xmlns:m="http://schemas.openxmlformats.org/officeDocument/2006/math" xmlns:v="urn:schemas-microsoft-com:vml" xmlns:wp14="http://schemas.microsoft.com/office/word/2010/wordprocessingDrawing" xmlns:wp="http://schemas.openxmlformats.org/drawingml/2006/wordprocessingDrawing" xmlns:w10="urn:schemas-microsoft-com:office:word" xmlns:w="http://schemas.openxmlformats.org/wordprocessingml/2006/main" xmlns:w14="http://schemas.microsoft.com/office/word/2010/wordml" xmlns:w15="http://schemas.microsoft.com/office/word/2012/wordml" xmlns:w16cex="http://schemas.microsoft.com/office/word/2018/wordml/cex" xmlns:w16cid="http://schemas.microsoft.com/office/word/2016/wordml/cid" xmlns:w16="http://schemas.microsoft.com/office/word/2018/wordml" xmlns:w16du="http://schemas.microsoft.com/office/word/2023/wordml/word16du" xmlns:w16sdtdh="http://schemas.microsoft.com/office/word/2020/wordml/sdtdatahash" xmlns:w16sdtfl="http://schemas.microsoft.com/office/word/2024/wordml/sdtformatlock" xmlns:w16se="http://schemas.microsoft.com/office/word/2015/wordml/symex" xmlns:wpg="http://schemas.microsoft.com/office/word/2010/wordprocessingGroup" xmlns:wpi="http://schemas.microsoft.com/office/word/2010/wordprocessingInk" xmlns:wne="http://schemas.microsoft.com/office/word/2006/wordml" xmlns:wps="http://schemas.microsoft.com/office/word/2010/wordprocessingShape" mc:Ignorable="w14 w15 w16se w16cid w16 w16cex w16sdtdh w16sdtfl w16du wp14">
   <w:endnote w:type="separator" w:id="-1">
     <w:p>
       <w:pPr>
@@ -941,7 +1133,7 @@
 </file>
 
 <file path=word/footer1.xml><?xml version="1.0" encoding="utf-8"?>
-<w:ftr xmlns:wpc="http://schemas.microsoft.com/office/word/2010/wordprocessingCanvas" xmlns:cx="http://schemas.microsoft.com/office/drawing/2014/chartex" xmlns:cx1="http://schemas.microsoft.com/office/drawing/2015/9/8/chartex" xmlns:cx2="http://schemas.microsoft.com/office/drawing/2015/10/21/chartex" xmlns:cx3="http://schemas.microsoft.com/office/drawing/2016/5/9/chartex" xmlns:cx4="http://schemas.microsoft.com/office/drawing/2016/5/10/chartex" xmlns:cx5="http://schemas.microsoft.com/office/drawing/2016/5/11/chartex" xmlns:cx6="http://schemas.microsoft.com/office/drawing/2016/5/12/chartex" xmlns:cx7="http://schemas.microsoft.com/office/drawing/2016/5/13/chartex" xmlns:cx8="http://schemas.microsoft.com/office/drawing/2016/5/14/chartex" xmlns:mc="http://schemas.openxmlformats.org/markup-compatibility/2006" xmlns:aink="http://schemas.microsoft.com/office/drawing/2016/ink" xmlns:am3d="http://schemas.microsoft.com/office/drawing/2017/model3d" xmlns:o="urn:schemas-microsoft-com:office:office" xmlns:oel="http://schemas.microsoft.com/office/2019/extlst" xmlns:r="http://schemas.openxmlformats.org/officeDocument/2006/relationships" xmlns:m="http://schemas.openxmlformats.org/officeDocument/2006/math" xmlns:v="urn:schemas-microsoft-com:vml" xmlns:wp14="http://schemas.microsoft.com/office/word/2010/wordprocessingDrawing" xmlns:wp="http://schemas.openxmlformats.org/drawingml/2006/wordprocessingDrawing" xmlns:w10="urn:schemas-microsoft-com:office:word" xmlns:w="http://schemas.openxmlformats.org/wordprocessingml/2006/main" xmlns:w14="http://schemas.microsoft.com/office/word/2010/wordml" xmlns:w15="http://schemas.microsoft.com/office/word/2012/wordml" xmlns:w16cex="http://schemas.microsoft.com/office/word/2018/wordml/cex" xmlns:w16cid="http://schemas.microsoft.com/office/word/2016/wordml/cid" xmlns:w16="http://schemas.microsoft.com/office/word/2018/wordml" xmlns:w16sdtdh="http://schemas.microsoft.com/office/word/2020/wordml/sdtdatahash" xmlns:w16se="http://schemas.microsoft.com/office/word/2015/wordml/symex" xmlns:wpg="http://schemas.microsoft.com/office/word/2010/wordprocessingGroup" xmlns:wpi="http://schemas.microsoft.com/office/word/2010/wordprocessingInk" xmlns:wne="http://schemas.microsoft.com/office/word/2006/wordml" xmlns:wps="http://schemas.microsoft.com/office/word/2010/wordprocessingShape" mc:Ignorable="w14 w15 w16se w16cid w16 w16cex w16sdtdh wp14">
+<w:ftr xmlns:wpc="http://schemas.microsoft.com/office/word/2010/wordprocessingCanvas" xmlns:cx="http://schemas.microsoft.com/office/drawing/2014/chartex" xmlns:cx1="http://schemas.microsoft.com/office/drawing/2015/9/8/chartex" xmlns:cx2="http://schemas.microsoft.com/office/drawing/2015/10/21/chartex" xmlns:cx3="http://schemas.microsoft.com/office/drawing/2016/5/9/chartex" xmlns:cx4="http://schemas.microsoft.com/office/drawing/2016/5/10/chartex" xmlns:cx5="http://schemas.microsoft.com/office/drawing/2016/5/11/chartex" xmlns:cx6="http://schemas.microsoft.com/office/drawing/2016/5/12/chartex" xmlns:cx7="http://schemas.microsoft.com/office/drawing/2016/5/13/chartex" xmlns:cx8="http://schemas.microsoft.com/office/drawing/2016/5/14/chartex" xmlns:mc="http://schemas.openxmlformats.org/markup-compatibility/2006" xmlns:aink="http://schemas.microsoft.com/office/drawing/2016/ink" xmlns:am3d="http://schemas.microsoft.com/office/drawing/2017/model3d" xmlns:o="urn:schemas-microsoft-com:office:office" xmlns:oel="http://schemas.microsoft.com/office/2019/extlst" xmlns:r="http://schemas.openxmlformats.org/officeDocument/2006/relationships" xmlns:m="http://schemas.openxmlformats.org/officeDocument/2006/math" xmlns:v="urn:schemas-microsoft-com:vml" xmlns:wp14="http://schemas.microsoft.com/office/word/2010/wordprocessingDrawing" xmlns:wp="http://schemas.openxmlformats.org/drawingml/2006/wordprocessingDrawing" xmlns:w10="urn:schemas-microsoft-com:office:word" xmlns:w="http://schemas.openxmlformats.org/wordprocessingml/2006/main" xmlns:w14="http://schemas.microsoft.com/office/word/2010/wordml" xmlns:w15="http://schemas.microsoft.com/office/word/2012/wordml" xmlns:w16cex="http://schemas.microsoft.com/office/word/2018/wordml/cex" xmlns:w16cid="http://schemas.microsoft.com/office/word/2016/wordml/cid" xmlns:w16="http://schemas.microsoft.com/office/word/2018/wordml" xmlns:w16du="http://schemas.microsoft.com/office/word/2023/wordml/word16du" xmlns:w16sdtdh="http://schemas.microsoft.com/office/word/2020/wordml/sdtdatahash" xmlns:w16sdtfl="http://schemas.microsoft.com/office/word/2024/wordml/sdtformatlock" xmlns:w16se="http://schemas.microsoft.com/office/word/2015/wordml/symex" xmlns:wpg="http://schemas.microsoft.com/office/word/2010/wordprocessingGroup" xmlns:wpi="http://schemas.microsoft.com/office/word/2010/wordprocessingInk" xmlns:wne="http://schemas.microsoft.com/office/word/2006/wordml" xmlns:wps="http://schemas.microsoft.com/office/word/2010/wordprocessingShape" mc:Ignorable="w14 w15 w16se w16cid w16 w16cex w16sdtdh w16sdtfl w16du wp14">
   <w:p>
     <w:pPr>
       <w:pStyle w:val="Footer"/>
@@ -951,7 +1143,7 @@
 </file>
 
 <file path=word/footer2.xml><?xml version="1.0" encoding="utf-8"?>
-<w:ftr xmlns:wpc="http://schemas.microsoft.com/office/word/2010/wordprocessingCanvas" xmlns:cx="http://schemas.microsoft.com/office/drawing/2014/chartex" xmlns:cx1="http://schemas.microsoft.com/office/drawing/2015/9/8/chartex" xmlns:cx2="http://schemas.microsoft.com/office/drawing/2015/10/21/chartex" xmlns:cx3="http://schemas.microsoft.com/office/drawing/2016/5/9/chartex" xmlns:cx4="http://schemas.microsoft.com/office/drawing/2016/5/10/chartex" xmlns:cx5="http://schemas.microsoft.com/office/drawing/2016/5/11/chartex" xmlns:cx6="http://schemas.microsoft.com/office/drawing/2016/5/12/chartex" xmlns:cx7="http://schemas.microsoft.com/office/drawing/2016/5/13/chartex" xmlns:cx8="http://schemas.microsoft.com/office/drawing/2016/5/14/chartex" xmlns:mc="http://schemas.openxmlformats.org/markup-compatibility/2006" xmlns:aink="http://schemas.microsoft.com/office/drawing/2016/ink" xmlns:am3d="http://schemas.microsoft.com/office/drawing/2017/model3d" xmlns:o="urn:schemas-microsoft-com:office:office" xmlns:oel="http://schemas.microsoft.com/office/2019/extlst" xmlns:r="http://schemas.openxmlformats.org/officeDocument/2006/relationships" xmlns:m="http://schemas.openxmlformats.org/officeDocument/2006/math" xmlns:v="urn:schemas-microsoft-com:vml" xmlns:wp14="http://schemas.microsoft.com/office/word/2010/wordprocessingDrawing" xmlns:wp="http://schemas.openxmlformats.org/drawingml/2006/wordprocessingDrawing" xmlns:w10="urn:schemas-microsoft-com:office:word" xmlns:w="http://schemas.openxmlformats.org/wordprocessingml/2006/main" xmlns:w14="http://schemas.microsoft.com/office/word/2010/wordml" xmlns:w15="http://schemas.microsoft.com/office/word/2012/wordml" xmlns:w16cex="http://schemas.microsoft.com/office/word/2018/wordml/cex" xmlns:w16cid="http://schemas.microsoft.com/office/word/2016/wordml/cid" xmlns:w16="http://schemas.microsoft.com/office/word/2018/wordml" xmlns:w16sdtdh="http://schemas.microsoft.com/office/word/2020/wordml/sdtdatahash" xmlns:w16se="http://schemas.microsoft.com/office/word/2015/wordml/symex" xmlns:wpg="http://schemas.microsoft.com/office/word/2010/wordprocessingGroup" xmlns:wpi="http://schemas.microsoft.com/office/word/2010/wordprocessingInk" xmlns:wne="http://schemas.microsoft.com/office/word/2006/wordml" xmlns:wps="http://schemas.microsoft.com/office/word/2010/wordprocessingShape" mc:Ignorable="w14 w15 w16se w16cid w16 w16cex w16sdtdh wp14">
+<w:ftr xmlns:wpc="http://schemas.microsoft.com/office/word/2010/wordprocessingCanvas" xmlns:cx="http://schemas.microsoft.com/office/drawing/2014/chartex" xmlns:cx1="http://schemas.microsoft.com/office/drawing/2015/9/8/chartex" xmlns:cx2="http://schemas.microsoft.com/office/drawing/2015/10/21/chartex" xmlns:cx3="http://schemas.microsoft.com/office/drawing/2016/5/9/chartex" xmlns:cx4="http://schemas.microsoft.com/office/drawing/2016/5/10/chartex" xmlns:cx5="http://schemas.microsoft.com/office/drawing/2016/5/11/chartex" xmlns:cx6="http://schemas.microsoft.com/office/drawing/2016/5/12/chartex" xmlns:cx7="http://schemas.microsoft.com/office/drawing/2016/5/13/chartex" xmlns:cx8="http://schemas.microsoft.com/office/drawing/2016/5/14/chartex" xmlns:mc="http://schemas.openxmlformats.org/markup-compatibility/2006" xmlns:aink="http://schemas.microsoft.com/office/drawing/2016/ink" xmlns:am3d="http://schemas.microsoft.com/office/drawing/2017/model3d" xmlns:o="urn:schemas-microsoft-com:office:office" xmlns:oel="http://schemas.microsoft.com/office/2019/extlst" xmlns:r="http://schemas.openxmlformats.org/officeDocument/2006/relationships" xmlns:m="http://schemas.openxmlformats.org/officeDocument/2006/math" xmlns:v="urn:schemas-microsoft-com:vml" xmlns:wp14="http://schemas.microsoft.com/office/word/2010/wordprocessingDrawing" xmlns:wp="http://schemas.openxmlformats.org/drawingml/2006/wordprocessingDrawing" xmlns:w10="urn:schemas-microsoft-com:office:word" xmlns:w="http://schemas.openxmlformats.org/wordprocessingml/2006/main" xmlns:w14="http://schemas.microsoft.com/office/word/2010/wordml" xmlns:w15="http://schemas.microsoft.com/office/word/2012/wordml" xmlns:w16cex="http://schemas.microsoft.com/office/word/2018/wordml/cex" xmlns:w16cid="http://schemas.microsoft.com/office/word/2016/wordml/cid" xmlns:w16="http://schemas.microsoft.com/office/word/2018/wordml" xmlns:w16du="http://schemas.microsoft.com/office/word/2023/wordml/word16du" xmlns:w16sdtdh="http://schemas.microsoft.com/office/word/2020/wordml/sdtdatahash" xmlns:w16sdtfl="http://schemas.microsoft.com/office/word/2024/wordml/sdtformatlock" xmlns:w16se="http://schemas.microsoft.com/office/word/2015/wordml/symex" xmlns:wpg="http://schemas.microsoft.com/office/word/2010/wordprocessingGroup" xmlns:wpi="http://schemas.microsoft.com/office/word/2010/wordprocessingInk" xmlns:wne="http://schemas.microsoft.com/office/word/2006/wordml" xmlns:wps="http://schemas.microsoft.com/office/word/2010/wordprocessingShape" mc:Ignorable="w14 w15 w16se w16cid w16 w16cex w16sdtdh w16sdtfl w16du wp14">
   <w:p>
     <w:pPr>
       <w:pStyle w:val="Footer"/>
@@ -961,7 +1153,7 @@
 </file>
 
 <file path=word/footer3.xml><?xml version="1.0" encoding="utf-8"?>
-<w:ftr xmlns:wpc="http://schemas.microsoft.com/office/word/2010/wordprocessingCanvas" xmlns:cx="http://schemas.microsoft.com/office/drawing/2014/chartex" xmlns:cx1="http://schemas.microsoft.com/office/drawing/2015/9/8/chartex" xmlns:cx2="http://schemas.microsoft.com/office/drawing/2015/10/21/chartex" xmlns:cx3="http://schemas.microsoft.com/office/drawing/2016/5/9/chartex" xmlns:cx4="http://schemas.microsoft.com/office/drawing/2016/5/10/chartex" xmlns:cx5="http://schemas.microsoft.com/office/drawing/2016/5/11/chartex" xmlns:cx6="http://schemas.microsoft.com/office/drawing/2016/5/12/chartex" xmlns:cx7="http://schemas.microsoft.com/office/drawing/2016/5/13/chartex" xmlns:cx8="http://schemas.microsoft.com/office/drawing/2016/5/14/chartex" xmlns:mc="http://schemas.openxmlformats.org/markup-compatibility/2006" xmlns:aink="http://schemas.microsoft.com/office/drawing/2016/ink" xmlns:am3d="http://schemas.microsoft.com/office/drawing/2017/model3d" xmlns:o="urn:schemas-microsoft-com:office:office" xmlns:oel="http://schemas.microsoft.com/office/2019/extlst" xmlns:r="http://schemas.openxmlformats.org/officeDocument/2006/relationships" xmlns:m="http://schemas.openxmlformats.org/officeDocument/2006/math" xmlns:v="urn:schemas-microsoft-com:vml" xmlns:wp14="http://schemas.microsoft.com/office/word/2010/wordprocessingDrawing" xmlns:wp="http://schemas.openxmlformats.org/drawingml/2006/wordprocessingDrawing" xmlns:w10="urn:schemas-microsoft-com:office:word" xmlns:w="http://schemas.openxmlformats.org/wordprocessingml/2006/main" xmlns:w14="http://schemas.microsoft.com/office/word/2010/wordml" xmlns:w15="http://schemas.microsoft.com/office/word/2012/wordml" xmlns:w16cex="http://schemas.microsoft.com/office/word/2018/wordml/cex" xmlns:w16cid="http://schemas.microsoft.com/office/word/2016/wordml/cid" xmlns:w16="http://schemas.microsoft.com/office/word/2018/wordml" xmlns:w16sdtdh="http://schemas.microsoft.com/office/word/2020/wordml/sdtdatahash" xmlns:w16se="http://schemas.microsoft.com/office/word/2015/wordml/symex" xmlns:wpg="http://schemas.microsoft.com/office/word/2010/wordprocessingGroup" xmlns:wpi="http://schemas.microsoft.com/office/word/2010/wordprocessingInk" xmlns:wne="http://schemas.microsoft.com/office/word/2006/wordml" xmlns:wps="http://schemas.microsoft.com/office/word/2010/wordprocessingShape" mc:Ignorable="w14 w15 w16se w16cid w16 w16cex w16sdtdh wp14">
+<w:ftr xmlns:wpc="http://schemas.microsoft.com/office/word/2010/wordprocessingCanvas" xmlns:cx="http://schemas.microsoft.com/office/drawing/2014/chartex" xmlns:cx1="http://schemas.microsoft.com/office/drawing/2015/9/8/chartex" xmlns:cx2="http://schemas.microsoft.com/office/drawing/2015/10/21/chartex" xmlns:cx3="http://schemas.microsoft.com/office/drawing/2016/5/9/chartex" xmlns:cx4="http://schemas.microsoft.com/office/drawing/2016/5/10/chartex" xmlns:cx5="http://schemas.microsoft.com/office/drawing/2016/5/11/chartex" xmlns:cx6="http://schemas.microsoft.com/office/drawing/2016/5/12/chartex" xmlns:cx7="http://schemas.microsoft.com/office/drawing/2016/5/13/chartex" xmlns:cx8="http://schemas.microsoft.com/office/drawing/2016/5/14/chartex" xmlns:mc="http://schemas.openxmlformats.org/markup-compatibility/2006" xmlns:aink="http://schemas.microsoft.com/office/drawing/2016/ink" xmlns:am3d="http://schemas.microsoft.com/office/drawing/2017/model3d" xmlns:o="urn:schemas-microsoft-com:office:office" xmlns:oel="http://schemas.microsoft.com/office/2019/extlst" xmlns:r="http://schemas.openxmlformats.org/officeDocument/2006/relationships" xmlns:m="http://schemas.openxmlformats.org/officeDocument/2006/math" xmlns:v="urn:schemas-microsoft-com:vml" xmlns:wp14="http://schemas.microsoft.com/office/word/2010/wordprocessingDrawing" xmlns:wp="http://schemas.openxmlformats.org/drawingml/2006/wordprocessingDrawing" xmlns:w10="urn:schemas-microsoft-com:office:word" xmlns:w="http://schemas.openxmlformats.org/wordprocessingml/2006/main" xmlns:w14="http://schemas.microsoft.com/office/word/2010/wordml" xmlns:w15="http://schemas.microsoft.com/office/word/2012/wordml" xmlns:w16cex="http://schemas.microsoft.com/office/word/2018/wordml/cex" xmlns:w16cid="http://schemas.microsoft.com/office/word/2016/wordml/cid" xmlns:w16="http://schemas.microsoft.com/office/word/2018/wordml" xmlns:w16du="http://schemas.microsoft.com/office/word/2023/wordml/word16du" xmlns:w16sdtdh="http://schemas.microsoft.com/office/word/2020/wordml/sdtdatahash" xmlns:w16sdtfl="http://schemas.microsoft.com/office/word/2024/wordml/sdtformatlock" xmlns:w16se="http://schemas.microsoft.com/office/word/2015/wordml/symex" xmlns:wpg="http://schemas.microsoft.com/office/word/2010/wordprocessingGroup" xmlns:wpi="http://schemas.microsoft.com/office/word/2010/wordprocessingInk" xmlns:wne="http://schemas.microsoft.com/office/word/2006/wordml" xmlns:wps="http://schemas.microsoft.com/office/word/2010/wordprocessingShape" mc:Ignorable="w14 w15 w16se w16cid w16 w16cex w16sdtdh w16sdtfl w16du wp14">
   <w:p>
     <w:pPr>
       <w:pStyle w:val="Footer"/>
@@ -971,7 +1163,7 @@
 </file>
 
 <file path=word/footnotes.xml><?xml version="1.0" encoding="utf-8"?>
-<w:footnotes xmlns:wpc="http://schemas.microsoft.com/office/word/2010/wordprocessingCanvas" xmlns:cx="http://schemas.microsoft.com/office/drawing/2014/chartex" xmlns:cx1="http://schemas.microsoft.com/office/drawing/2015/9/8/chartex" xmlns:cx2="http://schemas.microsoft.com/office/drawing/2015/10/21/chartex" xmlns:cx3="http://schemas.microsoft.com/office/drawing/2016/5/9/chartex" xmlns:cx4="http://schemas.microsoft.com/office/drawing/2016/5/10/chartex" xmlns:cx5="http://schemas.microsoft.com/office/drawing/2016/5/11/chartex" xmlns:cx6="http://schemas.microsoft.com/office/drawing/2016/5/12/chartex" xmlns:cx7="http://schemas.microsoft.com/office/drawing/2016/5/13/chartex" xmlns:cx8="http://schemas.microsoft.com/office/drawing/2016/5/14/chartex" xmlns:mc="http://schemas.openxmlformats.org/markup-compatibility/2006" xmlns:aink="http://schemas.microsoft.com/office/drawing/2016/ink" xmlns:am3d="http://schemas.microsoft.com/office/drawing/2017/model3d" xmlns:o="urn:schemas-microsoft-com:office:office" xmlns:oel="http://schemas.microsoft.com/office/2019/extlst" xmlns:r="http://schemas.openxmlformats.org/officeDocument/2006/relationships" xmlns:m="http://schemas.openxmlformats.org/officeDocument/2006/math" xmlns:v="urn:schemas-microsoft-com:vml" xmlns:wp14="http://schemas.microsoft.com/office/word/2010/wordprocessingDrawing" xmlns:wp="http://schemas.openxmlformats.org/drawingml/2006/wordprocessingDrawing" xmlns:w10="urn:schemas-microsoft-com:office:word" xmlns:w="http://schemas.openxmlformats.org/wordprocessingml/2006/main" xmlns:w14="http://schemas.microsoft.com/office/word/2010/wordml" xmlns:w15="http://schemas.microsoft.com/office/word/2012/wordml" xmlns:w16cex="http://schemas.microsoft.com/office/word/2018/wordml/cex" xmlns:w16cid="http://schemas.microsoft.com/office/word/2016/wordml/cid" xmlns:w16="http://schemas.microsoft.com/office/word/2018/wordml" xmlns:w16sdtdh="http://schemas.microsoft.com/office/word/2020/wordml/sdtdatahash" xmlns:w16se="http://schemas.microsoft.com/office/word/2015/wordml/symex" xmlns:wpg="http://schemas.microsoft.com/office/word/2010/wordprocessingGroup" xmlns:wpi="http://schemas.microsoft.com/office/word/2010/wordprocessingInk" xmlns:wne="http://schemas.microsoft.com/office/word/2006/wordml" xmlns:wps="http://schemas.microsoft.com/office/word/2010/wordprocessingShape" mc:Ignorable="w14 w15 w16se w16cid w16 w16cex w16sdtdh wp14">
+<w:footnotes xmlns:wpc="http://schemas.microsoft.com/office/word/2010/wordprocessingCanvas" xmlns:cx="http://schemas.microsoft.com/office/drawing/2014/chartex" xmlns:cx1="http://schemas.microsoft.com/office/drawing/2015/9/8/chartex" xmlns:cx2="http://schemas.microsoft.com/office/drawing/2015/10/21/chartex" xmlns:cx3="http://schemas.microsoft.com/office/drawing/2016/5/9/chartex" xmlns:cx4="http://schemas.microsoft.com/office/drawing/2016/5/10/chartex" xmlns:cx5="http://schemas.microsoft.com/office/drawing/2016/5/11/chartex" xmlns:cx6="http://schemas.microsoft.com/office/drawing/2016/5/12/chartex" xmlns:cx7="http://schemas.microsoft.com/office/drawing/2016/5/13/chartex" xmlns:cx8="http://schemas.microsoft.com/office/drawing/2016/5/14/chartex" xmlns:mc="http://schemas.openxmlformats.org/markup-compatibility/2006" xmlns:aink="http://schemas.microsoft.com/office/drawing/2016/ink" xmlns:am3d="http://schemas.microsoft.com/office/drawing/2017/model3d" xmlns:o="urn:schemas-microsoft-com:office:office" xmlns:oel="http://schemas.microsoft.com/office/2019/extlst" xmlns:r="http://schemas.openxmlformats.org/officeDocument/2006/relationships" xmlns:m="http://schemas.openxmlformats.org/officeDocument/2006/math" xmlns:v="urn:schemas-microsoft-com:vml" xmlns:wp14="http://schemas.microsoft.com/office/word/2010/wordprocessingDrawing" xmlns:wp="http://schemas.openxmlformats.org/drawingml/2006/wordprocessingDrawing" xmlns:w10="urn:schemas-microsoft-com:office:word" xmlns:w="http://schemas.openxmlformats.org/wordprocessingml/2006/main" xmlns:w14="http://schemas.microsoft.com/office/word/2010/wordml" xmlns:w15="http://schemas.microsoft.com/office/word/2012/wordml" xmlns:w16cex="http://schemas.microsoft.com/office/word/2018/wordml/cex" xmlns:w16cid="http://schemas.microsoft.com/office/word/2016/wordml/cid" xmlns:w16="http://schemas.microsoft.com/office/word/2018/wordml" xmlns:w16du="http://schemas.microsoft.com/office/word/2023/wordml/word16du" xmlns:w16sdtdh="http://schemas.microsoft.com/office/word/2020/wordml/sdtdatahash" xmlns:w16sdtfl="http://schemas.microsoft.com/office/word/2024/wordml/sdtformatlock" xmlns:w16se="http://schemas.microsoft.com/office/word/2015/wordml/symex" xmlns:wpg="http://schemas.microsoft.com/office/word/2010/wordprocessingGroup" xmlns:wpi="http://schemas.microsoft.com/office/word/2010/wordprocessingInk" xmlns:wne="http://schemas.microsoft.com/office/word/2006/wordml" xmlns:wps="http://schemas.microsoft.com/office/word/2010/wordprocessingShape" mc:Ignorable="w14 w15 w16se w16cid w16 w16cex w16sdtdh w16sdtfl w16du wp14">
   <w:footnote w:type="separator" w:id="-1">
     <w:p>
       <w:pPr>
@@ -996,7 +1188,7 @@
 </file>
 
 <file path=word/header1.xml><?xml version="1.0" encoding="utf-8"?>
-<w:hdr xmlns:wpc="http://schemas.microsoft.com/office/word/2010/wordprocessingCanvas" xmlns:cx="http://schemas.microsoft.com/office/drawing/2014/chartex" xmlns:cx1="http://schemas.microsoft.com/office/drawing/2015/9/8/chartex" xmlns:cx2="http://schemas.microsoft.com/office/drawing/2015/10/21/chartex" xmlns:cx3="http://schemas.microsoft.com/office/drawing/2016/5/9/chartex" xmlns:cx4="http://schemas.microsoft.com/office/drawing/2016/5/10/chartex" xmlns:cx5="http://schemas.microsoft.com/office/drawing/2016/5/11/chartex" xmlns:cx6="http://schemas.microsoft.com/office/drawing/2016/5/12/chartex" xmlns:cx7="http://schemas.microsoft.com/office/drawing/2016/5/13/chartex" xmlns:cx8="http://schemas.microsoft.com/office/drawing/2016/5/14/chartex" xmlns:mc="http://schemas.openxmlformats.org/markup-compatibility/2006" xmlns:aink="http://schemas.microsoft.com/office/drawing/2016/ink" xmlns:am3d="http://schemas.microsoft.com/office/drawing/2017/model3d" xmlns:o="urn:schemas-microsoft-com:office:office" xmlns:oel="http://schemas.microsoft.com/office/2019/extlst" xmlns:r="http://schemas.openxmlformats.org/officeDocument/2006/relationships" xmlns:m="http://schemas.openxmlformats.org/officeDocument/2006/math" xmlns:v="urn:schemas-microsoft-com:vml" xmlns:wp14="http://schemas.microsoft.com/office/word/2010/wordprocessingDrawing" xmlns:wp="http://schemas.openxmlformats.org/drawingml/2006/wordprocessingDrawing" xmlns:w10="urn:schemas-microsoft-com:office:word" xmlns:w="http://schemas.openxmlformats.org/wordprocessingml/2006/main" xmlns:w14="http://schemas.microsoft.com/office/word/2010/wordml" xmlns:w15="http://schemas.microsoft.com/office/word/2012/wordml" xmlns:w16cex="http://schemas.microsoft.com/office/word/2018/wordml/cex" xmlns:w16cid="http://schemas.microsoft.com/office/word/2016/wordml/cid" xmlns:w16="http://schemas.microsoft.com/office/word/2018/wordml" xmlns:w16sdtdh="http://schemas.microsoft.com/office/word/2020/wordml/sdtdatahash" xmlns:w16se="http://schemas.microsoft.com/office/word/2015/wordml/symex" xmlns:wpg="http://schemas.microsoft.com/office/word/2010/wordprocessingGroup" xmlns:wpi="http://schemas.microsoft.com/office/word/2010/wordprocessingInk" xmlns:wne="http://schemas.microsoft.com/office/word/2006/wordml" xmlns:wps="http://schemas.microsoft.com/office/word/2010/wordprocessingShape" mc:Ignorable="w14 w15 w16se w16cid w16 w16cex w16sdtdh wp14">
+<w:hdr xmlns:wpc="http://schemas.microsoft.com/office/word/2010/wordprocessingCanvas" xmlns:cx="http://schemas.microsoft.com/office/drawing/2014/chartex" xmlns:cx1="http://schemas.microsoft.com/office/drawing/2015/9/8/chartex" xmlns:cx2="http://schemas.microsoft.com/office/drawing/2015/10/21/chartex" xmlns:cx3="http://schemas.microsoft.com/office/drawing/2016/5/9/chartex" xmlns:cx4="http://schemas.microsoft.com/office/drawing/2016/5/10/chartex" xmlns:cx5="http://schemas.microsoft.com/office/drawing/2016/5/11/chartex" xmlns:cx6="http://schemas.microsoft.com/office/drawing/2016/5/12/chartex" xmlns:cx7="http://schemas.microsoft.com/office/drawing/2016/5/13/chartex" xmlns:cx8="http://schemas.microsoft.com/office/drawing/2016/5/14/chartex" xmlns:mc="http://schemas.openxmlformats.org/markup-compatibility/2006" xmlns:aink="http://schemas.microsoft.com/office/drawing/2016/ink" xmlns:am3d="http://schemas.microsoft.com/office/drawing/2017/model3d" xmlns:o="urn:schemas-microsoft-com:office:office" xmlns:oel="http://schemas.microsoft.com/office/2019/extlst" xmlns:r="http://schemas.openxmlformats.org/officeDocument/2006/relationships" xmlns:m="http://schemas.openxmlformats.org/officeDocument/2006/math" xmlns:v="urn:schemas-microsoft-com:vml" xmlns:wp14="http://schemas.microsoft.com/office/word/2010/wordprocessingDrawing" xmlns:wp="http://schemas.openxmlformats.org/drawingml/2006/wordprocessingDrawing" xmlns:w10="urn:schemas-microsoft-com:office:word" xmlns:w="http://schemas.openxmlformats.org/wordprocessingml/2006/main" xmlns:w14="http://schemas.microsoft.com/office/word/2010/wordml" xmlns:w15="http://schemas.microsoft.com/office/word/2012/wordml" xmlns:w16cex="http://schemas.microsoft.com/office/word/2018/wordml/cex" xmlns:w16cid="http://schemas.microsoft.com/office/word/2016/wordml/cid" xmlns:w16="http://schemas.microsoft.com/office/word/2018/wordml" xmlns:w16du="http://schemas.microsoft.com/office/word/2023/wordml/word16du" xmlns:w16sdtdh="http://schemas.microsoft.com/office/word/2020/wordml/sdtdatahash" xmlns:w16sdtfl="http://schemas.microsoft.com/office/word/2024/wordml/sdtformatlock" xmlns:w16se="http://schemas.microsoft.com/office/word/2015/wordml/symex" xmlns:wpg="http://schemas.microsoft.com/office/word/2010/wordprocessingGroup" xmlns:wpi="http://schemas.microsoft.com/office/word/2010/wordprocessingInk" xmlns:wne="http://schemas.microsoft.com/office/word/2006/wordml" xmlns:wps="http://schemas.microsoft.com/office/word/2010/wordprocessingShape" mc:Ignorable="w14 w15 w16se w16cid w16 w16cex w16sdtdh w16sdtfl w16du wp14">
   <w:p>
     <w:pPr>
       <w:pStyle w:val="Header"/>
@@ -1006,7 +1198,7 @@
 </file>
 
 <file path=word/header2.xml><?xml version="1.0" encoding="utf-8"?>
-<w:hdr xmlns:wpc="http://schemas.microsoft.com/office/word/2010/wordprocessingCanvas" xmlns:cx="http://schemas.microsoft.com/office/drawing/2014/chartex" xmlns:cx1="http://schemas.microsoft.com/office/drawing/2015/9/8/chartex" xmlns:cx2="http://schemas.microsoft.com/office/drawing/2015/10/21/chartex" xmlns:cx3="http://schemas.microsoft.com/office/drawing/2016/5/9/chartex" xmlns:cx4="http://schemas.microsoft.com/office/drawing/2016/5/10/chartex" xmlns:cx5="http://schemas.microsoft.com/office/drawing/2016/5/11/chartex" xmlns:cx6="http://schemas.microsoft.com/office/drawing/2016/5/12/chartex" xmlns:cx7="http://schemas.microsoft.com/office/drawing/2016/5/13/chartex" xmlns:cx8="http://schemas.microsoft.com/office/drawing/2016/5/14/chartex" xmlns:mc="http://schemas.openxmlformats.org/markup-compatibility/2006" xmlns:aink="http://schemas.microsoft.com/office/drawing/2016/ink" xmlns:am3d="http://schemas.microsoft.com/office/drawing/2017/model3d" xmlns:o="urn:schemas-microsoft-com:office:office" xmlns:oel="http://schemas.microsoft.com/office/2019/extlst" xmlns:r="http://schemas.openxmlformats.org/officeDocument/2006/relationships" xmlns:m="http://schemas.openxmlformats.org/officeDocument/2006/math" xmlns:v="urn:schemas-microsoft-com:vml" xmlns:wp14="http://schemas.microsoft.com/office/word/2010/wordprocessingDrawing" xmlns:wp="http://schemas.openxmlformats.org/drawingml/2006/wordprocessingDrawing" xmlns:w10="urn:schemas-microsoft-com:office:word" xmlns:w="http://schemas.openxmlformats.org/wordprocessingml/2006/main" xmlns:w14="http://schemas.microsoft.com/office/word/2010/wordml" xmlns:w15="http://schemas.microsoft.com/office/word/2012/wordml" xmlns:w16cex="http://schemas.microsoft.com/office/word/2018/wordml/cex" xmlns:w16cid="http://schemas.microsoft.com/office/word/2016/wordml/cid" xmlns:w16="http://schemas.microsoft.com/office/word/2018/wordml" xmlns:w16sdtdh="http://schemas.microsoft.com/office/word/2020/wordml/sdtdatahash" xmlns:w16se="http://schemas.microsoft.com/office/word/2015/wordml/symex" xmlns:wpg="http://schemas.microsoft.com/office/word/2010/wordprocessingGroup" xmlns:wpi="http://schemas.microsoft.com/office/word/2010/wordprocessingInk" xmlns:wne="http://schemas.microsoft.com/office/word/2006/wordml" xmlns:wps="http://schemas.microsoft.com/office/word/2010/wordprocessingShape" mc:Ignorable="w14 w15 w16se w16cid w16 w16cex w16sdtdh wp14">
+<w:hdr xmlns:wpc="http://schemas.microsoft.com/office/word/2010/wordprocessingCanvas" xmlns:cx="http://schemas.microsoft.com/office/drawing/2014/chartex" xmlns:cx1="http://schemas.microsoft.com/office/drawing/2015/9/8/chartex" xmlns:cx2="http://schemas.microsoft.com/office/drawing/2015/10/21/chartex" xmlns:cx3="http://schemas.microsoft.com/office/drawing/2016/5/9/chartex" xmlns:cx4="http://schemas.microsoft.com/office/drawing/2016/5/10/chartex" xmlns:cx5="http://schemas.microsoft.com/office/drawing/2016/5/11/chartex" xmlns:cx6="http://schemas.microsoft.com/office/drawing/2016/5/12/chartex" xmlns:cx7="http://schemas.microsoft.com/office/drawing/2016/5/13/chartex" xmlns:cx8="http://schemas.microsoft.com/office/drawing/2016/5/14/chartex" xmlns:mc="http://schemas.openxmlformats.org/markup-compatibility/2006" xmlns:aink="http://schemas.microsoft.com/office/drawing/2016/ink" xmlns:am3d="http://schemas.microsoft.com/office/drawing/2017/model3d" xmlns:o="urn:schemas-microsoft-com:office:office" xmlns:oel="http://schemas.microsoft.com/office/2019/extlst" xmlns:r="http://schemas.openxmlformats.org/officeDocument/2006/relationships" xmlns:m="http://schemas.openxmlformats.org/officeDocument/2006/math" xmlns:v="urn:schemas-microsoft-com:vml" xmlns:wp14="http://schemas.microsoft.com/office/word/2010/wordprocessingDrawing" xmlns:wp="http://schemas.openxmlformats.org/drawingml/2006/wordprocessingDrawing" xmlns:w10="urn:schemas-microsoft-com:office:word" xmlns:w="http://schemas.openxmlformats.org/wordprocessingml/2006/main" xmlns:w14="http://schemas.microsoft.com/office/word/2010/wordml" xmlns:w15="http://schemas.microsoft.com/office/word/2012/wordml" xmlns:w16cex="http://schemas.microsoft.com/office/word/2018/wordml/cex" xmlns:w16cid="http://schemas.microsoft.com/office/word/2016/wordml/cid" xmlns:w16="http://schemas.microsoft.com/office/word/2018/wordml" xmlns:w16du="http://schemas.microsoft.com/office/word/2023/wordml/word16du" xmlns:w16sdtdh="http://schemas.microsoft.com/office/word/2020/wordml/sdtdatahash" xmlns:w16sdtfl="http://schemas.microsoft.com/office/word/2024/wordml/sdtformatlock" xmlns:w16se="http://schemas.microsoft.com/office/word/2015/wordml/symex" xmlns:wpg="http://schemas.microsoft.com/office/word/2010/wordprocessingGroup" xmlns:wpi="http://schemas.microsoft.com/office/word/2010/wordprocessingInk" xmlns:wne="http://schemas.microsoft.com/office/word/2006/wordml" xmlns:wps="http://schemas.microsoft.com/office/word/2010/wordprocessingShape" mc:Ignorable="w14 w15 w16se w16cid w16 w16cex w16sdtdh w16sdtfl w16du wp14">
   <w:p>
     <w:pPr>
       <w:pStyle w:val="Header"/>
@@ -1017,7 +1209,7 @@
 </file>
 
 <file path=word/header3.xml><?xml version="1.0" encoding="utf-8"?>
-<w:hdr xmlns:wpc="http://schemas.microsoft.com/office/word/2010/wordprocessingCanvas" xmlns:cx="http://schemas.microsoft.com/office/drawing/2014/chartex" xmlns:cx1="http://schemas.microsoft.com/office/drawing/2015/9/8/chartex" xmlns:cx2="http://schemas.microsoft.com/office/drawing/2015/10/21/chartex" xmlns:cx3="http://schemas.microsoft.com/office/drawing/2016/5/9/chartex" xmlns:cx4="http://schemas.microsoft.com/office/drawing/2016/5/10/chartex" xmlns:cx5="http://schemas.microsoft.com/office/drawing/2016/5/11/chartex" xmlns:cx6="http://schemas.microsoft.com/office/drawing/2016/5/12/chartex" xmlns:cx7="http://schemas.microsoft.com/office/drawing/2016/5/13/chartex" xmlns:cx8="http://schemas.microsoft.com/office/drawing/2016/5/14/chartex" xmlns:mc="http://schemas.openxmlformats.org/markup-compatibility/2006" xmlns:aink="http://schemas.microsoft.com/office/drawing/2016/ink" xmlns:am3d="http://schemas.microsoft.com/office/drawing/2017/model3d" xmlns:o="urn:schemas-microsoft-com:office:office" xmlns:oel="http://schemas.microsoft.com/office/2019/extlst" xmlns:r="http://schemas.openxmlformats.org/officeDocument/2006/relationships" xmlns:m="http://schemas.openxmlformats.org/officeDocument/2006/math" xmlns:v="urn:schemas-microsoft-com:vml" xmlns:wp14="http://schemas.microsoft.com/office/word/2010/wordprocessingDrawing" xmlns:wp="http://schemas.openxmlformats.org/drawingml/2006/wordprocessingDrawing" xmlns:w10="urn:schemas-microsoft-com:office:word" xmlns:w="http://schemas.openxmlformats.org/wordprocessingml/2006/main" xmlns:w14="http://schemas.microsoft.com/office/word/2010/wordml" xmlns:w15="http://schemas.microsoft.com/office/word/2012/wordml" xmlns:w16cex="http://schemas.microsoft.com/office/word/2018/wordml/cex" xmlns:w16cid="http://schemas.microsoft.com/office/word/2016/wordml/cid" xmlns:w16="http://schemas.microsoft.com/office/word/2018/wordml" xmlns:w16sdtdh="http://schemas.microsoft.com/office/word/2020/wordml/sdtdatahash" xmlns:w16se="http://schemas.microsoft.com/office/word/2015/wordml/symex" xmlns:wpg="http://schemas.microsoft.com/office/word/2010/wordprocessingGroup" xmlns:wpi="http://schemas.microsoft.com/office/word/2010/wordprocessingInk" xmlns:wne="http://schemas.microsoft.com/office/word/2006/wordml" xmlns:wps="http://schemas.microsoft.com/office/word/2010/wordprocessingShape" mc:Ignorable="w14 w15 w16se w16cid w16 w16cex w16sdtdh wp14">
+<w:hdr xmlns:wpc="http://schemas.microsoft.com/office/word/2010/wordprocessingCanvas" xmlns:cx="http://schemas.microsoft.com/office/drawing/2014/chartex" xmlns:cx1="http://schemas.microsoft.com/office/drawing/2015/9/8/chartex" xmlns:cx2="http://schemas.microsoft.com/office/drawing/2015/10/21/chartex" xmlns:cx3="http://schemas.microsoft.com/office/drawing/2016/5/9/chartex" xmlns:cx4="http://schemas.microsoft.com/office/drawing/2016/5/10/chartex" xmlns:cx5="http://schemas.microsoft.com/office/drawing/2016/5/11/chartex" xmlns:cx6="http://schemas.microsoft.com/office/drawing/2016/5/12/chartex" xmlns:cx7="http://schemas.microsoft.com/office/drawing/2016/5/13/chartex" xmlns:cx8="http://schemas.microsoft.com/office/drawing/2016/5/14/chartex" xmlns:mc="http://schemas.openxmlformats.org/markup-compatibility/2006" xmlns:aink="http://schemas.microsoft.com/office/drawing/2016/ink" xmlns:am3d="http://schemas.microsoft.com/office/drawing/2017/model3d" xmlns:o="urn:schemas-microsoft-com:office:office" xmlns:oel="http://schemas.microsoft.com/office/2019/extlst" xmlns:r="http://schemas.openxmlformats.org/officeDocument/2006/relationships" xmlns:m="http://schemas.openxmlformats.org/officeDocument/2006/math" xmlns:v="urn:schemas-microsoft-com:vml" xmlns:wp14="http://schemas.microsoft.com/office/word/2010/wordprocessingDrawing" xmlns:wp="http://schemas.openxmlformats.org/drawingml/2006/wordprocessingDrawing" xmlns:w10="urn:schemas-microsoft-com:office:word" xmlns:w="http://schemas.openxmlformats.org/wordprocessingml/2006/main" xmlns:w14="http://schemas.microsoft.com/office/word/2010/wordml" xmlns:w15="http://schemas.microsoft.com/office/word/2012/wordml" xmlns:w16cex="http://schemas.microsoft.com/office/word/2018/wordml/cex" xmlns:w16cid="http://schemas.microsoft.com/office/word/2016/wordml/cid" xmlns:w16="http://schemas.microsoft.com/office/word/2018/wordml" xmlns:w16du="http://schemas.microsoft.com/office/word/2023/wordml/word16du" xmlns:w16sdtdh="http://schemas.microsoft.com/office/word/2020/wordml/sdtdatahash" xmlns:w16sdtfl="http://schemas.microsoft.com/office/word/2024/wordml/sdtformatlock" xmlns:w16se="http://schemas.microsoft.com/office/word/2015/wordml/symex" xmlns:wpg="http://schemas.microsoft.com/office/word/2010/wordprocessingGroup" xmlns:wpi="http://schemas.microsoft.com/office/word/2010/wordprocessingInk" xmlns:wne="http://schemas.microsoft.com/office/word/2006/wordml" xmlns:wps="http://schemas.microsoft.com/office/word/2010/wordprocessingShape" mc:Ignorable="w14 w15 w16se w16cid w16 w16cex w16sdtdh w16sdtfl w16du wp14">
   <w:p>
     <w:pPr>
       <w:pStyle w:val="Header"/>
@@ -1026,7 +1218,7 @@
     <w:r>
       <w:tab/>
       <w:tab/>
-      <w:t>2026-06-17</w:t>
+      <w:t>2026-06-18</w:t>
       <w:br/>
       <w:br/>
     </w:r>
@@ -1043,7 +1235,7 @@
 </file>
 
 <file path=word/numbering.xml><?xml version="1.0" encoding="utf-8"?>
-<w:numbering xmlns:wpc="http://schemas.microsoft.com/office/word/2010/wordprocessingCanvas" xmlns:cx="http://schemas.microsoft.com/office/drawing/2014/chartex" xmlns:cx1="http://schemas.microsoft.com/office/drawing/2015/9/8/chartex" xmlns:cx2="http://schemas.microsoft.com/office/drawing/2015/10/21/chartex" xmlns:cx3="http://schemas.microsoft.com/office/drawing/2016/5/9/chartex" xmlns:cx4="http://schemas.microsoft.com/office/drawing/2016/5/10/chartex" xmlns:cx5="http://schemas.microsoft.com/office/drawing/2016/5/11/chartex" xmlns:cx6="http://schemas.microsoft.com/office/drawing/2016/5/12/chartex" xmlns:cx7="http://schemas.microsoft.com/office/drawing/2016/5/13/chartex" xmlns:cx8="http://schemas.microsoft.com/office/drawing/2016/5/14/chartex" xmlns:mc="http://schemas.openxmlformats.org/markup-compatibility/2006" xmlns:aink="http://schemas.microsoft.com/office/drawing/2016/ink" xmlns:am3d="http://schemas.microsoft.com/office/drawing/2017/model3d" xmlns:o="urn:schemas-microsoft-com:office:office" xmlns:oel="http://schemas.microsoft.com/office/2019/extlst" xmlns:r="http://schemas.openxmlformats.org/officeDocument/2006/relationships" xmlns:m="http://schemas.openxmlformats.org/officeDocument/2006/math" xmlns:v="urn:schemas-microsoft-com:vml" xmlns:wp14="http://schemas.microsoft.com/office/word/2010/wordprocessingDrawing" xmlns:wp="http://schemas.openxmlformats.org/drawingml/2006/wordprocessingDrawing" xmlns:w10="urn:schemas-microsoft-com:office:word" xmlns:w="http://schemas.openxmlformats.org/wordprocessingml/2006/main" xmlns:w14="http://schemas.microsoft.com/office/word/2010/wordml" xmlns:w15="http://schemas.microsoft.com/office/word/2012/wordml" xmlns:w16cex="http://schemas.microsoft.com/office/word/2018/wordml/cex" xmlns:w16cid="http://schemas.microsoft.com/office/word/2016/wordml/cid" xmlns:w16="http://schemas.microsoft.com/office/word/2018/wordml" xmlns:w16sdtdh="http://schemas.microsoft.com/office/word/2020/wordml/sdtdatahash" xmlns:w16se="http://schemas.microsoft.com/office/word/2015/wordml/symex" xmlns:wpg="http://schemas.microsoft.com/office/word/2010/wordprocessingGroup" xmlns:wpi="http://schemas.microsoft.com/office/word/2010/wordprocessingInk" xmlns:wne="http://schemas.microsoft.com/office/word/2006/wordml" xmlns:wps="http://schemas.microsoft.com/office/word/2010/wordprocessingShape" mc:Ignorable="w14 w15 w16se w16cid w16 w16cex w16sdtdh wp14">
+<w:numbering xmlns:wpc="http://schemas.microsoft.com/office/word/2010/wordprocessingCanvas" xmlns:cx="http://schemas.microsoft.com/office/drawing/2014/chartex" xmlns:cx1="http://schemas.microsoft.com/office/drawing/2015/9/8/chartex" xmlns:cx2="http://schemas.microsoft.com/office/drawing/2015/10/21/chartex" xmlns:cx3="http://schemas.microsoft.com/office/drawing/2016/5/9/chartex" xmlns:cx4="http://schemas.microsoft.com/office/drawing/2016/5/10/chartex" xmlns:cx5="http://schemas.microsoft.com/office/drawing/2016/5/11/chartex" xmlns:cx6="http://schemas.microsoft.com/office/drawing/2016/5/12/chartex" xmlns:cx7="http://schemas.microsoft.com/office/drawing/2016/5/13/chartex" xmlns:cx8="http://schemas.microsoft.com/office/drawing/2016/5/14/chartex" xmlns:mc="http://schemas.openxmlformats.org/markup-compatibility/2006" xmlns:aink="http://schemas.microsoft.com/office/drawing/2016/ink" xmlns:am3d="http://schemas.microsoft.com/office/drawing/2017/model3d" xmlns:o="urn:schemas-microsoft-com:office:office" xmlns:oel="http://schemas.microsoft.com/office/2019/extlst" xmlns:r="http://schemas.openxmlformats.org/officeDocument/2006/relationships" xmlns:m="http://schemas.openxmlformats.org/officeDocument/2006/math" xmlns:v="urn:schemas-microsoft-com:vml" xmlns:wp14="http://schemas.microsoft.com/office/word/2010/wordprocessingDrawing" xmlns:wp="http://schemas.openxmlformats.org/drawingml/2006/wordprocessingDrawing" xmlns:w10="urn:schemas-microsoft-com:office:word" xmlns:w="http://schemas.openxmlformats.org/wordprocessingml/2006/main" xmlns:w14="http://schemas.microsoft.com/office/word/2010/wordml" xmlns:w15="http://schemas.microsoft.com/office/word/2012/wordml" xmlns:w16cex="http://schemas.microsoft.com/office/word/2018/wordml/cex" xmlns:w16cid="http://schemas.microsoft.com/office/word/2016/wordml/cid" xmlns:w16="http://schemas.microsoft.com/office/word/2018/wordml" xmlns:w16du="http://schemas.microsoft.com/office/word/2023/wordml/word16du" xmlns:w16sdtdh="http://schemas.microsoft.com/office/word/2020/wordml/sdtdatahash" xmlns:w16sdtfl="http://schemas.microsoft.com/office/word/2024/wordml/sdtformatlock" xmlns:w16se="http://schemas.microsoft.com/office/word/2015/wordml/symex" xmlns:wpg="http://schemas.microsoft.com/office/word/2010/wordprocessingGroup" xmlns:wpi="http://schemas.microsoft.com/office/word/2010/wordprocessingInk" xmlns:wne="http://schemas.microsoft.com/office/word/2006/wordml" xmlns:wps="http://schemas.microsoft.com/office/word/2010/wordprocessingShape" mc:Ignorable="w14 w15 w16se w16cid w16 w16cex w16sdtdh w16sdtfl w16du wp14">
   <w:abstractNum w:abstractNumId="0" w15:restartNumberingAfterBreak="0">
     <w:nsid w:val="FFFFFF7C"/>
     <w:multiLevelType w:val="singleLevel"/>
@@ -1246,7 +1438,7 @@
 </file>
 
 <file path=word/styles.xml><?xml version="1.0" encoding="utf-8"?>
-<w:styles xmlns:mc="http://schemas.openxmlformats.org/markup-compatibility/2006" xmlns:r="http://schemas.openxmlformats.org/officeDocument/2006/relationships" xmlns:w="http://schemas.openxmlformats.org/wordprocessingml/2006/main" xmlns:w14="http://schemas.microsoft.com/office/word/2010/wordml" xmlns:w15="http://schemas.microsoft.com/office/word/2012/wordml" xmlns:w16cex="http://schemas.microsoft.com/office/word/2018/wordml/cex" xmlns:w16cid="http://schemas.microsoft.com/office/word/2016/wordml/cid" xmlns:w16="http://schemas.microsoft.com/office/word/2018/wordml" xmlns:w16sdtdh="http://schemas.microsoft.com/office/word/2020/wordml/sdtdatahash" xmlns:w16se="http://schemas.microsoft.com/office/word/2015/wordml/symex" mc:Ignorable="w14 w15 w16se w16cid w16 w16cex w16sdtdh">
+<w:styles xmlns:mc="http://schemas.openxmlformats.org/markup-compatibility/2006" xmlns:r="http://schemas.openxmlformats.org/officeDocument/2006/relationships" xmlns:w="http://schemas.openxmlformats.org/wordprocessingml/2006/main" xmlns:w14="http://schemas.microsoft.com/office/word/2010/wordml" xmlns:w15="http://schemas.microsoft.com/office/word/2012/wordml" xmlns:w16cex="http://schemas.microsoft.com/office/word/2018/wordml/cex" xmlns:w16cid="http://schemas.microsoft.com/office/word/2016/wordml/cid" xmlns:w16="http://schemas.microsoft.com/office/word/2018/wordml" xmlns:w16du="http://schemas.microsoft.com/office/word/2023/wordml/word16du" xmlns:w16sdtdh="http://schemas.microsoft.com/office/word/2020/wordml/sdtdatahash" xmlns:w16sdtfl="http://schemas.microsoft.com/office/word/2024/wordml/sdtformatlock" xmlns:w16se="http://schemas.microsoft.com/office/word/2015/wordml/symex" mc:Ignorable="w14 w15 w16se w16cid w16 w16cex w16sdtdh w16sdtfl w16du">
   <w:docDefaults>
     <w:rPrDefault>
       <w:rPr>
@@ -2004,7 +2196,7 @@
     <w:link w:val="TitleChar"/>
     <w:uiPriority w:val="10"/>
     <w:qFormat/>
-    <w:rsid w:val="007106C8"/>
+    <w:rsid w:val="00E854FA"/>
     <w:pPr>
       <w:spacing w:after="300" w:line="240" w:lineRule="auto"/>
       <w:contextualSpacing/>
@@ -2014,7 +2206,7 @@
       <w:rFonts w:eastAsiaTheme="majorEastAsia" w:cstheme="majorBidi"/>
       <w:spacing w:val="5"/>
       <w:kern w:val="28"/>
-      <w:sz w:val="52"/>
+      <w:sz w:val="40"/>
       <w:szCs w:val="52"/>
       <w:lang w:val="sv-SE" w:eastAsia="en-US" w:bidi="ar-SA"/>
     </w:rPr>
@@ -2024,12 +2216,12 @@
     <w:basedOn w:val="DefaultParagraphFont"/>
     <w:link w:val="Title"/>
     <w:uiPriority w:val="10"/>
-    <w:rsid w:val="007106C8"/>
+    <w:rsid w:val="00E854FA"/>
     <w:rPr>
       <w:rFonts w:ascii="Times New Roman" w:eastAsiaTheme="majorEastAsia" w:hAnsi="Times New Roman" w:cstheme="majorBidi"/>
       <w:spacing w:val="5"/>
       <w:kern w:val="28"/>
-      <w:sz w:val="52"/>
+      <w:sz w:val="40"/>
       <w:szCs w:val="52"/>
       <w:lang w:val="sv-SE" w:eastAsia="en-US" w:bidi="ar-SA"/>
     </w:rPr>

--- a/klagomål/A 17679-2026 FSC-klagomål.docx
+++ b/klagomål/A 17679-2026 FSC-klagomål.docx
@@ -1218,7 +1218,7 @@
     <w:r>
       <w:tab/>
       <w:tab/>
-      <w:t>2026-06-18</w:t>
+      <w:t>2026-06-19</w:t>
       <w:br/>
       <w:br/>
     </w:r>

--- a/klagomål/A 17679-2026 FSC-klagomål.docx
+++ b/klagomål/A 17679-2026 FSC-klagomål.docx
@@ -1218,7 +1218,7 @@
     <w:r>
       <w:tab/>
       <w:tab/>
-      <w:t>2026-06-19</w:t>
+      <w:t>2026-06-20</w:t>
       <w:br/>
       <w:br/>
     </w:r>

--- a/klagomål/A 17679-2026 FSC-klagomål.docx
+++ b/klagomål/A 17679-2026 FSC-klagomål.docx
@@ -168,38 +168,7 @@
     </w:p>
     <w:p>
       <w:r>
-        <w:t>Detta dokument behandlar höga naturvärden i avverkningsanmälan A 17679-2026 i Uppsala kommun som inkom 2026-04-09 och omfattar 2,4 ha.</w:t>
-      </w:r>
-    </w:p>
-    <w:p>
-      <w:r>
-        <w:t>Nedan presenteras fynd av naturvårdsarter och fridlysta arter som gjorts i det avverkningsanmälda området, samt relevanta utdrag ur standarderna för FSC, Chain of Custody, Controlled Wood och PEFC. I BILAGA 1 finns artfakta om fridlysta arter.</w:t>
-      </w:r>
-    </w:p>
-    <w:p>
-      <w:r>
-        <w:t>Vi förväntar oss att ni återkommer med ett skriftligt svar på vårt klagomål och även beskriver vilka korrigerande åtgärder ni satt in för att rätta till identifierade brister i er efterlevnad av den svenska FSC standarden.</w:t>
-      </w:r>
-    </w:p>
-    <w:p>
-      <w:pPr>
-        <w:pStyle w:val="Heading1"/>
-      </w:pPr>
-      <w:r>
-        <w:t>Naturvårdsarter</w:t>
-      </w:r>
-    </w:p>
-    <w:p>
-      <w:r>
-        <w:t>I och inom 14 meter från avverkningsanmälan har följande 17 naturvårdsarter hittats: grönfink (VU, §4), duvhök (NT, §4), entita (NT, T, §4), gulsparv (NT, §4), järnsparv (NT, §4), nordfladdermus (NT, §4a), rödvingetrast (NT, §4), skrattmås (NT, §4), tallkötticka (NT), talltita (NT, §4), bergfink (T, §4), tofsmes (T, §4), dvärgpipistrell (§4a), grönsiska (§4), kråka (§4), kungsfågel (§4) och skogsduva (§4). Av dessa är 10 rödlistade. För rödlistade arter har rödlistekategorin angivits inom parentes. Typiska arter inom Natura 2000 som är kopplade till skogsekosystem har markerats med (T). För fridlysta arter anges även paragrafen i Artskyddsförordningen som arten är fridlyst enligt.</w:t>
-      </w:r>
-    </w:p>
-    <w:p>
-      <w:r>
-        <w:t>De påträffade naturvårdsarterna är ett tydligt kvitto på att det rör sig om en skog med höga naturvärden.</w:t>
-      </w:r>
-      <w:r>
-        <w:t xml:space="preserve"> I Figur 1 visas fyndplatser för naturvårdsarter i området, som finns registrerade på Artportalen.</w:t>
+        <w:t>Detta klagomål behandlar höga naturvärden i avverkningsanmälan A 17679-2026 i Uppsala kommun som inkom 2026-04-09 och omfattar 2,4 ha.</w:t>
       </w:r>
     </w:p>
     <w:p>
@@ -209,7 +178,7 @@
       <w:r>
         <w:drawing>
           <wp:inline xmlns:a="http://schemas.openxmlformats.org/drawingml/2006/main" xmlns:pic="http://schemas.openxmlformats.org/drawingml/2006/picture">
-            <wp:extent cx="5271363" cy="5688000"/>
+            <wp:extent cx="5304726" cy="5724000"/>
             <wp:docPr id="1" name="Picture 1"/>
             <wp:cNvGraphicFramePr>
               <a:graphicFrameLocks noChangeAspect="1"/>
@@ -230,7 +199,7 @@
                   <pic:spPr>
                     <a:xfrm>
                       <a:off x="0" y="0"/>
-                      <a:ext cx="5271363" cy="5688000"/>
+                      <a:ext cx="5304726" cy="5724000"/>
                     </a:xfrm>
                     <a:prstGeom prst="rect"/>
                   </pic:spPr>
@@ -247,7 +216,167 @@
         <w:spacing w:after="240"/>
       </w:pPr>
       <w:r>
-        <w:t>Figur 1. Fyndplatser för naturvårdsarter i och inom 14 meter från avverkningsanmälan (röd linje). Markörer utan svart kant är placerade på fyndplatsen. Markörer med svart kant är placerade vid sidan av fyndplatsen och har ett svart streck som visar fyndplatsens exakta position. Kartans mittpunktskoordinat är N 6650202, E 652433 i SWEREF 99 TM.</w:t>
+        <w:t>Figur 1. Fyndplatser för naturvårdsarter i och inom 14 meter från avverkningsanmälan. Markörer utan svart kant är placerade på fyndplatsen. Markörer med svart kant är placerade vid sidan av fyndplatsen har ett svart streck som visar fyndplatsens exakta position. Kartans mittpunktskoordinat är N 6650202, E 652433 i SWEREF 99 TM.</w:t>
+      </w:r>
+    </w:p>
+    <w:p>
+      <w:r>
+        <w:t>I och inom 14 meter från avverkningsanmälan finns fynd av 17 naturvårdsarter, varav 10 är rödlistade, 16 är fridlysta och 3 är typiska (T): grönfink (VU, §4), duvhök (NT, §4), entita (NT, T, §4), gulsparv (NT, §4), järnsparv (NT, §4), nordfladdermus (NT, §4a), rödvingetrast (NT, §4), skrattmås (NT, §4), tallkötticka (NT), talltita (NT, §4), bergfink (T, §4), tofsmes (T, §4), dvärgpipistrell (§4a), grönsiska (§4), kråka (§4), kungsfågel (§4) och skogsduva (§4). Se Figur 1.</w:t>
+      </w:r>
+    </w:p>
+    <w:p>
+      <w:r>
+        <w:t>Nedan presenteras relevanta utdrag ur standarderna för FSC, Chain of Custody, Controlled Wood och PEFC.</w:t>
+      </w:r>
+    </w:p>
+    <w:p>
+      <w:r>
+        <w:t>Vi förväntar oss att ni återkommer med ett skriftligt svar på vårt klagomål och även beskriver vilka korrigerande åtgärder ni satt in för att rätta till identifierade brister i er efterlevnad av den svenska FSC standarden.</w:t>
+      </w:r>
+    </w:p>
+    <w:p>
+      <w:pPr>
+        <w:pStyle w:val="Heading1"/>
+      </w:pPr>
+      <w:r>
+        <w:t>Naturvårdsarter och fridlysta arter</w:t>
+      </w:r>
+    </w:p>
+    <w:p>
+      <w:r>
+        <w:t>Nedan följer beskrivningar av de naturvårdsarter och fridlysta arter som har sina livsmiljöer och växtplatser i den avverkningsanmälda skogen. Se även ytterligare artfakta i BILAGA 1. De påträffade naturvårdsarterna är ett tydligt kvitto på att det rör sig om en skog med höga naturvärden.</w:t>
+      </w:r>
+    </w:p>
+    <w:p>
+      <w:r>
+        <w:rPr>
+          <w:b/>
+        </w:rPr>
+        <w:t>Duvhök (NT, §4)</w:t>
+      </w:r>
+      <w:r>
+        <w:t>, som är rödlistad som nära hotad, har minskat med 15 (0–30) % under de senaste 18 åren och minskningstakten för den svenska populationen bedöms vara nära gränsvärdet för sårbar (VU). Arten är starkt bunden till skogsmark och jagar helst inne i äldre skog. Den missgynnas av stora hyggen och täta planteringar. De gamla fåglarna är i huvudsak stationära i sina revir och boet läggs inne i tät, oftast äldre skog. Kantzoner mot öppen mark undviks och duvhöken, som är beroende av insynsskyddade boplatser, är därför känsligare för slutavverkning än flera andra rovfåglar. Friställande av boträd eller avverkning så att boplatsen blir exponerad mot öppen mark, medför att platsen överges. Eftersom duvhöken helst häckar i gammal skog, är dess häckningsplatser i princip alltid mer eller mindre hotade av skogsbruk och avverkningar (SLU Artdatabanken, 2026; Skogsstyrelsen 2016).</w:t>
+      </w:r>
+    </w:p>
+    <w:p>
+      <w:r>
+        <w:rPr>
+          <w:b/>
+        </w:rPr>
+        <w:t>Entita (NT, §4)</w:t>
+      </w:r>
+      <w:r>
+        <w:t xml:space="preserve">, rödlistad som nära hotad och prioriterad art i Skogsvårdslagen, har häckningsrevir i anmälan. Minskningstakten innevarande 10-årsperiod beräknas till 20 (10–30) % och bedöms vara nära gränsvärdet för Sårbar (VU). Entitan är ortstrogen och reviret är i genomsnitt omkring 5 hektar, ibland uppåt 20 hektar stort. Entitan är en utpräglad lövskogsfågel som föredrar flerskiktade, gärna högvuxna skogar med inslag av äldre träd och välutvecklat buskskikt. Även alkärr med videsnår hör till de miljöer som utnyttjas. Arten häckar ofta i skogar som är svagt eller inte alls påverkade av skogsbruk, ofta rör det sig om värdekärnor med höga naturvärden. Entitan missgynnas av konventionellt skogsbruk och dess ortstrohet och dåliga spridningsförmåga gör den känslig för fragmentering. Entita är typisk art för </w:t>
+      </w:r>
+      <w:r>
+        <w:rPr>
+          <w:i/>
+        </w:rPr>
+        <w:t>9080 Lövsumpskog</w:t>
+      </w:r>
+      <w:r>
+        <w:t xml:space="preserve"> (Skogsstyrelsen, 2016, SLU Artdatabanken, 2021).</w:t>
+      </w:r>
+    </w:p>
+    <w:p>
+      <w:r>
+        <w:rPr>
+          <w:b/>
+        </w:rPr>
+        <w:t>Nordfladdermus (NT, §4a)</w:t>
+      </w:r>
+      <w:r>
+        <w:t xml:space="preserve"> omfattas av bilaga 4 EU:s art- och habitatdirektiv vilket innebär ett strikt skydd där arten och dess livsmiljöer ska bevaras. Nordfladdermus föredrar variationsrik skog med förekomst av sjöar, vattendrag och våtmarker och hittas framförallt i halvöppna miljöer som trädbärande beteshagar och i kantzoner mellan skog och odlingsmark. Den undviker stora öppna områden som stora hyggen och större sammanhängande planteringar vilket minskar längden bryn och landskapets heterogenitet och därmed födotillgången och mängden lämpliga jaktplatser. Skogsbruksåtgärder som leder till minskad förekomst av äldre, gles skog och då särskilt tillgång på hålträd och träd med löst sittande bark kan leda till brist på koloniplatser och viloplatser. Nordfladdermus har minskat med 27,5 (5–50) % under de senaste 21 åren och minskningstakten för den svenska populationen bedöms vara nära gränsvärdet för Sårbar (VU). (A2bc) (SLU Artdatabanken, 2024; Skogsstyrelsen, 2016).</w:t>
+      </w:r>
+    </w:p>
+    <w:p>
+      <w:r>
+        <w:rPr>
+          <w:b/>
+        </w:rPr>
+        <w:t>Tallkötticka (NT)</w:t>
+      </w:r>
+      <w:r>
+        <w:t xml:space="preserve"> är tallens kötticka och har ofta ett mer resupinat växtsätt än den granlevande köttickan </w:t>
+      </w:r>
+      <w:r>
+        <w:rPr>
+          <w:i/>
+        </w:rPr>
+        <w:t>Leptoporus mollis</w:t>
+      </w:r>
+      <w:r>
+        <w:t>. Artens förekomstarea och utbredning i Sverige är inte känd, men utifrån de fynd som rapporteras av kötticka på tall verkar den vara mer ovanlig än den granlevande. Den totala populationen bedöms därför ha minskat under de senaste 30 åren och fortsätter att minska i takt med att kontinuitetsskogar (skogar som inte kalavverkats) minskar i areal, samtidigt som att lämpliga miljöer inte återskapas i samma takt. Minskningstakten för den svenska populationen bedöms vara nära gränsvärdet för Sårbar (VU). (A2c+3c+4c) (SLU Artdatabanken, 2024; Nitare &amp; Skogsstyrelsen, 2019).</w:t>
+      </w:r>
+    </w:p>
+    <w:p>
+      <w:r>
+        <w:rPr>
+          <w:b/>
+        </w:rPr>
+        <w:t>Talltita (NT, §4)</w:t>
+      </w:r>
+      <w:r>
+        <w:t>, rödlistad som nära hotad och prioriterad art i Skogsvårdslagen, har häckningsrevir i anmälan. Arten har minskat kraftigt de senaste 30 åren och minskningstakten innevarande 10-årsperiod beräknas till 20 (10–30) %. Talltitan är synnerligen trogen sitt cirka 15 hektar stora revir och är beroende av flerskiktade olikåldriga skogar för att kunna föda upp sina ungar. Talltitan försvinner om dess livsmiljö kalavverkas (Eggers &amp; Low, 2014; Ekman, 1979; Griesser et al, 2007; Klein, 2020; Siffczyk et al, 2003; SLU Artdatabanken, 2021).</w:t>
+      </w:r>
+    </w:p>
+    <w:p>
+      <w:r>
+        <w:rPr>
+          <w:b/>
+        </w:rPr>
+        <w:t>Bergfink (§4)</w:t>
+      </w:r>
+      <w:r>
+        <w:t xml:space="preserve"> häckar i barr- och blandskog samt i fjällbjörkskog. Den förekommer i Norrland, västra Dalarna och norra Värmland samt sparsamt till sällsynt vidare söderut till mellersta Värmland, norra Västmanland och södra Gästrikland. Bergfink är typisk art för </w:t>
+      </w:r>
+      <w:r>
+        <w:rPr>
+          <w:i/>
+        </w:rPr>
+        <w:t>9040 Fjällbjörkskog</w:t>
+      </w:r>
+      <w:r>
+        <w:t xml:space="preserve"> (SLU Artdatabanken, 2025).</w:t>
+      </w:r>
+    </w:p>
+    <w:p>
+      <w:r>
+        <w:rPr>
+          <w:b/>
+        </w:rPr>
+        <w:t>Tofsmes (§4)</w:t>
+      </w:r>
+      <w:r>
+        <w:t xml:space="preserve"> häckar i barr- och blandskog, främst i tallskog. Tofsmes är typisk art för </w:t>
+      </w:r>
+      <w:r>
+        <w:rPr>
+          <w:i/>
+        </w:rPr>
+        <w:t xml:space="preserve">9010 Taiga </w:t>
+      </w:r>
+      <w:r>
+        <w:t>(SLU Artdatabanken, 2025).</w:t>
+      </w:r>
+    </w:p>
+    <w:p>
+      <w:r>
+        <w:rPr>
+          <w:b/>
+        </w:rPr>
+        <w:t>Dvärgpipistrell (§4a)</w:t>
+      </w:r>
+      <w:r>
+        <w:t xml:space="preserve"> omfattas av bilaga 4 EU:s art- och habitatdirektiv vilket innebär ett strikt skydd där arten och dess livsmiljöer ska bevaras. Arten förekommer i alla typer av glesare skogar men föredrar framförallt lövskog. Den födosöker inne bland träden och man hittar den i trädbärande beteshagar, i kantzoner mellan skog och odlingsmark, i närheten av vatten och i bymiljöer. Den undviker stora sammanhängande öppna miljöer såsom åkrar och hyggen. Skogsbruksåtgärder som leder till minskad förekomst av äldre, gles skog och då särskilt tillgång på hålträd och träd med löst sittande bark kan leda till brist på koloniplatser och viloplatser (SLU Artdatabanken, 2024; Skogsstyrelsen, 2016).</w:t>
+      </w:r>
+    </w:p>
+    <w:p>
+      <w:pPr>
+        <w:pStyle w:val="Heading1"/>
+      </w:pPr>
+      <w:r>
+        <w:t>Certifiering</w:t>
       </w:r>
     </w:p>
     <w:p>
@@ -255,26 +384,18 @@
         <w:pStyle w:val="Heading2"/>
       </w:pPr>
       <w:r>
-        <w:t>Fridlysta arter</w:t>
+        <w:t>Ur FSC-standarden</w:t>
       </w:r>
     </w:p>
     <w:p>
-      <w:r>
-        <w:t>Följande fridlysta arter har sina livsmiljöer och växtplatser i den avverkningsanmälda skogen: grönfink (VU, §4), duvhök (NT, §4), entita (NT, T, §4), gulsparv (NT, §4), järnsparv (NT, §4), nordfladdermus (NT, §4a), rödvingetrast (NT, §4), skrattmås (NT, §4), talltita (NT, §4), bergfink (T, §4), tofsmes (T, §4), dvärgpipistrell (§4a), grönsiska (§4), kråka (§4), kungsfågel (§4) och skogsduva (§4).</w:t>
-      </w:r>
-    </w:p>
-    <w:p>
-      <w:r>
-        <w:t xml:space="preserve">Observera att medlemsländerna är skyldiga att agera i enlighet med EU:s fågeldirektiv där det uttryckligen står att direktivet gäller för fåglar samt för deras ägg, bon och </w:t>
-      </w:r>
       <w:r>
         <w:rPr>
           <w:b/>
         </w:rPr>
-        <w:t xml:space="preserve">livsmiljöer </w:t>
-      </w:r>
-      <w:r>
-        <w:t>(artikel 1). Vidare att de åtgärder som vidtas inte får leda till en försämring av den nuvarande situationen beträffande bevarandet av de fågelarter som avses i artikel 1 (artikel 13). Fågeldirektivet är styrande för tillsynsansvariga myndigheters ärendehantering, ställningstaganden och beslutsfattande.</w:t>
+        <w:t xml:space="preserve">PRINCIP 1: LAGEFTERLEVNAD: </w:t>
+      </w:r>
+      <w:r>
+        <w:t>Certifikatsinnehavaren ska följa alla tillämpliga lagar, förordningar och nationellt ratificerade internationella avtal, konventioner och överenskommelser.</w:t>
       </w:r>
     </w:p>
     <w:p>
@@ -282,19 +403,41 @@
         <w:rPr>
           <w:b/>
         </w:rPr>
-        <w:t>Bergfink (§4)</w:t>
-      </w:r>
-      <w:r>
-        <w:t xml:space="preserve"> häckar i barr- och blandskog samt i fjällbjörkskog. Den förekommer i Norrland, västra Dalarna och norra Värmland samt sparsamt till sällsynt vidare söderut till mellersta Värmland, norra Västmanland och södra Gästrikland. Bergfink är typisk art för </w:t>
+        <w:t xml:space="preserve">1.3.1 </w:t>
+      </w:r>
+      <w:r>
+        <w:t>Tillämpliga lagar och föreskrifter för brukandet av skogen följs.</w:t>
+      </w:r>
+    </w:p>
+    <w:p>
+      <w:pPr>
+        <w:pStyle w:val="ListBullet"/>
+      </w:pPr>
+      <w:r>
+        <w:rPr>
+          <w:b/>
+          <w:i/>
+        </w:rPr>
+        <w:t xml:space="preserve">Kommentar: </w:t>
+      </w:r>
+      <w:r>
+        <w:t>I den avverkningsanmälda skogen har fridlysta arter sina livsmiljöer och växtplatser. Att skada de fridlysta arternas livsmiljöer, växtplatser eller ekologiska funktion är inte tillåtet enligt artskyddsförordningen.</w:t>
       </w:r>
       <w:r>
         <w:rPr>
           <w:i/>
         </w:rPr>
-        <w:t>9040 Fjällbjörkskog</w:t>
-      </w:r>
-      <w:r>
-        <w:t xml:space="preserve"> (SLU Artdatabanken, 2025).</w:t>
+        <w:t xml:space="preserve"> EU:s medlemsländer och skogsbolag är skyldiga att agera i enlighet med EU:s fågeldirektiv där det uttryckligen står att direktivet gäller för fåglar samt för deras ägg, bon och </w:t>
+      </w:r>
+      <w:r>
+        <w:rPr>
+          <w:b/>
+          <w:i/>
+        </w:rPr>
+        <w:t xml:space="preserve">livsmiljöer </w:t>
+      </w:r>
+      <w:r>
+        <w:t>(artikel 1). Vidare att de åtgärder som vidtas inte får leda till en försämring av den nuvarande situationen beträffande bevarandet av de fågelarter som avses i artikel 1 (artikel 13).</w:t>
       </w:r>
     </w:p>
     <w:p>
@@ -302,10 +445,10 @@
         <w:rPr>
           <w:b/>
         </w:rPr>
-        <w:t>Duvhök (NT, §4)</w:t>
-      </w:r>
-      <w:r>
-        <w:t>, som är rödlistad som nära hotad, har minskat med 15 (0–30) % under de senaste 18 åren och minskningstakten för den svenska populationen bedöms vara nära gränsvärdet för sårbar (VU). Arten är starkt bunden till skogsmark och jagar helst inne i äldre skog. Den missgynnas av stora hyggen och täta planteringar. De gamla fåglarna är i huvudsak stationära i sina revir och boet läggs inne i tät, oftast äldre skog. Kantzoner mot öppen mark undviks och duvhöken, som är beroende av insynsskyddade boplatser, är därför känsligare för slutavverkning än flera andra rovfåglar. Friställande av boträd eller avverkning så att boplatsen blir exponerad mot öppen mark, medför att platsen överges. Eftersom duvhöken helst häckar i gammal skog, är dess häckningsplatser i princip alltid mer eller mindre hotade av skogsbruk och avverkningar (SLU Artdatabanken, 2026; Skogsstyrelsen 2016).</w:t>
+        <w:t xml:space="preserve">6.4 </w:t>
+      </w:r>
+      <w:r>
+        <w:t>Certifikatsinnehavaren ska skydda sällsynta arter och hotade arter samt deras livsmiljöer inom skogsbruksenheten. Det ska ske genom avsättningar, andra skyddade områden och genom att skapa konnektivitet och/eller genom andra direkta åtgärder som gynnar dessa arters överlevnad och livskraft. Åtgärderna ska stå i förhållande till brukandets skala, intensitet och risk, samt till sällsynta och hotade arters bevarandestatus och ekologiska krav. Certifikatsinnehavaren ska beakta den geografiska spridningen och ekologiska krav hos sällsynta och hotade arter utanför skogsbruksenhetens gränser när beslut om åtgärder inom skogsbruksenheten ska fattas.</w:t>
       </w:r>
     </w:p>
     <w:p>
@@ -313,77 +456,28 @@
         <w:rPr>
           <w:b/>
         </w:rPr>
-        <w:t>Dvärgpipistrell (§4a)</w:t>
-      </w:r>
-      <w:r>
-        <w:t xml:space="preserve"> omfattas av bilaga 4 EU:s art- och habitatdirektiv vilket innebär ett strikt skydd där arten och dess livsmiljöer ska bevaras. Arten förekommer i alla typer av glesare skogar men föredrar framförallt lövskog. Den födosöker inne bland träden och man hittar den i trädbärande beteshagar, i kantzoner mellan skog och odlingsmark, i närheten av vatten och i bymiljöer. Den undviker stora sammanhängande öppna miljöer såsom åkrar och hyggen. Skogsbruksåtgärder som leder till minskad förekomst av äldre, gles skog och då särskilt tillgång på hålträd och träd med löst sittande bark kan leda till brist på koloniplatser och viloplatser (SLU Artdatabanken, 2024; Skogsstyrelsen, 2016).</w:t>
+        <w:t xml:space="preserve">6.4.3 </w:t>
+      </w:r>
+      <w:r>
+        <w:t>Bevarandeåtgärder genomförs för de kända förekomster av rödlistade arter som påverkas av skogsbruk.</w:t>
       </w:r>
     </w:p>
     <w:p>
+      <w:pPr>
+        <w:pStyle w:val="ListBullet"/>
+      </w:pPr>
       <w:r>
         <w:rPr>
           <w:b/>
+          <w:i/>
         </w:rPr>
-        <w:t>Entita (NT, §4)</w:t>
-      </w:r>
-      <w:r>
-        <w:t xml:space="preserve">, rödlistad som nära hotad och prioriterad art i Skogsvårdslagen, har häckningsrevir i anmälan. Minskningstakten innevarande 10-årsperiod beräknas till 20 (10–30) % och bedöms vara nära gränsvärdet för Sårbar (VU). Entitan är ortstrogen och reviret är i genomsnitt omkring 5 hektar, ibland uppåt 20 hektar stort. Entitan är en utpräglad lövskogsfågel som föredrar flerskiktade, gärna högvuxna skogar med inslag av äldre träd och välutvecklat buskskikt. Även alkärr med videsnår hör till de miljöer som utnyttjas. Arten häckar ofta i skogar som är svagt eller inte alls påverkade av skogsbruk, ofta rör det sig om värdekärnor med höga naturvärden. Entitan missgynnas av konventionellt skogsbruk och dess ortstrohet och dåliga spridningsförmåga gör den känslig för fragmentering. Entita är typisk art för </w:t>
+        <w:t xml:space="preserve">Kommentar: </w:t>
       </w:r>
       <w:r>
         <w:rPr>
           <w:i/>
         </w:rPr>
-        <w:t>9080 Lövsumpskog</w:t>
-      </w:r>
-      <w:r>
-        <w:t xml:space="preserve"> (Skogsstyrelsen, 2016, SLU Artdatabanken, 2021).</w:t>
-      </w:r>
-    </w:p>
-    <w:p>
-      <w:r>
-        <w:rPr>
-          <w:b/>
-        </w:rPr>
-        <w:t>Nordfladdermus (NT, §4a)</w:t>
-      </w:r>
-      <w:r>
-        <w:t xml:space="preserve"> omfattas av bilaga 4 EU:s art- och habitatdirektiv vilket innebär ett strikt skydd där arten och dess livsmiljöer ska bevaras. Nordfladdermus föredrar variationsrik skog med förekomst av sjöar, vattendrag och våtmarker och hittas framförallt i halvöppna miljöer som trädbärande beteshagar och i kantzoner mellan skog och odlingsmark. Den undviker stora öppna områden som stora hyggen och större sammanhängande planteringar vilket minskar längden bryn och landskapets heterogenitet och därmed födotillgången och mängden lämpliga jaktplatser. Skogsbruksåtgärder som leder till minskad förekomst av äldre, gles skog och då särskilt tillgång på hålträd och träd med löst sittande bark kan leda till brist på koloniplatser och viloplatser. Nordfladdermus har minskat med 27,5 (5–50) % under de senaste 21 åren och minskningstakten för den svenska populationen bedöms vara nära gränsvärdet för Sårbar (VU). (A2bc) (SLU Artdatabanken, 2024; Skogsstyrelsen, 2016).</w:t>
-      </w:r>
-    </w:p>
-    <w:p>
-      <w:r>
-        <w:rPr>
-          <w:b/>
-        </w:rPr>
-        <w:t>Talltita (NT, §4)</w:t>
-      </w:r>
-      <w:r>
-        <w:t>, rödlistad som nära hotad och prioriterad art i Skogsvårdslagen, har häckningsrevir i anmälan. Arten har minskat kraftigt de senaste 30 åren och minskningstakten innevarande 10-årsperiod beräknas till 20 (10–30) %. Talltitan är synnerligen trogen sitt cirka 15 hektar stora revir och är beroende av flerskiktade olikåldriga skogar för att kunna föda upp sina ungar. Talltitan försvinner om dess livsmiljö kalavverkas (Eggers &amp; Low, 2014; Ekman, 1979; Griesser et al, 2007; Klein, 2020; Siffczyk et al, 2003; SLU Artdatabanken, 2021).</w:t>
-      </w:r>
-    </w:p>
-    <w:p>
-      <w:r>
-        <w:rPr>
-          <w:b/>
-        </w:rPr>
-        <w:t>Tofsmes (§4)</w:t>
-      </w:r>
-      <w:r>
-        <w:t xml:space="preserve"> häckar i barr- och blandskog, främst i tallskog. Tofsmes är typisk art för </w:t>
-      </w:r>
-      <w:r>
-        <w:rPr>
-          <w:i/>
-        </w:rPr>
-        <w:t xml:space="preserve">9010 Taiga </w:t>
-      </w:r>
-      <w:r>
-        <w:t>(SLU Artdatabanken, 2025).</w:t>
-      </w:r>
-    </w:p>
-    <w:p>
-      <w:r>
-        <w:t>I BILAGA 1 finns mer detaljerad information om ekologi samt krav på livsmiljö hos fridlysta arter.</w:t>
+        <w:t>I det avverkningsanmälda skogsområdet har 17 naturvårdsarter varav 10 rödlistade arter sina livsmiljöer och växtplatser.</w:t>
       </w:r>
     </w:p>
     <w:p>
@@ -391,7 +485,7 @@
         <w:pStyle w:val="Heading2"/>
       </w:pPr>
       <w:r>
-        <w:t>Övriga naturvårdsarter</w:t>
+        <w:t>Ur Chain of Custody Certification (FSC-STD-40-004 ver 3.0)</w:t>
       </w:r>
     </w:p>
     <w:p>
@@ -399,19 +493,144 @@
         <w:rPr>
           <w:b/>
         </w:rPr>
-        <w:t>Tallkötticka (NT)</w:t>
-      </w:r>
-      <w:r>
-        <w:t xml:space="preserve"> är tallens kötticka och har ofta ett mer resupinat växtsätt än den granlevande köttickan </w:t>
+        <w:t xml:space="preserve">1.3 </w:t>
+      </w:r>
+      <w:r>
+        <w:t xml:space="preserve">The organization shall commit to the FSC values as defined in FSC-POL-01-004 Policy for the Association of Organizations with FSC. </w:t>
+      </w:r>
+    </w:p>
+    <w:p>
+      <w:pPr>
+        <w:pStyle w:val="Heading2"/>
+      </w:pPr>
+      <w:r>
+        <w:t>Ur FSC:s policy för associerade organisationer (FSC-POL-01-004)</w:t>
+      </w:r>
+    </w:p>
+    <w:p>
+      <w:r>
+        <w:t xml:space="preserve">Som “Chain of Custody”-certifierad organisation är skogsbolaget bunden av de fastställda reglerna i Del 1 Punkt 1 c) i Policy för organisationer associerade med FSC (FSC-POL-01-004 V2-0 EN + SVE version 2012-03-02): </w:t>
+      </w:r>
+    </w:p>
+    <w:p>
+      <w:pPr>
+        <w:pStyle w:val="ListNumber"/>
+      </w:pPr>
+      <w:r>
+        <w:t>De organisationer FSC kan acceptera association med får inte direkt eller indirekt ha några kopplingar till nedanstående, oacceptabla aktiviteter:</w:t>
+      </w:r>
+    </w:p>
+    <w:p>
+      <w:pPr>
+        <w:ind w:left="357"/>
+      </w:pPr>
+      <w:r>
+        <w:t>a) Olaglig skogsavverkning och handel med olagligt avverkat virke eller skogsprodukter</w:t>
+      </w:r>
+    </w:p>
+    <w:p>
+      <w:pPr>
+        <w:ind w:left="357"/>
+      </w:pPr>
+      <w:r>
+        <w:t>...</w:t>
+      </w:r>
+    </w:p>
+    <w:p>
+      <w:pPr>
+        <w:ind w:left="357"/>
+      </w:pPr>
+      <w:r>
+        <w:t>c) Skogsbruk som förstör höga naturvärden</w:t>
+      </w:r>
+    </w:p>
+    <w:p>
+      <w:pPr>
+        <w:ind w:left="357"/>
+      </w:pPr>
+      <w:r>
+        <w:t>d) Betydande omvandling av skog till plantager eller annan, icke skoglig, markanvändning</w:t>
+      </w:r>
+    </w:p>
+    <w:p>
+      <w:pPr>
+        <w:pStyle w:val="ListBullet"/>
+      </w:pPr>
+      <w:r>
+        <w:rPr>
+          <w:b/>
+          <w:i/>
+        </w:rPr>
+        <w:t xml:space="preserve">Kommentar: </w:t>
       </w:r>
       <w:r>
         <w:rPr>
           <w:i/>
         </w:rPr>
-        <w:t>Leptoporus mollis</w:t>
-      </w:r>
-      <w:r>
-        <w:t>. Artens förekomstarea och utbredning i Sverige är inte känd, men utifrån de fynd som rapporteras av kötticka på tall verkar den vara mer ovanlig än den granlevande. Den totala populationen bedöms därför ha minskat under de senaste 30 åren och fortsätter att minska i takt med att kontinuitetsskogar (skogar som inte kalavverkats) minskar i areal, samtidigt som att lämpliga miljöer inte återskapas i samma takt. Minskningstakten för den svenska populationen bedöms vara nära gränsvärdet för Sårbar (VU). (A2c+3c+4c) (SLU Artdatabanken, 2024; Nitare &amp; Skogsstyrelsen, 2019).</w:t>
+        <w:t>Avverkning av skog med höga naturvärden samt skada på fridlysta arter strider både mot FSC Controlled Wood-standarden och FSC:s policy for associerade organisationer.</w:t>
+      </w:r>
+    </w:p>
+    <w:p>
+      <w:pPr>
+        <w:pStyle w:val="Heading2"/>
+      </w:pPr>
+      <w:r>
+        <w:t>Ur FSC Controlled Wood (FSC-STD-40-005)</w:t>
+      </w:r>
+    </w:p>
+    <w:p>
+      <w:r>
+        <w:t>Virke som inte accepteras i FSC-märkta produkter (oacceptabelt ursprung) enligt FSC Controlled Wood (FSC-STD-40-005):</w:t>
+      </w:r>
+    </w:p>
+    <w:p>
+      <w:pPr>
+        <w:pStyle w:val="ListNumber"/>
+      </w:pPr>
+      <w:r>
+        <w:t>Illegalt avverkat virke.</w:t>
+      </w:r>
+    </w:p>
+    <w:p>
+      <w:pPr>
+        <w:pStyle w:val="ListNumber"/>
+      </w:pPr>
+      <w:r>
+        <w:t>...</w:t>
+      </w:r>
+    </w:p>
+    <w:p>
+      <w:pPr>
+        <w:pStyle w:val="ListNumber"/>
+      </w:pPr>
+      <w:r>
+        <w:t>Virke från avverkningar som hotar höga naturvärden.</w:t>
+      </w:r>
+    </w:p>
+    <w:p>
+      <w:pPr>
+        <w:pStyle w:val="ListNumber"/>
+      </w:pPr>
+      <w:r>
+        <w:t>Virke från skog som konverteras till plantager eller icke-skogligt bruk.</w:t>
+      </w:r>
+    </w:p>
+    <w:p>
+      <w:pPr>
+        <w:pStyle w:val="ListBullet"/>
+      </w:pPr>
+      <w:r>
+        <w:rPr>
+          <w:b/>
+          <w:i/>
+        </w:rPr>
+        <w:t xml:space="preserve">Kommentar: </w:t>
+      </w:r>
+      <w:r>
+        <w:rPr>
+          <w:i/>
+        </w:rPr>
+        <w:t>Avverkning av skog med höga naturvärden samt skada på fridlysta arter strider både mot FSC Controlled Wood-standarden och FSC:s policy for associerade organisationer.</w:t>
       </w:r>
     </w:p>
     <w:p>
@@ -419,7 +638,71 @@
         <w:pStyle w:val="Heading1"/>
       </w:pPr>
       <w:r>
-        <w:t>Certifiering</w:t>
+        <w:t>Ur PEFC-standarden gällande lagefterlevnad</w:t>
+      </w:r>
+    </w:p>
+    <w:p>
+      <w:r>
+        <w:t>PEFC-standarden förutsätter att tillämplig svensk lagstiftning följs. Det är utsedd tillsynsmyndighet som ansvarar för tillsyn av lagens efterlevnad. PEFC-standarden återger innehållet i vissa certifieringskritiska lag- och föreskriftskrav vilka ska ingå i granskning av PEFC-systemets efterlevnad.</w:t>
+      </w:r>
+    </w:p>
+    <w:p>
+      <w:pPr>
+        <w:pStyle w:val="ListBullet"/>
+      </w:pPr>
+      <w:r>
+        <w:rPr>
+          <w:b/>
+          <w:i/>
+        </w:rPr>
+        <w:t xml:space="preserve">Kommentar: </w:t>
+      </w:r>
+      <w:r>
+        <w:rPr>
+          <w:i/>
+        </w:rPr>
+        <w:t>I den avverkningsanmälda skogen har fridlysta arter sina livsmiljöer och växtplatser. Att skada de fridlysta arternas livsmiljöer, växtplatser eller ekologiska funktion är inte tillåtet enligt artskyddsförordningen</w:t>
+      </w:r>
+    </w:p>
+    <w:p>
+      <w:r>
+        <w:br w:type="page"/>
+      </w:r>
+    </w:p>
+    <w:p>
+      <w:pPr>
+        <w:pStyle w:val="Title"/>
+      </w:pPr>
+      <w:r>
+        <w:t>BILAGA 1 – Fridlysta arter</w:t>
+      </w:r>
+    </w:p>
+    <w:p>
+      <w:pPr>
+        <w:pStyle w:val="Heading1"/>
+      </w:pPr>
+      <w:r>
+        <w:t>Duvhök – ekologi samt krav på livsmiljön</w:t>
+      </w:r>
+    </w:p>
+    <w:p>
+      <w:r>
+        <w:t>Duvhök (NT, §4) är rödlistad som nära hotad och fridlyst enligt 4§ artskyddsförordningen. Arten har minskat med 15 (0–30) % under de senaste 18 åren och minskningstakten för den svenska populationen bedöms vara nära gränsvärdet för sårbar (VU). Bedömningen baseras på direkt observation, ett för arten lämpligt abundansindex och minskad geografisk utbredning och/eller försämrad habitatkvalitet (allt yngre och tätare skogar vilket försvårar för boplacering samt missgynnar jaktmöjligheterna) (SLU Artdatabanken, 2026).</w:t>
+      </w:r>
+    </w:p>
+    <w:p>
+      <w:r>
+        <w:t>Duvhöken är starkt bunden till skogsmark, såväl för häckning som födosök. Den påträffas oftast i större skogsområden med äldre skog, men kan ibland även häcka i dungar i områden dominerade av öppen mark. De gamla fåglarna är i huvudsak stationära i sina revir. Duvhöken jagar helst inne i äldre skog och missgynnas av stora hyggen och täta planteringar (Skogsstyrelsen, 2016).</w:t>
+      </w:r>
+    </w:p>
+    <w:p>
+      <w:r>
+        <w:t>Boet läggs inne i tät, oftast äldre skog. Kantzoner mot öppen mark undviks och duvhöken är därför känsligare för slutavverkning än flera andra rovfåglar. Boträdet måste vara grovgrenigt och är oftast en äldre gran eller tall, i sydligaste Sverige är bok vanligt. Duvhöken är beroende av insynsskyddade boplatser. Friställande av boträd eller avverkning så att boplatsen är exponerad mot öppen mark, medför att platsen överges. Samma bo kan användas flera år i rad, men likt andra rovfåglar har den normalt ett eller flera alternativa bon (Skogsstyrelsen, 2016). Eftersom duvhöken helst häckar i gammal skog, är dess häckningsplatser i princip alltid mer eller mindre hotade av skogsbruk och avverkningar (SLU Artdatabanken, 2026).</w:t>
+      </w:r>
+    </w:p>
+    <w:p>
+      <w:r>
+        <w:t>Den viktigaste begränsande faktorn för duvhökspopulationen i stort är födan och ett allvarligare problem är därför den av skogsbruket orsakade storskaliga omvandlingen och utarmningen av skogslandskapet, som kan påverka såväl duvhökens möjlighet att jaga som förekomsten av viktiga byten. Duvhökens jaktteknik gör den beroende av landskapets utformning och sammansättning och dess preferens för gammal skog tyder på att den är anpassad till att jaga i skog som är “lagom” tät. I öppnare biotoper, till exempel hyggen, kommer dess jaktteknik inte till sin rätt och i tätare biotoper, t.ex. ungskogar, har den relativt stora duvhöken svårt att manövrera (SLU Artdatabanken, 2026).</w:t>
       </w:r>
     </w:p>
     <w:p>
@@ -427,100 +710,72 @@
         <w:pStyle w:val="Heading2"/>
       </w:pPr>
       <w:r>
-        <w:t>Ur FSC-standarden</w:t>
+        <w:t>Referenser – duvhök</w:t>
       </w:r>
     </w:p>
     <w:p>
       <w:r>
+        <w:t xml:space="preserve">Skogsstyrelsen, 2016. </w:t>
+      </w:r>
+      <w:r>
         <w:rPr>
-          <w:b/>
+          <w:i/>
         </w:rPr>
-        <w:t xml:space="preserve">PRINCIP 1: LAGEFTERLEVNAD: </w:t>
-      </w:r>
-      <w:r>
-        <w:t>Certifikatsinnehavaren ska följa alla tillämpliga lagar, förordningar och nationellt ratificerade internationella avtal, konventioner och överenskommelser.</w:t>
+        <w:t xml:space="preserve">Duvhök – Vägledning för hänsyn till fåglar. </w:t>
+      </w:r>
+      <w:r>
+        <w:t>https://www.skogsstyrelsen.se/globalassets/lag-och-tillsyn/artskydd/vagledningar-for-hansyn-till-faglar/duvhok-vagledning-hansyn2.pdf</w:t>
       </w:r>
     </w:p>
     <w:p>
       <w:r>
+        <w:t xml:space="preserve">SLU Artdatabanken, 2026. </w:t>
+      </w:r>
+      <w:r>
         <w:rPr>
-          <w:b/>
+          <w:i/>
         </w:rPr>
-        <w:t xml:space="preserve">1.3.1 </w:t>
-      </w:r>
-      <w:r>
-        <w:t>Tillämpliga lagar och föreskrifter för brukandet av skogen följs.</w:t>
+        <w:t xml:space="preserve">Artfaktablad. Naturvård – artfakta. </w:t>
+      </w:r>
+      <w:r>
+        <w:t>SLU Artdatabanken, Uppsala</w:t>
       </w:r>
     </w:p>
     <w:p>
       <w:pPr>
-        <w:pStyle w:val="ListBullet"/>
+        <w:pStyle w:val="Heading1"/>
       </w:pPr>
       <w:r>
-        <w:rPr>
-          <w:b/>
-          <w:i/>
-        </w:rPr>
-        <w:t xml:space="preserve">Kommentar: </w:t>
-      </w:r>
-      <w:r>
-        <w:t>I den avverkningsanmälda skogen har fridlysta arter sina livsmiljöer och växtplatser. Att skada de fridlysta arternas livsmiljöer, växtplatser eller ekologiska funktion är inte tillåtet enligt artskyddsförordningen.</w:t>
+        <w:t>Entita – ekologi samt krav på livsmiljön</w:t>
+      </w:r>
+    </w:p>
+    <w:p>
+      <w:r>
+        <w:t xml:space="preserve">Entita (NT, §4) är rödlistad som nära hotad, fridlyst och prioriterad art enligt Skogsvårdslagen. Den omfattas av EU:s fågeldirektiv och är typisk art för </w:t>
       </w:r>
       <w:r>
         <w:rPr>
           <w:i/>
         </w:rPr>
-        <w:t xml:space="preserve"> EU:s medlemsländer och skogsbolag är skyldiga att agera i enlighet med EU:s fågeldirektiv där det uttryckligen står att direktivet gäller för fåglar samt för deras ägg, bon och </w:t>
-      </w:r>
-      <w:r>
-        <w:rPr>
-          <w:b/>
-          <w:i/>
-        </w:rPr>
-        <w:t xml:space="preserve">livsmiljöer </w:t>
-      </w:r>
-      <w:r>
-        <w:t>(artikel 1). Vidare att de åtgärder som vidtas inte får leda till en försämring av den nuvarande situationen beträffande bevarandet av de fågelarter som avses i artikel 1 (artikel 13).</w:t>
+        <w:t>9080 Lövsumpskog</w:t>
+      </w:r>
+      <w:r>
+        <w:t>. Minskningstakten har uppgått till 20 (10–30) % under de senaste 10 åren och bedöms vara nära gränsvärdet för Sårbar (VU). (A2b) (SLU Artdatabanken, 2021).</w:t>
       </w:r>
     </w:p>
     <w:p>
       <w:r>
-        <w:rPr>
-          <w:b/>
-        </w:rPr>
-        <w:t xml:space="preserve">6.4 </w:t>
-      </w:r>
-      <w:r>
-        <w:t>Certifikatsinnehavaren ska skydda sällsynta arter och hotade arter samt deras livsmiljöer inom skogsbruksenheten. Det ska ske genom avsättningar, andra skyddade områden och genom att skapa konnektivitet och/eller genom andra direkta åtgärder som gynnar dessa arters överlevnad och livskraft. Åtgärderna ska stå i förhållande till brukandets skala, intensitet och risk, samt till sällsynta och hotade arters bevarandestatus och ekologiska krav. Certifikatsinnehavaren ska beakta den geografiska spridningen och ekologiska krav hos sällsynta och hotade arter utanför skogsbruksenhetens gränser när beslut om åtgärder inom skogsbruksenheten ska fattas.</w:t>
+        <w:t>Entitan är en utpräglad lövskogsfågel som påträffas i ädellövskogar, strandskogar, ekhagar, igenväxande hagmarker, lövdungar, parker och trädgårdar. Den föredrar flerskiktade, gärna högvuxna skogar med inslag av äldre träd och med ett välutvecklat buskskikt. Ek- och hasseldominerade skogar och dungar, samt alkärr med videsnår, hör till de miljöer som ofta utnyttjas. I sydligaste Sverige är bokskog en viktig miljö (Skogsstyrelsen, 2016).</w:t>
       </w:r>
     </w:p>
     <w:p>
       <w:r>
-        <w:rPr>
-          <w:b/>
-        </w:rPr>
-        <w:t xml:space="preserve">6.4.3 </w:t>
-      </w:r>
-      <w:r>
-        <w:t>Bevarandeåtgärder genomförs för de kända förekomster av rödlistade arter som påverkas av skogsbruk.</w:t>
+        <w:t>Reviren är relativt stora för en småfågel, i genomsnitt omkring 5 hektar men de kan vara upp till 20 hektar. Entitan är en utpräglad stannfågel och rör sig inte långt från kläckningsplatsen; ungfåglarna sprider sig sällan mer än 5 km från födelseplatsen och etablerade fåglar lämnar därefter inte sitt revir (Skogsstyrelsen, 2016). Det häckande paret försvarar sitt revir året runt. De tillåter dock en grupp av ungfåglar att etablera sig inom deras revir och så bildas en vinterflock, vilket sker redan i juni månad. Även under kalla vintrar stannar entitan kvar inom sitt revir. Hittar man entitor vid sitt foderbord beror det på att fågelmatningen ligger inom ett entiterevir (SLU Artdatabanken, 2021). Arten är känslig för fragmentering och har svårt att etablera sig i isolerade skogsområden. Entitan är hålhäckare, men kan inte själv hacka fram sitt hål utan är beroende av miljöer som erbjuder naturliga hål (Skogsstyrelsen, 2016).</w:t>
       </w:r>
     </w:p>
     <w:p>
-      <w:pPr>
-        <w:pStyle w:val="ListBullet"/>
-      </w:pPr>
-      <w:r>
-        <w:rPr>
-          <w:b/>
-          <w:i/>
-        </w:rPr>
-        <w:t xml:space="preserve">Kommentar: </w:t>
-      </w:r>
-      <w:r>
-        <w:rPr>
-          <w:i/>
-        </w:rPr>
-        <w:t>I det avverkningsanmälda skogsområdet har 17 naturvårdsarter varav 10 rödlistade arter sina livsmiljöer och växtplatser.</w:t>
+      <w:r>
+        <w:t>Arten häckar ofta i skogar som är svagt eller inte alls påverkade av skogsbruk. Särskilt i Svealand ofta i skogar som har höga naturvärden och utgör skogliga värdekärnor. Entitan missgynnas av konventionellt skogsbruk genom minskad förekomst av risiga, flerskiktade skogar liksom av avverkning av lövträdsrika kantzoner. Entitans ortstrohet och dåliga spridningsförmåga gör den känslig för fragmentering (Skogsstyrelsen, 2016).</w:t>
       </w:r>
     </w:p>
     <w:p>
@@ -528,18 +783,58 @@
         <w:pStyle w:val="Heading2"/>
       </w:pPr>
       <w:r>
-        <w:t>Ur Chain of Custody Certification (FSC-STD-40-004 ver 3.0)</w:t>
+        <w:t>Referenser – entita</w:t>
       </w:r>
     </w:p>
     <w:p>
       <w:r>
+        <w:t xml:space="preserve">Skogsstyrelsen, 2016. </w:t>
+      </w:r>
+      <w:r>
         <w:rPr>
-          <w:b/>
+          <w:i/>
         </w:rPr>
-        <w:t xml:space="preserve">1.3 </w:t>
-      </w:r>
-      <w:r>
-        <w:t xml:space="preserve">The organization shall commit to the FSC values as defined in FSC-POL-01-004 Policy for the Association of Organizations with FSC. </w:t>
+        <w:t xml:space="preserve">Vägledning för hänsyn till entita. </w:t>
+      </w:r>
+      <w:r>
+        <w:t>https://www.skogsstyrelsen.se/globalassets/lag-och-tillsyn/artskydd/vagledningar-for-hansyn-till-faglar/entita-vagledning-hansyn2.pdf</w:t>
+      </w:r>
+    </w:p>
+    <w:p>
+      <w:r>
+        <w:t xml:space="preserve">SLU Artdatabanken, 2021. </w:t>
+      </w:r>
+      <w:r>
+        <w:rPr>
+          <w:i/>
+        </w:rPr>
+        <w:t xml:space="preserve">Artfaktablad. Naturvård – artfakta. </w:t>
+      </w:r>
+      <w:r>
+        <w:t>SLU Artdatabanken, Uppsala</w:t>
+      </w:r>
+    </w:p>
+    <w:p>
+      <w:pPr>
+        <w:pStyle w:val="Heading1"/>
+      </w:pPr>
+      <w:r>
+        <w:t>Nordfladdermus – ekologi samt krav på livsmiljön</w:t>
+      </w:r>
+    </w:p>
+    <w:p>
+      <w:r>
+        <w:t>Nordfladdermus (NT, §4a) omfattas av bilaga 4 EU:s art- och habitatdirektiv vilket innebär ett strikt skydd för arten och dess livsmiljöer. Arten har minskat med 27,5 (5–50) % under de senaste 21 åren och minskningstakten för den svenska populationen bedöms vara nära gränsvärdet för Sårbar (VU). (A2bc) (SLU Artdatabanken, 2024).</w:t>
+      </w:r>
+    </w:p>
+    <w:p>
+      <w:r>
+        <w:t>Nordfladdermus föredrar variationsrik skog med förekomst av sjöar, vattendrag och våtmarker och hittas framförallt i halvöppna miljöer som trädbärande beteshagar och i kantzoner mellan skog och odlingsmark. Den undviker stora öppna områden som stora hyggen och större sammanhängande planteringar vilket minskar längden bryn och landskapets heterogenitet och därmed födotillgången och mängden lämpliga jaktplatser. Skogsbruksåtgärder som leder till minskad förekomst av äldre, gles skog och då särskilt tillgång på hålträd och träd med löst sittande bark kan leda till brist på koloniplatser och viloplatser (SLU Artdatabanken, 2024; Skogsstyrelsen, 2016).</w:t>
+      </w:r>
+    </w:p>
+    <w:p>
+      <w:r>
+        <w:t>Fladdermöss är beroende av hänsyn på landskapsnivå och det är viktigt att alla typer av vatten och våtmarker samt fuktiga skogspartier återställs och bevaras. Sväm- och sumpskog ska alltid sparas, och äldre lövmiljöer bör alltid sparas för födosök, koloniplatser och viloplatser. Utöver kantzoner mot vatten och våtmarker bör tillräckligt breda skyddszoner av uppväxt skog sparas för att skapa och bevara vindskyddade födosöksmiljöer. Genom att binda samman befintliga skogsbestånd med korridorer av uppvuxen skog skapas ett fladdermusvänligt landskap (SLU Artdatabanken, 2024; Skogsstyrelsen, 2016).</w:t>
       </w:r>
     </w:p>
     <w:p>
@@ -547,70 +842,63 @@
         <w:pStyle w:val="Heading2"/>
       </w:pPr>
       <w:r>
-        <w:t>Ur FSC:s policy för associerade organisationer (FSC-POL-01-004)</w:t>
+        <w:t>Referenser – nordfladdermus</w:t>
       </w:r>
     </w:p>
     <w:p>
       <w:r>
-        <w:t xml:space="preserve">Som “Chain of Custody”-certifierad organisation är skogsbolaget bunden av de fastställda reglerna i Del 1 Punkt 1 c) i Policy för organisationer associerade med FSC (FSC-POL-01-004 V2-0 EN + SVE version 2012-03-02): </w:t>
+        <w:t xml:space="preserve">Skogsstyrelsen, 2016. </w:t>
+      </w:r>
+      <w:r>
+        <w:rPr>
+          <w:i/>
+        </w:rPr>
+        <w:t xml:space="preserve">Vägledning för hänsyn till nordfladdermus. </w:t>
+      </w:r>
+      <w:r>
+        <w:t>Vägledningar och kunskapsstöd artskydd - Skogsstyrelsen</w:t>
+      </w:r>
+    </w:p>
+    <w:p>
+      <w:r>
+        <w:t>SLU Artdatabanken, 2024.</w:t>
+      </w:r>
+      <w:r>
+        <w:rPr>
+          <w:i/>
+        </w:rPr>
+        <w:t xml:space="preserve">  Artfakta: nordfladdermus (Eptesicus nilssonii). </w:t>
+      </w:r>
+      <w:r>
+        <w:t>https://artfakta.se/taxa/205998</w:t>
       </w:r>
     </w:p>
     <w:p>
       <w:pPr>
-        <w:pStyle w:val="ListNumber"/>
+        <w:pStyle w:val="Heading1"/>
       </w:pPr>
       <w:r>
-        <w:t>De organisationer FSC kan acceptera association med får inte direkt eller indirekt ha några kopplingar till nedanstående, oacceptabla aktiviteter:</w:t>
+        <w:t>Talltita – ekologi samt krav på livsmiljön</w:t>
       </w:r>
     </w:p>
     <w:p>
-      <w:pPr>
-        <w:ind w:left="357"/>
-      </w:pPr>
-      <w:r>
-        <w:t>a) Olaglig skogsavverkning och handel med olagligt avverkat virke eller skogsprodukter</w:t>
+      <w:r>
+        <w:t>Talltita är rödlistad som NT, fridlyst och prioriterad art i Skogsvårdslagen. Den omfattas av EU:s fågeldirektiv. Arten har minskat kraftigt de senaste 30 åren och minskningstakten innevarande 10-årsperiod beräknas till 20 (10–30) % (SLU Artdatabanken, 2022).</w:t>
       </w:r>
     </w:p>
     <w:p>
-      <w:pPr>
-        <w:ind w:left="357"/>
-      </w:pPr>
-      <w:r>
-        <w:t>...</w:t>
+      <w:r>
+        <w:t>Talltita föredrar större sammanhängande barrskogar, och finns såväl i tallskog som granskog och i lövblandad barrskog. Skogens struktur är viktig och ska helst vara flerskiktad med riklig underväxt av mindre granar, björk och andra lövträd och buskar. Tillgång på murknande högstubbar är särskilt viktig, eftersom talltitan helst själv hackar ut sitt bohål (SLU Artdatabanken, 2022).</w:t>
       </w:r>
     </w:p>
     <w:p>
-      <w:pPr>
-        <w:ind w:left="357"/>
-      </w:pPr>
-      <w:r>
-        <w:t>c) Skogsbruk som förstör höga naturvärden</w:t>
+      <w:r>
+        <w:t>Det finns flera studier som visar att talltita är känslig för gallring och inte överlever när dess livsmiljö kalavverkas (Eggers and Low, 2014; Griesser et al., 2007; Klein, 2020). Talltitans revir är förhållandevis stora, 10–20 hektar och arten missgynnas när skogen fragmenteras. Kalavverkning av större delar av reviret innebär att det överges (Artdatabanken, 2021).</w:t>
       </w:r>
     </w:p>
     <w:p>
-      <w:pPr>
-        <w:ind w:left="357"/>
-      </w:pPr>
-      <w:r>
-        <w:t>d) Betydande omvandling av skog till plantager eller annan, icke skoglig, markanvändning</w:t>
-      </w:r>
-    </w:p>
-    <w:p>
-      <w:pPr>
-        <w:pStyle w:val="ListBullet"/>
-      </w:pPr>
-      <w:r>
-        <w:rPr>
-          <w:b/>
-          <w:i/>
-        </w:rPr>
-        <w:t xml:space="preserve">Kommentar: </w:t>
-      </w:r>
-      <w:r>
-        <w:rPr>
-          <w:i/>
-        </w:rPr>
-        <w:t>Avverkning av skog med höga naturvärden samt skada på fridlysta arter strider både mot FSC Controlled Wood-standarden och FSC:s policy for associerade organisationer.</w:t>
+      <w:r>
+        <w:t>Talltitan är synnerligen trogen sitt revir så länge paret lever och biotopen förblir intakt. Paret stannar i sitt revir året om. En förlust av ett revir har därför en stor inverkan på den lokala populationen och trakthyggesbruket anses vara orsak till den svenska populationens kraftiga minskning. Talltiteparets revirtrohet innebär att närhelst under året man observerar en adult talltita så ingår denna plats i reviret (Siffczyk et al., 2003; Ekman, 1979).</w:t>
       </w:r>
     </w:p>
     <w:p>
@@ -618,62 +906,91 @@
         <w:pStyle w:val="Heading2"/>
       </w:pPr>
       <w:r>
-        <w:t>Ur FSC Controlled Wood (FSC-STD-40-005)</w:t>
+        <w:t>Referenser – talltita</w:t>
       </w:r>
     </w:p>
     <w:p>
       <w:r>
-        <w:t>Virke som inte accepteras i FSC-märkta produkter (oacceptabelt ursprung) enligt FSC Controlled Wood (FSC-STD-40-005):</w:t>
-      </w:r>
-    </w:p>
-    <w:p>
-      <w:pPr>
-        <w:pStyle w:val="ListNumber"/>
-      </w:pPr>
-      <w:r>
-        <w:t>Illegalt avverkat virke.</w:t>
-      </w:r>
-    </w:p>
-    <w:p>
-      <w:pPr>
-        <w:pStyle w:val="ListNumber"/>
-      </w:pPr>
-      <w:r>
-        <w:t>...</w:t>
-      </w:r>
-    </w:p>
-    <w:p>
-      <w:pPr>
-        <w:pStyle w:val="ListNumber"/>
-      </w:pPr>
-      <w:r>
-        <w:t>Virke från avverkningar som hotar höga naturvärden.</w:t>
-      </w:r>
-    </w:p>
-    <w:p>
-      <w:pPr>
-        <w:pStyle w:val="ListNumber"/>
-      </w:pPr>
-      <w:r>
-        <w:t>Virke från skog som konverteras till plantager eller icke-skogligt bruk.</w:t>
-      </w:r>
-    </w:p>
-    <w:p>
-      <w:pPr>
-        <w:pStyle w:val="ListBullet"/>
-      </w:pPr>
-      <w:r>
-        <w:rPr>
-          <w:b/>
-          <w:i/>
-        </w:rPr>
-        <w:t xml:space="preserve">Kommentar: </w:t>
+        <w:t xml:space="preserve">Eggers, S., Low, M., 2014. </w:t>
       </w:r>
       <w:r>
         <w:rPr>
           <w:i/>
         </w:rPr>
-        <w:t>Avverkning av skog med höga naturvärden samt skada på fridlysta arter strider både mot FSC Controlled Wood-standarden och FSC:s policy for associerade organisationer.</w:t>
+        <w:t xml:space="preserve">Differential demographic responses of sympatric Parids to vegetation management in boreal forest. </w:t>
+      </w:r>
+      <w:r>
+        <w:t>For. Ecol. Manage. 319, 169–175.</w:t>
+      </w:r>
+    </w:p>
+    <w:p>
+      <w:r>
+        <w:t xml:space="preserve">Ekman, J., 1979. </w:t>
+      </w:r>
+      <w:r>
+        <w:rPr>
+          <w:i/>
+        </w:rPr>
+        <w:t xml:space="preserve">Coherence, composition and territories of winter social groups of the Willow Tit Parus montanus and the Crested Tit P. cristatus. </w:t>
+      </w:r>
+      <w:r>
+        <w:t>Ornis Scandinavica, 10, pp 56–68</w:t>
+      </w:r>
+    </w:p>
+    <w:p>
+      <w:r>
+        <w:t xml:space="preserve">Griesser, M., Nystrand, M., Eggers, S., Ekman, J., 2007. </w:t>
+      </w:r>
+      <w:r>
+        <w:rPr>
+          <w:i/>
+        </w:rPr>
+        <w:t xml:space="preserve">Impact of forestry practices on fitness correlates and population productivity in an open-nesting bird species. </w:t>
+      </w:r>
+      <w:r>
+        <w:t>Conserv. Biol. 21, 767–774. https://doi.org/10.1111/j.1523- 1739.2007.00675.x</w:t>
+      </w:r>
+    </w:p>
+    <w:p>
+      <w:r>
+        <w:t xml:space="preserve">Klein, J., 2020. </w:t>
+      </w:r>
+      <w:r>
+        <w:rPr>
+          <w:i/>
+        </w:rPr>
+        <w:t xml:space="preserve">The forgotten forest – On thinning, retention, and biodiversity in the boreal forest. </w:t>
+      </w:r>
+      <w:r>
+        <w:t>Doctoral Thesis No. 2020:50</w:t>
+      </w:r>
+    </w:p>
+    <w:p>
+      <w:r>
+        <w:t xml:space="preserve">Siffczyk, C., Brotons, L., Kangas, K., Orell, M., 2003. </w:t>
+      </w:r>
+      <w:r>
+        <w:rPr>
+          <w:i/>
+        </w:rPr>
+        <w:t xml:space="preserve">Home range size of willow tits. </w:t>
+      </w:r>
+      <w:r>
+        <w:t>Oecologica, 136, 635–642 (2003)</w:t>
+      </w:r>
+    </w:p>
+    <w:p>
+      <w:r>
+        <w:t xml:space="preserve">SLU Artdatabanken, 2021. </w:t>
+      </w:r>
+      <w:r>
+        <w:rPr>
+          <w:i/>
+        </w:rPr>
+        <w:t xml:space="preserve">Artfaktablad. Naturvård – artfakta. </w:t>
+      </w:r>
+      <w:r>
+        <w:t>SLU Artdatabanken, Uppsala</w:t>
       </w:r>
     </w:p>
     <w:p>
@@ -681,71 +998,17 @@
         <w:pStyle w:val="Heading1"/>
       </w:pPr>
       <w:r>
-        <w:t>Ur PEFC-standarden gällande lagefterlevnad</w:t>
+        <w:t>Dvärgpipistrell – ekologi samt krav på livsmiljön</w:t>
       </w:r>
     </w:p>
     <w:p>
       <w:r>
-        <w:t>PEFC-standarden förutsätter att tillämplig svensk lagstiftning följs. Det är utsedd tillsynsmyndighet som ansvarar för tillsyn av lagens efterlevnad. PEFC-standarden återger innehållet i vissa certifieringskritiska lag- och föreskriftskrav vilka ska ingå i granskning av PEFC-systemets efterlevnad.</w:t>
+        <w:t>Dvärgpipistrell (§4a) omfattas av bilaga 4 EU:s art- och habitatdirektiv vilket innebär ett strikt skydd för arten och dess livsmiljöer. Arten förekommer i alla typer av glesare skogar men föredrar framförallt lövskog. Den födosöker inne bland träden och man hittar den i trädbärande beteshagar, i kantzoner mellan skog och odlingsmark, i närheten av vatten och i bymiljöer. Den undviker stora sammanhängande öppna miljöer såsom åkrar och hyggen. Skogsbruksåtgärder som leder till minskad förekomst av äldre, gles skog och då särskilt tillgång på hålträd och träd med löst sittande bark kan leda till brist på koloniplatser och viloplatser (SLU Artdatabanken, 2024; Skogsstyrelsen, 2016).</w:t>
       </w:r>
     </w:p>
     <w:p>
-      <w:pPr>
-        <w:pStyle w:val="ListBullet"/>
-      </w:pPr>
-      <w:r>
-        <w:rPr>
-          <w:b/>
-          <w:i/>
-        </w:rPr>
-        <w:t xml:space="preserve">Kommentar: </w:t>
-      </w:r>
-      <w:r>
-        <w:rPr>
-          <w:i/>
-        </w:rPr>
-        <w:t>I den avverkningsanmälda skogen har fridlysta arter sina livsmiljöer och växtplatser. Att skada de fridlysta arternas livsmiljöer, växtplatser eller ekologiska funktion är inte tillåtet enligt artskyddsförordningen</w:t>
-      </w:r>
-    </w:p>
-    <w:p>
-      <w:r>
-        <w:br w:type="page"/>
-      </w:r>
-    </w:p>
-    <w:p>
-      <w:pPr>
-        <w:pStyle w:val="Title"/>
-      </w:pPr>
-      <w:r>
-        <w:t>BILAGA 1 – Fridlysta arter</w:t>
-      </w:r>
-    </w:p>
-    <w:p>
-      <w:pPr>
-        <w:pStyle w:val="Heading1"/>
-      </w:pPr>
-      <w:r>
-        <w:t>Duvhök – ekologi samt krav på livsmiljön</w:t>
-      </w:r>
-    </w:p>
-    <w:p>
-      <w:r>
-        <w:t>Duvhök (NT, §4) är rödlistad som nära hotad och fridlyst enligt 4§ artskyddsförordningen. Arten har minskat med 15 (0–30) % under de senaste 18 åren och minskningstakten för den svenska populationen bedöms vara nära gränsvärdet för sårbar (VU). Bedömningen baseras på direkt observation, ett för arten lämpligt abundansindex och minskad geografisk utbredning och/eller försämrad habitatkvalitet (allt yngre och tätare skogar vilket försvårar för boplacering samt missgynnar jaktmöjligheterna) (SLU Artdatabanken, 2026).</w:t>
-      </w:r>
-    </w:p>
-    <w:p>
-      <w:r>
-        <w:t>Duvhöken är starkt bunden till skogsmark, såväl för häckning som födosök. Den påträffas oftast i större skogsområden med äldre skog, men kan ibland även häcka i dungar i områden dominerade av öppen mark. De gamla fåglarna är i huvudsak stationära i sina revir. Duvhöken jagar helst inne i äldre skog och missgynnas av stora hyggen och täta planteringar (Skogsstyrelsen, 2016).</w:t>
-      </w:r>
-    </w:p>
-    <w:p>
-      <w:r>
-        <w:t>Boet läggs inne i tät, oftast äldre skog. Kantzoner mot öppen mark undviks och duvhöken är därför känsligare för slutavverkning än flera andra rovfåglar. Boträdet måste vara grovgrenigt och är oftast en äldre gran eller tall, i sydligaste Sverige är bok vanligt. Duvhöken är beroende av insynsskyddade boplatser. Friställande av boträd eller avverkning så att boplatsen är exponerad mot öppen mark, medför att platsen överges. Samma bo kan användas flera år i rad, men likt andra rovfåglar har den normalt ett eller flera alternativa bon (Skogsstyrelsen, 2016). Eftersom duvhöken helst häckar i gammal skog, är dess häckningsplatser i princip alltid mer eller mindre hotade av skogsbruk och avverkningar (SLU Artdatabanken, 2026).</w:t>
-      </w:r>
-    </w:p>
-    <w:p>
-      <w:r>
-        <w:t>Den viktigaste begränsande faktorn för duvhökspopulationen i stort är födan och ett allvarligare problem är därför den av skogsbruket orsakade storskaliga omvandlingen och utarmningen av skogslandskapet, som kan påverka såväl duvhökens möjlighet att jaga som förekomsten av viktiga byten. Duvhökens jaktteknik gör den beroende av landskapets utformning och sammansättning och dess preferens för gammal skog tyder på att den är anpassad till att jaga i skog som är “lagom” tät. I öppnare biotoper, till exempel hyggen, kommer dess jaktteknik inte till sin rätt och i tätare biotoper, t.ex. ungskogar, har den relativt stora duvhöken svårt att manövrera (SLU Artdatabanken, 2026).</w:t>
+      <w:r>
+        <w:t>Fladdermöss är beroende av hänsyn på landskapsnivå och det är viktigt att alla typer av vatten och våtmarker samt fuktiga skogspartier återställs och bevaras. Sväm- och sumpskog ska alltid sparas, och äldre lövmiljöer bör alltid sparas för födosök, koloniplatser och viloplatser. Utöver kantzoner mot vatten och våtmarker bör tillräckligt breda skyddszoner av uppväxt skog sparas för att skapa och bevara vindskyddade födosöksmiljöer. Genom att binda samman befintliga skogsbestånd med korridorer av uppvuxen skog skapas ett fladdermusvänligt landskap (SLU Artdatabanken, 2024; Skogsstyrelsen, 2016).</w:t>
       </w:r>
     </w:p>
     <w:p>
@@ -753,60 +1016,6 @@
         <w:pStyle w:val="Heading2"/>
       </w:pPr>
       <w:r>
-        <w:t>Referenser – duvhök</w:t>
-      </w:r>
-    </w:p>
-    <w:p>
-      <w:r>
-        <w:t xml:space="preserve">Skogsstyrelsen, 2016. </w:t>
-      </w:r>
-      <w:r>
-        <w:rPr>
-          <w:i/>
-        </w:rPr>
-        <w:t xml:space="preserve">Duvhök – Vägledning för hänsyn till fåglar. </w:t>
-      </w:r>
-      <w:r>
-        <w:t>https://www.skogsstyrelsen.se/globalassets/lag-och-tillsyn/artskydd/vagledningar-for-hansyn-till-faglar/duvhok-vagledning-hansyn2.pdf</w:t>
-      </w:r>
-    </w:p>
-    <w:p>
-      <w:r>
-        <w:t xml:space="preserve">SLU Artdatabanken, 2026. </w:t>
-      </w:r>
-      <w:r>
-        <w:rPr>
-          <w:i/>
-        </w:rPr>
-        <w:t xml:space="preserve">Artfaktablad. Naturvård – artfakta. </w:t>
-      </w:r>
-      <w:r>
-        <w:t>SLU Artdatabanken, Uppsala</w:t>
-      </w:r>
-    </w:p>
-    <w:p>
-      <w:pPr>
-        <w:pStyle w:val="Heading1"/>
-      </w:pPr>
-      <w:r>
-        <w:t>Dvärgpipistrell – ekologi samt krav på livsmiljön</w:t>
-      </w:r>
-    </w:p>
-    <w:p>
-      <w:r>
-        <w:t>Dvärgpipistrell (§4a) omfattas av bilaga 4 EU:s art- och habitatdirektiv vilket innebär ett strikt skydd för arten och dess livsmiljöer. Arten förekommer i alla typer av glesare skogar men föredrar framförallt lövskog. Den födosöker inne bland träden och man hittar den i trädbärande beteshagar, i kantzoner mellan skog och odlingsmark, i närheten av vatten och i bymiljöer. Den undviker stora sammanhängande öppna miljöer såsom åkrar och hyggen. Skogsbruksåtgärder som leder till minskad förekomst av äldre, gles skog och då särskilt tillgång på hålträd och träd med löst sittande bark kan leda till brist på koloniplatser och viloplatser (SLU Artdatabanken, 2024; Skogsstyrelsen, 2016).</w:t>
-      </w:r>
-    </w:p>
-    <w:p>
-      <w:r>
-        <w:t>Fladdermöss är beroende av hänsyn på landskapsnivå och det är viktigt att alla typer av vatten och våtmarker samt fuktiga skogspartier återställs och bevaras. Sväm- och sumpskog ska alltid sparas, och äldre lövmiljöer bör alltid sparas för födosök, koloniplatser och viloplatser. Utöver kantzoner mot vatten och våtmarker bör tillräckligt breda skyddszoner av uppväxt skog sparas för att skapa och bevara vindskyddade födosöksmiljöer. Genom att binda samman befintliga skogsbestånd med korridorer av uppvuxen skog skapas ett fladdermusvänligt landskap (SLU Artdatabanken, 2024; Skogsstyrelsen, 2016).</w:t>
-      </w:r>
-    </w:p>
-    <w:p>
-      <w:pPr>
-        <w:pStyle w:val="Heading2"/>
-      </w:pPr>
-      <w:r>
         <w:t>Referenser – dvärgpipistrell</w:t>
       </w:r>
     </w:p>
@@ -836,258 +1045,6 @@
       </w:r>
       <w:r>
         <w:t>https://artfakta.se/taxa/205995</w:t>
-      </w:r>
-    </w:p>
-    <w:p>
-      <w:pPr>
-        <w:pStyle w:val="Heading1"/>
-      </w:pPr>
-      <w:r>
-        <w:t>Entita – ekologi samt krav på livsmiljön</w:t>
-      </w:r>
-    </w:p>
-    <w:p>
-      <w:r>
-        <w:t xml:space="preserve">Entita (NT, §4) är rödlistad som nära hotad, fridlyst och prioriterad art enligt Skogsvårdslagen. Den omfattas av EU:s fågeldirektiv och är typisk art för </w:t>
-      </w:r>
-      <w:r>
-        <w:rPr>
-          <w:i/>
-        </w:rPr>
-        <w:t>9080 Lövsumpskog</w:t>
-      </w:r>
-      <w:r>
-        <w:t>. Minskningstakten har uppgått till 20 (10–30) % under de senaste 10 åren och bedöms vara nära gränsvärdet för Sårbar (VU). (A2b) (SLU Artdatabanken, 2021).</w:t>
-      </w:r>
-    </w:p>
-    <w:p>
-      <w:r>
-        <w:t>Entitan är en utpräglad lövskogsfågel som påträffas i ädellövskogar, strandskogar, ekhagar, igenväxande hagmarker, lövdungar, parker och trädgårdar. Den föredrar flerskiktade, gärna högvuxna skogar med inslag av äldre träd och med ett välutvecklat buskskikt. Ek- och hasseldominerade skogar och dungar, samt alkärr med videsnår, hör till de miljöer som ofta utnyttjas. I sydligaste Sverige är bokskog en viktig miljö (Skogsstyrelsen, 2016).</w:t>
-      </w:r>
-    </w:p>
-    <w:p>
-      <w:r>
-        <w:t>Reviren är relativt stora för en småfågel, i genomsnitt omkring 5 hektar men de kan vara upp till 20 hektar. Entitan är en utpräglad stannfågel och rör sig inte långt från kläckningsplatsen; ungfåglarna sprider sig sällan mer än 5 km från födelseplatsen och etablerade fåglar lämnar därefter inte sitt revir (Skogsstyrelsen, 2016). Det häckande paret försvarar sitt revir året runt. De tillåter dock en grupp av ungfåglar att etablera sig inom deras revir och så bildas en vinterflock, vilket sker redan i juni månad. Även under kalla vintrar stannar entitan kvar inom sitt revir. Hittar man entitor vid sitt foderbord beror det på att fågelmatningen ligger inom ett entiterevir (SLU Artdatabanken, 2021). Arten är känslig för fragmentering och har svårt att etablera sig i isolerade skogsområden. Entitan är hålhäckare, men kan inte själv hacka fram sitt hål utan är beroende av miljöer som erbjuder naturliga hål (Skogsstyrelsen, 2016).</w:t>
-      </w:r>
-    </w:p>
-    <w:p>
-      <w:r>
-        <w:t>Arten häckar ofta i skogar som är svagt eller inte alls påverkade av skogsbruk. Särskilt i Svealand ofta i skogar som har höga naturvärden och utgör skogliga värdekärnor. Entitan missgynnas av konventionellt skogsbruk genom minskad förekomst av risiga, flerskiktade skogar liksom av avverkning av lövträdsrika kantzoner. Entitans ortstrohet och dåliga spridningsförmåga gör den känslig för fragmentering (Skogsstyrelsen, 2016).</w:t>
-      </w:r>
-    </w:p>
-    <w:p>
-      <w:pPr>
-        <w:pStyle w:val="Heading2"/>
-      </w:pPr>
-      <w:r>
-        <w:t>Referenser – entita</w:t>
-      </w:r>
-    </w:p>
-    <w:p>
-      <w:r>
-        <w:t xml:space="preserve">Skogsstyrelsen, 2016. </w:t>
-      </w:r>
-      <w:r>
-        <w:rPr>
-          <w:i/>
-        </w:rPr>
-        <w:t xml:space="preserve">Vägledning för hänsyn till entita. </w:t>
-      </w:r>
-      <w:r>
-        <w:t>https://www.skogsstyrelsen.se/globalassets/lag-och-tillsyn/artskydd/vagledningar-for-hansyn-till-faglar/entita-vagledning-hansyn2.pdf</w:t>
-      </w:r>
-    </w:p>
-    <w:p>
-      <w:r>
-        <w:t xml:space="preserve">SLU Artdatabanken, 2021. </w:t>
-      </w:r>
-      <w:r>
-        <w:rPr>
-          <w:i/>
-        </w:rPr>
-        <w:t xml:space="preserve">Artfaktablad. Naturvård – artfakta. </w:t>
-      </w:r>
-      <w:r>
-        <w:t>SLU Artdatabanken, Uppsala</w:t>
-      </w:r>
-    </w:p>
-    <w:p>
-      <w:pPr>
-        <w:pStyle w:val="Heading1"/>
-      </w:pPr>
-      <w:r>
-        <w:t>Nordfladdermus – ekologi samt krav på livsmiljön</w:t>
-      </w:r>
-    </w:p>
-    <w:p>
-      <w:r>
-        <w:t>Nordfladdermus (NT, §4a) omfattas av bilaga 4 EU:s art- och habitatdirektiv vilket innebär ett strikt skydd för arten och dess livsmiljöer. Arten har minskat med 27,5 (5–50) % under de senaste 21 åren och minskningstakten för den svenska populationen bedöms vara nära gränsvärdet för Sårbar (VU). (A2bc) (SLU Artdatabanken, 2024).</w:t>
-      </w:r>
-    </w:p>
-    <w:p>
-      <w:r>
-        <w:t>Nordfladdermus föredrar variationsrik skog med förekomst av sjöar, vattendrag och våtmarker och hittas framförallt i halvöppna miljöer som trädbärande beteshagar och i kantzoner mellan skog och odlingsmark. Den undviker stora öppna områden som stora hyggen och större sammanhängande planteringar vilket minskar längden bryn och landskapets heterogenitet och därmed födotillgången och mängden lämpliga jaktplatser. Skogsbruksåtgärder som leder till minskad förekomst av äldre, gles skog och då särskilt tillgång på hålträd och träd med löst sittande bark kan leda till brist på koloniplatser och viloplatser (SLU Artdatabanken, 2024; Skogsstyrelsen, 2016).</w:t>
-      </w:r>
-    </w:p>
-    <w:p>
-      <w:r>
-        <w:t>Fladdermöss är beroende av hänsyn på landskapsnivå och det är viktigt att alla typer av vatten och våtmarker samt fuktiga skogspartier återställs och bevaras. Sväm- och sumpskog ska alltid sparas, och äldre lövmiljöer bör alltid sparas för födosök, koloniplatser och viloplatser. Utöver kantzoner mot vatten och våtmarker bör tillräckligt breda skyddszoner av uppväxt skog sparas för att skapa och bevara vindskyddade födosöksmiljöer. Genom att binda samman befintliga skogsbestånd med korridorer av uppvuxen skog skapas ett fladdermusvänligt landskap (SLU Artdatabanken, 2024; Skogsstyrelsen, 2016).</w:t>
-      </w:r>
-    </w:p>
-    <w:p>
-      <w:pPr>
-        <w:pStyle w:val="Heading2"/>
-      </w:pPr>
-      <w:r>
-        <w:t>Referenser – nordfladdermus</w:t>
-      </w:r>
-    </w:p>
-    <w:p>
-      <w:r>
-        <w:t xml:space="preserve">Skogsstyrelsen, 2016. </w:t>
-      </w:r>
-      <w:r>
-        <w:rPr>
-          <w:i/>
-        </w:rPr>
-        <w:t xml:space="preserve">Vägledning för hänsyn till nordfladdermus. </w:t>
-      </w:r>
-      <w:r>
-        <w:t>Vägledningar och kunskapsstöd artskydd - Skogsstyrelsen</w:t>
-      </w:r>
-    </w:p>
-    <w:p>
-      <w:r>
-        <w:t>SLU Artdatabanken, 2024.</w:t>
-      </w:r>
-      <w:r>
-        <w:rPr>
-          <w:i/>
-        </w:rPr>
-        <w:t xml:space="preserve">  Artfakta: nordfladdermus (Eptesicus nilssonii). </w:t>
-      </w:r>
-      <w:r>
-        <w:t>https://artfakta.se/taxa/205998</w:t>
-      </w:r>
-    </w:p>
-    <w:p>
-      <w:pPr>
-        <w:pStyle w:val="Heading1"/>
-      </w:pPr>
-      <w:r>
-        <w:t>Talltita – ekologi samt krav på livsmiljön</w:t>
-      </w:r>
-    </w:p>
-    <w:p>
-      <w:r>
-        <w:t>Talltita är rödlistad som NT, fridlyst och prioriterad art i Skogsvårdslagen. Den omfattas av EU:s fågeldirektiv. Arten har minskat kraftigt de senaste 30 åren och minskningstakten innevarande 10-årsperiod beräknas till 20 (10–30) % (SLU Artdatabanken, 2022).</w:t>
-      </w:r>
-    </w:p>
-    <w:p>
-      <w:r>
-        <w:t>Talltita föredrar större sammanhängande barrskogar, och finns såväl i tallskog som granskog och i lövblandad barrskog. Skogens struktur är viktig och ska helst vara flerskiktad med riklig underväxt av mindre granar, björk och andra lövträd och buskar. Tillgång på murknande högstubbar är särskilt viktig, eftersom talltitan helst själv hackar ut sitt bohål (SLU Artdatabanken, 2022).</w:t>
-      </w:r>
-    </w:p>
-    <w:p>
-      <w:r>
-        <w:t>Det finns flera studier som visar att talltita är känslig för gallring och inte överlever när dess livsmiljö kalavverkas (Eggers and Low, 2014; Griesser et al., 2007; Klein, 2020). Talltitans revir är förhållandevis stora, 10–20 hektar och arten missgynnas när skogen fragmenteras. Kalavverkning av större delar av reviret innebär att det överges (Artdatabanken, 2021).</w:t>
-      </w:r>
-    </w:p>
-    <w:p>
-      <w:r>
-        <w:t>Talltitan är synnerligen trogen sitt revir så länge paret lever och biotopen förblir intakt. Paret stannar i sitt revir året om. En förlust av ett revir har därför en stor inverkan på den lokala populationen och trakthyggesbruket anses vara orsak till den svenska populationens kraftiga minskning. Talltiteparets revirtrohet innebär att närhelst under året man observerar en adult talltita så ingår denna plats i reviret (Siffczyk et al., 2003; Ekman, 1979).</w:t>
-      </w:r>
-    </w:p>
-    <w:p>
-      <w:pPr>
-        <w:pStyle w:val="Heading2"/>
-      </w:pPr>
-      <w:r>
-        <w:t>Referenser – talltita</w:t>
-      </w:r>
-    </w:p>
-    <w:p>
-      <w:r>
-        <w:t xml:space="preserve">Eggers, S., Low, M., 2014. </w:t>
-      </w:r>
-      <w:r>
-        <w:rPr>
-          <w:i/>
-        </w:rPr>
-        <w:t xml:space="preserve">Differential demographic responses of sympatric Parids to vegetation management in boreal forest. </w:t>
-      </w:r>
-      <w:r>
-        <w:t>For. Ecol. Manage. 319, 169–175.</w:t>
-      </w:r>
-    </w:p>
-    <w:p>
-      <w:r>
-        <w:t xml:space="preserve">Ekman, J., 1979. </w:t>
-      </w:r>
-      <w:r>
-        <w:rPr>
-          <w:i/>
-        </w:rPr>
-        <w:t xml:space="preserve">Coherence, composition and territories of winter social groups of the Willow Tit Parus montanus and the Crested Tit P. cristatus. </w:t>
-      </w:r>
-      <w:r>
-        <w:t>Ornis Scandinavica, 10, pp 56–68</w:t>
-      </w:r>
-    </w:p>
-    <w:p>
-      <w:r>
-        <w:t xml:space="preserve">Griesser, M., Nystrand, M., Eggers, S., Ekman, J., 2007. </w:t>
-      </w:r>
-      <w:r>
-        <w:rPr>
-          <w:i/>
-        </w:rPr>
-        <w:t xml:space="preserve">Impact of forestry practices on fitness correlates and population productivity in an open-nesting bird species. </w:t>
-      </w:r>
-      <w:r>
-        <w:t>Conserv. Biol. 21, 767–774. https://doi.org/10.1111/j.1523- 1739.2007.00675.x</w:t>
-      </w:r>
-    </w:p>
-    <w:p>
-      <w:r>
-        <w:t xml:space="preserve">Klein, J., 2020. </w:t>
-      </w:r>
-      <w:r>
-        <w:rPr>
-          <w:i/>
-        </w:rPr>
-        <w:t xml:space="preserve">The forgotten forest – On thinning, retention, and biodiversity in the boreal forest. </w:t>
-      </w:r>
-      <w:r>
-        <w:t>Doctoral Thesis No. 2020:50</w:t>
-      </w:r>
-    </w:p>
-    <w:p>
-      <w:r>
-        <w:t xml:space="preserve">Siffczyk, C., Brotons, L., Kangas, K., Orell, M., 2003. </w:t>
-      </w:r>
-      <w:r>
-        <w:rPr>
-          <w:i/>
-        </w:rPr>
-        <w:t xml:space="preserve">Home range size of willow tits. </w:t>
-      </w:r>
-      <w:r>
-        <w:t>Oecologica, 136, 635–642 (2003)</w:t>
-      </w:r>
-    </w:p>
-    <w:p>
-      <w:r>
-        <w:t xml:space="preserve">SLU Artdatabanken, 2021. </w:t>
-      </w:r>
-      <w:r>
-        <w:rPr>
-          <w:i/>
-        </w:rPr>
-        <w:t xml:space="preserve">Artfaktablad. Naturvård – artfakta. </w:t>
-      </w:r>
-      <w:r>
-        <w:t>SLU Artdatabanken, Uppsala</w:t>
       </w:r>
     </w:p>
     <w:sectPr>
@@ -1218,7 +1175,7 @@
     <w:r>
       <w:tab/>
       <w:tab/>
-      <w:t>2026-06-20</w:t>
+      <w:t>2026-06-21</w:t>
       <w:br/>
       <w:br/>
     </w:r>

--- a/klagomål/A 17679-2026 FSC-klagomål.docx
+++ b/klagomål/A 17679-2026 FSC-klagomål.docx
@@ -1175,7 +1175,7 @@
     <w:r>
       <w:tab/>
       <w:tab/>
-      <w:t>2026-06-21</w:t>
+      <w:t>2026-06-22</w:t>
       <w:br/>
       <w:br/>
     </w:r>

--- a/klagomål/A 17679-2026 FSC-klagomål.docx
+++ b/klagomål/A 17679-2026 FSC-klagomål.docx
@@ -1175,7 +1175,7 @@
     <w:r>
       <w:tab/>
       <w:tab/>
-      <w:t>2026-06-22</w:t>
+      <w:t>2026-06-23</w:t>
       <w:br/>
       <w:br/>
     </w:r>

--- a/klagomål/A 17679-2026 FSC-klagomål.docx
+++ b/klagomål/A 17679-2026 FSC-klagomål.docx
@@ -1175,7 +1175,7 @@
     <w:r>
       <w:tab/>
       <w:tab/>
-      <w:t>2026-06-23</w:t>
+      <w:t>2026-06-24</w:t>
       <w:br/>
       <w:br/>
     </w:r>

--- a/klagomål/A 17679-2026 FSC-klagomål.docx
+++ b/klagomål/A 17679-2026 FSC-klagomål.docx
@@ -1175,7 +1175,7 @@
     <w:r>
       <w:tab/>
       <w:tab/>
-      <w:t>2026-06-24</w:t>
+      <w:t>2026-06-25</w:t>
       <w:br/>
       <w:br/>
     </w:r>

--- a/klagomål/A 17679-2026 FSC-klagomål.docx
+++ b/klagomål/A 17679-2026 FSC-klagomål.docx
@@ -1175,7 +1175,7 @@
     <w:r>
       <w:tab/>
       <w:tab/>
-      <w:t>2026-06-25</w:t>
+      <w:t>2026-06-26</w:t>
       <w:br/>
       <w:br/>
     </w:r>

--- a/klagomål/A 17679-2026 FSC-klagomål.docx
+++ b/klagomål/A 17679-2026 FSC-klagomål.docx
@@ -1175,7 +1175,7 @@
     <w:r>
       <w:tab/>
       <w:tab/>
-      <w:t>2026-06-26</w:t>
+      <w:t>2026-06-27</w:t>
       <w:br/>
       <w:br/>
     </w:r>

--- a/klagomål/A 17679-2026 FSC-klagomål.docx
+++ b/klagomål/A 17679-2026 FSC-klagomål.docx
@@ -1175,7 +1175,7 @@
     <w:r>
       <w:tab/>
       <w:tab/>
-      <w:t>2026-06-27</w:t>
+      <w:t>2026-06-28</w:t>
       <w:br/>
       <w:br/>
     </w:r>

--- a/klagomål/A 17679-2026 FSC-klagomål.docx
+++ b/klagomål/A 17679-2026 FSC-klagomål.docx
@@ -1175,7 +1175,7 @@
     <w:r>
       <w:tab/>
       <w:tab/>
-      <w:t>2026-06-28</w:t>
+      <w:t>2026-06-29</w:t>
       <w:br/>
       <w:br/>
     </w:r>

--- a/klagomål/A 17679-2026 FSC-klagomål.docx
+++ b/klagomål/A 17679-2026 FSC-klagomål.docx
@@ -1175,7 +1175,7 @@
     <w:r>
       <w:tab/>
       <w:tab/>
-      <w:t>2026-06-29</w:t>
+      <w:t>2026-06-30</w:t>
       <w:br/>
       <w:br/>
     </w:r>

--- a/klagomål/A 17679-2026 FSC-klagomål.docx
+++ b/klagomål/A 17679-2026 FSC-klagomål.docx
@@ -1175,7 +1175,7 @@
     <w:r>
       <w:tab/>
       <w:tab/>
-      <w:t>2026-06-30</w:t>
+      <w:t>2026-07-01</w:t>
       <w:br/>
       <w:br/>
     </w:r>

--- a/klagomål/A 17679-2026 FSC-klagomål.docx
+++ b/klagomål/A 17679-2026 FSC-klagomål.docx
@@ -1175,7 +1175,7 @@
     <w:r>
       <w:tab/>
       <w:tab/>
-      <w:t>2026-07-01</w:t>
+      <w:t>2026-07-02</w:t>
       <w:br/>
       <w:br/>
     </w:r>

--- a/klagomål/A 17679-2026 FSC-klagomål.docx
+++ b/klagomål/A 17679-2026 FSC-klagomål.docx
@@ -1175,7 +1175,7 @@
     <w:r>
       <w:tab/>
       <w:tab/>
-      <w:t>2026-07-13</w:t>
+      <w:t>2026-07-14</w:t>
       <w:br/>
       <w:br/>
     </w:r>

--- a/klagomål/A 17679-2026 FSC-klagomål.docx
+++ b/klagomål/A 17679-2026 FSC-klagomål.docx
@@ -1175,7 +1175,7 @@
     <w:r>
       <w:tab/>
       <w:tab/>
-      <w:t>2026-07-14</w:t>
+      <w:t>2026-07-15</w:t>
       <w:br/>
       <w:br/>
     </w:r>

--- a/klagomål/A 17679-2026 FSC-klagomål.docx
+++ b/klagomål/A 17679-2026 FSC-klagomål.docx
@@ -1175,7 +1175,7 @@
     <w:r>
       <w:tab/>
       <w:tab/>
-      <w:t>2026-07-15</w:t>
+      <w:t>2026-07-16</w:t>
       <w:br/>
       <w:br/>
     </w:r>

--- a/klagomål/A 17679-2026 FSC-klagomål.docx
+++ b/klagomål/A 17679-2026 FSC-klagomål.docx
@@ -1175,7 +1175,7 @@
     <w:r>
       <w:tab/>
       <w:tab/>
-      <w:t>2026-07-16</w:t>
+      <w:t>2026-07-17</w:t>
       <w:br/>
       <w:br/>
     </w:r>

--- a/klagomål/A 17679-2026 FSC-klagomål.docx
+++ b/klagomål/A 17679-2026 FSC-klagomål.docx
@@ -1175,7 +1175,7 @@
     <w:r>
       <w:tab/>
       <w:tab/>
-      <w:t>2026-07-17</w:t>
+      <w:t>2026-07-18</w:t>
       <w:br/>
       <w:br/>
     </w:r>

--- a/klagomål/A 17679-2026 FSC-klagomål.docx
+++ b/klagomål/A 17679-2026 FSC-klagomål.docx
@@ -1175,7 +1175,7 @@
     <w:r>
       <w:tab/>
       <w:tab/>
-      <w:t>2026-07-18</w:t>
+      <w:t>2026-07-19</w:t>
       <w:br/>
       <w:br/>
     </w:r>

--- a/klagomål/A 17679-2026 FSC-klagomål.docx
+++ b/klagomål/A 17679-2026 FSC-klagomål.docx
@@ -1175,7 +1175,7 @@
     <w:r>
       <w:tab/>
       <w:tab/>
-      <w:t>2026-07-19</w:t>
+      <w:t>2026-07-20</w:t>
       <w:br/>
       <w:br/>
     </w:r>

--- a/klagomål/A 17679-2026 FSC-klagomål.docx
+++ b/klagomål/A 17679-2026 FSC-klagomål.docx
@@ -1175,7 +1175,7 @@
     <w:r>
       <w:tab/>
       <w:tab/>
-      <w:t>2026-07-20</w:t>
+      <w:t>2026-07-21</w:t>
       <w:br/>
       <w:br/>
     </w:r>

--- a/klagomål/A 17679-2026 FSC-klagomål.docx
+++ b/klagomål/A 17679-2026 FSC-klagomål.docx
@@ -1175,7 +1175,7 @@
     <w:r>
       <w:tab/>
       <w:tab/>
-      <w:t>2026-07-21</w:t>
+      <w:t>2026-07-22</w:t>
       <w:br/>
       <w:br/>
     </w:r>

--- a/klagomål/A 17679-2026 FSC-klagomål.docx
+++ b/klagomål/A 17679-2026 FSC-klagomål.docx
@@ -1175,7 +1175,7 @@
     <w:r>
       <w:tab/>
       <w:tab/>
-      <w:t>2026-07-22</w:t>
+      <w:t>2026-07-23</w:t>
       <w:br/>
       <w:br/>
     </w:r>

--- a/klagomål/A 17679-2026 FSC-klagomål.docx
+++ b/klagomål/A 17679-2026 FSC-klagomål.docx
@@ -1175,7 +1175,7 @@
     <w:r>
       <w:tab/>
       <w:tab/>
-      <w:t>2026-07-23</w:t>
+      <w:t>2026-07-24</w:t>
       <w:br/>
       <w:br/>
     </w:r>

--- a/klagomål/A 17679-2026 FSC-klagomål.docx
+++ b/klagomål/A 17679-2026 FSC-klagomål.docx
@@ -216,7 +216,7 @@
         <w:spacing w:after="240"/>
       </w:pPr>
       <w:r>
-        <w:t>Figur 1. Fyndplatser för naturvårdsarter i och inom 14 meter från avverkningsanmälan. Markörer utan svart kant är placerade på fyndplatsen. Markörer med svart kant är placerade vid sidan av fyndplatsen har ett svart streck som visar fyndplatsens exakta position. Kartans mittpunktskoordinat är N 6650202, E 652433 i SWEREF 99 TM.</w:t>
+        <w:t>Figur 1. Fyndplatser för naturvårdsarter i och inom 14 meter från avverkningsanmälan. Markörer utan svart kant är placerade på fyndplatsen. Markörer med svart kant är placerade vid sidan av fyndplatsen och har ett svart streck som visar fyndplatsens exakta position. Kartans mittpunktskoordinat är N 6650202, E 652433 i SWEREF 99 TM.</w:t>
       </w:r>
     </w:p>
     <w:p>
@@ -1175,7 +1175,7 @@
     <w:r>
       <w:tab/>
       <w:tab/>
-      <w:t>2026-08-14</w:t>
+      <w:t>2026-08-15</w:t>
       <w:br/>
       <w:br/>
     </w:r>

--- a/klagomål/A 17679-2026 FSC-klagomål.docx
+++ b/klagomål/A 17679-2026 FSC-klagomål.docx
@@ -1175,7 +1175,7 @@
     <w:r>
       <w:tab/>
       <w:tab/>
-      <w:t>2026-08-15</w:t>
+      <w:t>2026-08-16</w:t>
       <w:br/>
       <w:br/>
     </w:r>

--- a/klagomål/A 17679-2026 FSC-klagomål.docx
+++ b/klagomål/A 17679-2026 FSC-klagomål.docx
@@ -1175,7 +1175,7 @@
     <w:r>
       <w:tab/>
       <w:tab/>
-      <w:t>2026-08-16</w:t>
+      <w:t>2026-08-17</w:t>
       <w:br/>
       <w:br/>
     </w:r>

--- a/klagomål/A 17679-2026 FSC-klagomål.docx
+++ b/klagomål/A 17679-2026 FSC-klagomål.docx
@@ -1175,7 +1175,7 @@
     <w:r>
       <w:tab/>
       <w:tab/>
-      <w:t>2026-08-17</w:t>
+      <w:t>2026-08-18</w:t>
       <w:br/>
       <w:br/>
     </w:r>

--- a/klagomål/A 17679-2026 FSC-klagomål.docx
+++ b/klagomål/A 17679-2026 FSC-klagomål.docx
@@ -1175,7 +1175,7 @@
     <w:r>
       <w:tab/>
       <w:tab/>
-      <w:t>2026-08-18</w:t>
+      <w:t>2026-08-19</w:t>
       <w:br/>
       <w:br/>
     </w:r>

--- a/klagomål/A 17679-2026 FSC-klagomål.docx
+++ b/klagomål/A 17679-2026 FSC-klagomål.docx
@@ -1175,7 +1175,7 @@
     <w:r>
       <w:tab/>
       <w:tab/>
-      <w:t>2026-08-19</w:t>
+      <w:t>2026-08-20</w:t>
       <w:br/>
       <w:br/>
     </w:r>

--- a/klagomål/A 17679-2026 FSC-klagomål.docx
+++ b/klagomål/A 17679-2026 FSC-klagomål.docx
@@ -1175,7 +1175,7 @@
     <w:r>
       <w:tab/>
       <w:tab/>
-      <w:t>2026-08-20</w:t>
+      <w:t>2026-08-21</w:t>
       <w:br/>
       <w:br/>
     </w:r>

--- a/klagomål/A 17679-2026 FSC-klagomål.docx
+++ b/klagomål/A 17679-2026 FSC-klagomål.docx
@@ -1175,7 +1175,7 @@
     <w:r>
       <w:tab/>
       <w:tab/>
-      <w:t>2026-08-21</w:t>
+      <w:t>2026-08-22</w:t>
       <w:br/>
       <w:br/>
     </w:r>

--- a/klagomål/A 17679-2026 FSC-klagomål.docx
+++ b/klagomål/A 17679-2026 FSC-klagomål.docx
@@ -1175,7 +1175,7 @@
     <w:r>
       <w:tab/>
       <w:tab/>
-      <w:t>2026-08-22</w:t>
+      <w:t>2026-08-23</w:t>
       <w:br/>
       <w:br/>
     </w:r>

--- a/klagomål/A 17679-2026 FSC-klagomål.docx
+++ b/klagomål/A 17679-2026 FSC-klagomål.docx
@@ -1175,7 +1175,7 @@
     <w:r>
       <w:tab/>
       <w:tab/>
-      <w:t>2026-08-23</w:t>
+      <w:t>2026-08-24</w:t>
       <w:br/>
       <w:br/>
     </w:r>

--- a/klagomål/A 17679-2026 FSC-klagomål.docx
+++ b/klagomål/A 17679-2026 FSC-klagomål.docx
@@ -1175,7 +1175,7 @@
     <w:r>
       <w:tab/>
       <w:tab/>
-      <w:t>2026-08-24</w:t>
+      <w:t>2026-08-25</w:t>
       <w:br/>
       <w:br/>
     </w:r>

--- a/klagomål/A 17679-2026 FSC-klagomål.docx
+++ b/klagomål/A 17679-2026 FSC-klagomål.docx
@@ -1175,7 +1175,7 @@
     <w:r>
       <w:tab/>
       <w:tab/>
-      <w:t>2026-08-25</w:t>
+      <w:t>2026-08-26</w:t>
       <w:br/>
       <w:br/>
     </w:r>

--- a/klagomål/A 17679-2026 FSC-klagomål.docx
+++ b/klagomål/A 17679-2026 FSC-klagomål.docx
@@ -1175,7 +1175,7 @@
     <w:r>
       <w:tab/>
       <w:tab/>
-      <w:t>2026-08-26</w:t>
+      <w:t>2026-08-27</w:t>
       <w:br/>
       <w:br/>
     </w:r>

--- a/klagomål/A 17679-2026 FSC-klagomål.docx
+++ b/klagomål/A 17679-2026 FSC-klagomål.docx
@@ -1175,7 +1175,7 @@
     <w:r>
       <w:tab/>
       <w:tab/>
-      <w:t>2026-08-27</w:t>
+      <w:t>2026-08-28</w:t>
       <w:br/>
       <w:br/>
     </w:r>

--- a/klagomål/A 17679-2026 FSC-klagomål.docx
+++ b/klagomål/A 17679-2026 FSC-klagomål.docx
@@ -1175,7 +1175,7 @@
     <w:r>
       <w:tab/>
       <w:tab/>
-      <w:t>2026-08-28</w:t>
+      <w:t>2026-08-29</w:t>
       <w:br/>
       <w:br/>
     </w:r>

--- a/klagomål/A 17679-2026 FSC-klagomål.docx
+++ b/klagomål/A 17679-2026 FSC-klagomål.docx
@@ -1175,7 +1175,7 @@
     <w:r>
       <w:tab/>
       <w:tab/>
-      <w:t>2026-08-29</w:t>
+      <w:t>2026-08-31</w:t>
       <w:br/>
       <w:br/>
     </w:r>

--- a/klagomål/A 17679-2026 FSC-klagomål.docx
+++ b/klagomål/A 17679-2026 FSC-klagomål.docx
@@ -1175,7 +1175,7 @@
     <w:r>
       <w:tab/>
       <w:tab/>
-      <w:t>2026-08-31</w:t>
+      <w:t>2026-09-01</w:t>
       <w:br/>
       <w:br/>
     </w:r>

--- a/klagomål/A 17679-2026 FSC-klagomål.docx
+++ b/klagomål/A 17679-2026 FSC-klagomål.docx
@@ -1175,7 +1175,7 @@
     <w:r>
       <w:tab/>
       <w:tab/>
-      <w:t>2026-09-01</w:t>
+      <w:t>2026-09-02</w:t>
       <w:br/>
       <w:br/>
     </w:r>

--- a/klagomål/A 17679-2026 FSC-klagomål.docx
+++ b/klagomål/A 17679-2026 FSC-klagomål.docx
@@ -1175,7 +1175,7 @@
     <w:r>
       <w:tab/>
       <w:tab/>
-      <w:t>2026-09-02</w:t>
+      <w:t>2026-09-03</w:t>
       <w:br/>
       <w:br/>
     </w:r>

--- a/klagomål/A 17679-2026 FSC-klagomål.docx
+++ b/klagomål/A 17679-2026 FSC-klagomål.docx
@@ -1175,7 +1175,7 @@
     <w:r>
       <w:tab/>
       <w:tab/>
-      <w:t>2026-09-03</w:t>
+      <w:t>2026-09-04</w:t>
       <w:br/>
       <w:br/>
     </w:r>

--- a/klagomål/A 17679-2026 FSC-klagomål.docx
+++ b/klagomål/A 17679-2026 FSC-klagomål.docx
@@ -1175,7 +1175,7 @@
     <w:r>
       <w:tab/>
       <w:tab/>
-      <w:t>2026-09-04</w:t>
+      <w:t>2026-09-05</w:t>
       <w:br/>
       <w:br/>
     </w:r>

--- a/klagomål/A 17679-2026 FSC-klagomål.docx
+++ b/klagomål/A 17679-2026 FSC-klagomål.docx
@@ -1175,7 +1175,7 @@
     <w:r>
       <w:tab/>
       <w:tab/>
-      <w:t>2026-09-05</w:t>
+      <w:t>2026-09-06</w:t>
       <w:br/>
       <w:br/>
     </w:r>

--- a/klagomål/A 17679-2026 FSC-klagomål.docx
+++ b/klagomål/A 17679-2026 FSC-klagomål.docx
@@ -1175,7 +1175,7 @@
     <w:r>
       <w:tab/>
       <w:tab/>
-      <w:t>2026-09-06</w:t>
+      <w:t>2026-09-07</w:t>
       <w:br/>
       <w:br/>
     </w:r>

--- a/klagomål/A 17679-2026 FSC-klagomål.docx
+++ b/klagomål/A 17679-2026 FSC-klagomål.docx
@@ -1175,7 +1175,7 @@
     <w:r>
       <w:tab/>
       <w:tab/>
-      <w:t>2026-09-07</w:t>
+      <w:t>2026-09-08</w:t>
       <w:br/>
       <w:br/>
     </w:r>

--- a/klagomål/A 17679-2026 FSC-klagomål.docx
+++ b/klagomål/A 17679-2026 FSC-klagomål.docx
@@ -1175,7 +1175,7 @@
     <w:r>
       <w:tab/>
       <w:tab/>
-      <w:t>2026-09-08</w:t>
+      <w:t>2026-09-09</w:t>
       <w:br/>
       <w:br/>
     </w:r>

--- a/klagomål/A 17679-2026 FSC-klagomål.docx
+++ b/klagomål/A 17679-2026 FSC-klagomål.docx
@@ -1175,7 +1175,7 @@
     <w:r>
       <w:tab/>
       <w:tab/>
-      <w:t>2026-09-09</w:t>
+      <w:t>2026-09-10</w:t>
       <w:br/>
       <w:br/>
     </w:r>

--- a/klagomål/A 17679-2026 FSC-klagomål.docx
+++ b/klagomål/A 17679-2026 FSC-klagomål.docx
@@ -1175,7 +1175,7 @@
     <w:r>
       <w:tab/>
       <w:tab/>
-      <w:t>2026-09-10</w:t>
+      <w:t>2026-09-11</w:t>
       <w:br/>
       <w:br/>
     </w:r>

--- a/klagomål/A 17679-2026 FSC-klagomål.docx
+++ b/klagomål/A 17679-2026 FSC-klagomål.docx
@@ -1175,7 +1175,7 @@
     <w:r>
       <w:tab/>
       <w:tab/>
-      <w:t>2026-09-11</w:t>
+      <w:t>2026-09-12</w:t>
       <w:br/>
       <w:br/>
     </w:r>
